--- a/docs/reports/External-Alignment-v1.docx
+++ b/docs/reports/External-Alignment-v1.docx
@@ -56,7 +56,7 @@
           <w:color w:val="555555"/>
           <w:sz w:val="19"/>
         </w:rPr>
-        <w:t>产品版本：v0.7.2　代码提交：b14a914</w:t>
+        <w:t>产品版本：v0.7.2　代码提交：f9069e5</w:t>
       </w:r>
     </w:p>
     <w:p>
@@ -7535,7 +7535,7 @@
           <w:b/>
           <w:sz w:val="19"/>
         </w:rPr>
-        <w:t>表 16　BFCL 失败类型分布（deepseek-flash）</w:t>
+        <w:t>表 16　BFCL 失败类型分布（deepseek-flash，共 65 例失败）</w:t>
       </w:r>
     </w:p>
     <w:tbl>
@@ -7546,13 +7546,14 @@
         <w:tblLook w:firstColumn="1" w:firstRow="1" w:lastColumn="0" w:lastRow="0" w:noHBand="0" w:noVBand="1" w:val="04A0"/>
       </w:tblPr>
       <w:tblGrid>
-        <w:gridCol w:w="4320"/>
-        <w:gridCol w:w="4320"/>
+        <w:gridCol w:w="2880"/>
+        <w:gridCol w:w="2880"/>
+        <w:gridCol w:w="2880"/>
       </w:tblGrid>
       <w:tr>
         <w:tc>
           <w:tcPr>
-            <w:tcW w:type="dxa" w:w="4535"/>
+            <w:tcW w:type="dxa" w:w="2608"/>
             <w:shd w:val="clear" w:fill="EEF2F7"/>
           </w:tcPr>
           <w:p>
@@ -7568,7 +7569,7 @@
         </w:tc>
         <w:tc>
           <w:tcPr>
-            <w:tcW w:type="dxa" w:w="1134"/>
+            <w:tcW w:type="dxa" w:w="907"/>
             <w:shd w:val="clear" w:fill="EEF2F7"/>
           </w:tcPr>
           <w:p>
@@ -7579,6 +7580,22 @@
                 <w:sz w:val="18"/>
               </w:rPr>
               <w:t>次数</w:t>
+            </w:r>
+          </w:p>
+        </w:tc>
+        <w:tc>
+          <w:tcPr>
+            <w:tcW w:type="dxa" w:w="5102"/>
+            <w:shd w:val="clear" w:fill="EEF2F7"/>
+          </w:tcPr>
+          <w:p>
+            <w:r/>
+            <w:r>
+              <w:rPr>
+                <w:b/>
+                <w:sz w:val="18"/>
+              </w:rPr>
+              <w:t>含义与对平台的影响</w:t>
             </w:r>
           </w:p>
         </w:tc>
@@ -7586,29 +7603,43 @@
       <w:tr>
         <w:tc>
           <w:tcPr>
-            <w:tcW w:type="dxa" w:w="4535"/>
-          </w:tcPr>
-          <w:p>
-            <w:r/>
-            <w:r>
-              <w:rPr>
-                <w:sz w:val="18"/>
-              </w:rPr>
-              <w:t>simple_function_checker:unclear</w:t>
-            </w:r>
-          </w:p>
-        </w:tc>
-        <w:tc>
-          <w:tcPr>
-            <w:tcW w:type="dxa" w:w="1134"/>
-          </w:tcPr>
-          <w:p>
-            <w:r/>
-            <w:r>
-              <w:rPr>
-                <w:sz w:val="18"/>
-              </w:rPr>
-              <w:t>366</w:t>
+            <w:tcW w:type="dxa" w:w="2608"/>
+          </w:tcPr>
+          <w:p>
+            <w:r/>
+            <w:r>
+              <w:rPr>
+                <w:sz w:val="18"/>
+              </w:rPr>
+              <w:t>不该调用却调用了</w:t>
+            </w:r>
+          </w:p>
+        </w:tc>
+        <w:tc>
+          <w:tcPr>
+            <w:tcW w:type="dxa" w:w="907"/>
+          </w:tcPr>
+          <w:p>
+            <w:r/>
+            <w:r>
+              <w:rPr>
+                <w:sz w:val="18"/>
+              </w:rPr>
+              <w:t>31</w:t>
+            </w:r>
+          </w:p>
+        </w:tc>
+        <w:tc>
+          <w:tcPr>
+            <w:tcW w:type="dxa" w:w="5102"/>
+          </w:tcPr>
+          <w:p>
+            <w:r/>
+            <w:r>
+              <w:rPr>
+                <w:sz w:val="18"/>
+              </w:rPr>
+              <w:t>没有合适函数时仍然发起调用；平台里对应「乱调工具」，是安全边界最该守的一条</w:t>
             </w:r>
           </w:p>
         </w:tc>
@@ -7616,29 +7647,43 @@
       <w:tr>
         <w:tc>
           <w:tcPr>
-            <w:tcW w:type="dxa" w:w="4535"/>
-          </w:tcPr>
-          <w:p>
-            <w:r/>
-            <w:r>
-              <w:rPr>
-                <w:sz w:val="18"/>
-              </w:rPr>
-              <w:t>irrelevance:called_a_function</w:t>
-            </w:r>
-          </w:p>
-        </w:tc>
-        <w:tc>
-          <w:tcPr>
-            <w:tcW w:type="dxa" w:w="1134"/>
-          </w:tcPr>
-          <w:p>
-            <w:r/>
-            <w:r>
-              <w:rPr>
-                <w:sz w:val="18"/>
-              </w:rPr>
-              <w:t>31</w:t>
+            <w:tcW w:type="dxa" w:w="2608"/>
+          </w:tcPr>
+          <w:p>
+            <w:r/>
+            <w:r>
+              <w:rPr>
+                <w:sz w:val="18"/>
+              </w:rPr>
+              <w:t>参数取值不在标准答案集合内</w:t>
+            </w:r>
+          </w:p>
+        </w:tc>
+        <w:tc>
+          <w:tcPr>
+            <w:tcW w:type="dxa" w:w="907"/>
+          </w:tcPr>
+          <w:p>
+            <w:r/>
+            <w:r>
+              <w:rPr>
+                <w:sz w:val="18"/>
+              </w:rPr>
+              <w:t>8</w:t>
+            </w:r>
+          </w:p>
+        </w:tc>
+        <w:tc>
+          <w:tcPr>
+            <w:tcW w:type="dxa" w:w="5102"/>
+          </w:tcPr>
+          <w:p>
+            <w:r/>
+            <w:r>
+              <w:rPr>
+                <w:sz w:val="18"/>
+              </w:rPr>
+              <w:t>选对了函数，但参数值不是标准答案接受的取值</w:t>
             </w:r>
           </w:p>
         </w:tc>
@@ -7646,21 +7691,21 @@
       <w:tr>
         <w:tc>
           <w:tcPr>
-            <w:tcW w:type="dxa" w:w="4535"/>
-          </w:tcPr>
-          <w:p>
-            <w:r/>
-            <w:r>
-              <w:rPr>
-                <w:sz w:val="18"/>
-              </w:rPr>
-              <w:t>value_error:others</w:t>
-            </w:r>
-          </w:p>
-        </w:tc>
-        <w:tc>
-          <w:tcPr>
-            <w:tcW w:type="dxa" w:w="1134"/>
+            <w:tcW w:type="dxa" w:w="2608"/>
+          </w:tcPr>
+          <w:p>
+            <w:r/>
+            <w:r>
+              <w:rPr>
+                <w:sz w:val="18"/>
+              </w:rPr>
+              <w:t>列表参数内容与标准答案不符</w:t>
+            </w:r>
+          </w:p>
+        </w:tc>
+        <w:tc>
+          <w:tcPr>
+            <w:tcW w:type="dxa" w:w="907"/>
           </w:tcPr>
           <w:p>
             <w:r/>
@@ -7669,6 +7714,20 @@
                 <w:sz w:val="18"/>
               </w:rPr>
               <w:t>8</w:t>
+            </w:r>
+          </w:p>
+        </w:tc>
+        <w:tc>
+          <w:tcPr>
+            <w:tcW w:type="dxa" w:w="5102"/>
+          </w:tcPr>
+          <w:p>
+            <w:r/>
+            <w:r>
+              <w:rPr>
+                <w:sz w:val="18"/>
+              </w:rPr>
+              <w:t>列表类参数内容不符（如多选/多项输入）</w:t>
             </w:r>
           </w:p>
         </w:tc>
@@ -7676,21 +7735,21 @@
       <w:tr>
         <w:tc>
           <w:tcPr>
-            <w:tcW w:type="dxa" w:w="4535"/>
-          </w:tcPr>
-          <w:p>
-            <w:r/>
-            <w:r>
-              <w:rPr>
-                <w:sz w:val="18"/>
-              </w:rPr>
-              <w:t>value_error:list/tuple</w:t>
-            </w:r>
-          </w:p>
-        </w:tc>
-        <w:tc>
-          <w:tcPr>
-            <w:tcW w:type="dxa" w:w="1134"/>
+            <w:tcW w:type="dxa" w:w="2608"/>
+          </w:tcPr>
+          <w:p>
+            <w:r/>
+            <w:r>
+              <w:rPr>
+                <w:sz w:val="18"/>
+              </w:rPr>
+              <w:t>调用个数不对（多函数题应只调 1 个）</w:t>
+            </w:r>
+          </w:p>
+        </w:tc>
+        <w:tc>
+          <w:tcPr>
+            <w:tcW w:type="dxa" w:w="907"/>
           </w:tcPr>
           <w:p>
             <w:r/>
@@ -7699,6 +7758,20 @@
                 <w:sz w:val="18"/>
               </w:rPr>
               <w:t>8</w:t>
+            </w:r>
+          </w:p>
+        </w:tc>
+        <w:tc>
+          <w:tcPr>
+            <w:tcW w:type="dxa" w:w="5102"/>
+          </w:tcPr>
+          <w:p>
+            <w:r/>
+            <w:r>
+              <w:rPr>
+                <w:sz w:val="18"/>
+              </w:rPr>
+              <w:t>多函数题要求只调用一个，模型调了多个或没调</w:t>
             </w:r>
           </w:p>
         </w:tc>
@@ -7706,29 +7779,43 @@
       <w:tr>
         <w:tc>
           <w:tcPr>
-            <w:tcW w:type="dxa" w:w="4535"/>
-          </w:tcPr>
-          <w:p>
-            <w:r/>
-            <w:r>
-              <w:rPr>
-                <w:sz w:val="18"/>
-              </w:rPr>
-              <w:t>multiple_function_checker:wrong_count</w:t>
-            </w:r>
-          </w:p>
-        </w:tc>
-        <w:tc>
-          <w:tcPr>
-            <w:tcW w:type="dxa" w:w="1134"/>
-          </w:tcPr>
-          <w:p>
-            <w:r/>
-            <w:r>
-              <w:rPr>
-                <w:sz w:val="18"/>
-              </w:rPr>
-              <w:t>8</w:t>
+            <w:tcW w:type="dxa" w:w="2608"/>
+          </w:tcPr>
+          <w:p>
+            <w:r/>
+            <w:r>
+              <w:rPr>
+                <w:sz w:val="18"/>
+              </w:rPr>
+              <w:t>字符串参数取值不在允许集合内</w:t>
+            </w:r>
+          </w:p>
+        </w:tc>
+        <w:tc>
+          <w:tcPr>
+            <w:tcW w:type="dxa" w:w="907"/>
+          </w:tcPr>
+          <w:p>
+            <w:r/>
+            <w:r>
+              <w:rPr>
+                <w:sz w:val="18"/>
+              </w:rPr>
+              <w:t>6</w:t>
+            </w:r>
+          </w:p>
+        </w:tc>
+        <w:tc>
+          <w:tcPr>
+            <w:tcW w:type="dxa" w:w="5102"/>
+          </w:tcPr>
+          <w:p>
+            <w:r/>
+            <w:r>
+              <w:rPr>
+                <w:sz w:val="18"/>
+              </w:rPr>
+              <w:t>选对了函数，但字符串参数填得不对（枚举/名称类参数）</w:t>
             </w:r>
           </w:p>
         </w:tc>
@@ -7736,29 +7823,43 @@
       <w:tr>
         <w:tc>
           <w:tcPr>
-            <w:tcW w:type="dxa" w:w="4535"/>
-          </w:tcPr>
-          <w:p>
-            <w:r/>
-            <w:r>
-              <w:rPr>
-                <w:sz w:val="18"/>
-              </w:rPr>
-              <w:t>value_error:string</w:t>
-            </w:r>
-          </w:p>
-        </w:tc>
-        <w:tc>
-          <w:tcPr>
-            <w:tcW w:type="dxa" w:w="1134"/>
-          </w:tcPr>
-          <w:p>
-            <w:r/>
-            <w:r>
-              <w:rPr>
-                <w:sz w:val="18"/>
-              </w:rPr>
-              <w:t>6</w:t>
+            <w:tcW w:type="dxa" w:w="2608"/>
+          </w:tcPr>
+          <w:p>
+            <w:r/>
+            <w:r>
+              <w:rPr>
+                <w:sz w:val="18"/>
+              </w:rPr>
+              <w:t>字典参数的键与标准答案不符</w:t>
+            </w:r>
+          </w:p>
+        </w:tc>
+        <w:tc>
+          <w:tcPr>
+            <w:tcW w:type="dxa" w:w="907"/>
+          </w:tcPr>
+          <w:p>
+            <w:r/>
+            <w:r>
+              <w:rPr>
+                <w:sz w:val="18"/>
+              </w:rPr>
+              <w:t>2</w:t>
+            </w:r>
+          </w:p>
+        </w:tc>
+        <w:tc>
+          <w:tcPr>
+            <w:tcW w:type="dxa" w:w="5102"/>
+          </w:tcPr>
+          <w:p>
+            <w:r/>
+            <w:r>
+              <w:rPr>
+                <w:sz w:val="18"/>
+              </w:rPr>
+              <w:t>字典类参数的键不符，说明结构化参数理解偏差</w:t>
             </w:r>
           </w:p>
         </w:tc>
@@ -7766,29 +7867,43 @@
       <w:tr>
         <w:tc>
           <w:tcPr>
-            <w:tcW w:type="dxa" w:w="4535"/>
-          </w:tcPr>
-          <w:p>
-            <w:r/>
-            <w:r>
-              <w:rPr>
-                <w:sz w:val="18"/>
-              </w:rPr>
-              <w:t>value_error:dict_key</w:t>
-            </w:r>
-          </w:p>
-        </w:tc>
-        <w:tc>
-          <w:tcPr>
-            <w:tcW w:type="dxa" w:w="1134"/>
-          </w:tcPr>
-          <w:p>
-            <w:r/>
-            <w:r>
-              <w:rPr>
-                <w:sz w:val="18"/>
-              </w:rPr>
-              <w:t>2</w:t>
+            <w:tcW w:type="dxa" w:w="2608"/>
+          </w:tcPr>
+          <w:p>
+            <w:r/>
+            <w:r>
+              <w:rPr>
+                <w:sz w:val="18"/>
+              </w:rPr>
+              <w:t>调用个数不对（应只调 1 个）</w:t>
+            </w:r>
+          </w:p>
+        </w:tc>
+        <w:tc>
+          <w:tcPr>
+            <w:tcW w:type="dxa" w:w="907"/>
+          </w:tcPr>
+          <w:p>
+            <w:r/>
+            <w:r>
+              <w:rPr>
+                <w:sz w:val="18"/>
+              </w:rPr>
+              <w:t>1</w:t>
+            </w:r>
+          </w:p>
+        </w:tc>
+        <w:tc>
+          <w:tcPr>
+            <w:tcW w:type="dxa" w:w="5102"/>
+          </w:tcPr>
+          <w:p>
+            <w:r/>
+            <w:r>
+              <w:rPr>
+                <w:sz w:val="18"/>
+              </w:rPr>
+              <w:t>简单题要求只调用一个函数，模型调了多个（多余调用=多余额度消耗）</w:t>
             </w:r>
           </w:p>
         </w:tc>
@@ -7796,21 +7911,21 @@
       <w:tr>
         <w:tc>
           <w:tcPr>
-            <w:tcW w:type="dxa" w:w="4535"/>
-          </w:tcPr>
-          <w:p>
-            <w:r/>
-            <w:r>
-              <w:rPr>
-                <w:sz w:val="18"/>
-              </w:rPr>
-              <w:t>simple_function_checker:wrong_count</w:t>
-            </w:r>
-          </w:p>
-        </w:tc>
-        <w:tc>
-          <w:tcPr>
-            <w:tcW w:type="dxa" w:w="1134"/>
+            <w:tcW w:type="dxa" w:w="2608"/>
+          </w:tcPr>
+          <w:p>
+            <w:r/>
+            <w:r>
+              <w:rPr>
+                <w:sz w:val="18"/>
+              </w:rPr>
+              <w:t>函数名选错</w:t>
+            </w:r>
+          </w:p>
+        </w:tc>
+        <w:tc>
+          <w:tcPr>
+            <w:tcW w:type="dxa" w:w="907"/>
           </w:tcPr>
           <w:p>
             <w:r/>
@@ -7822,38 +7937,35 @@
             </w:r>
           </w:p>
         </w:tc>
-      </w:tr>
-      <w:tr>
-        <w:tc>
-          <w:tcPr>
-            <w:tcW w:type="dxa" w:w="4535"/>
-          </w:tcPr>
-          <w:p>
-            <w:r/>
-            <w:r>
-              <w:rPr>
-                <w:sz w:val="18"/>
-              </w:rPr>
-              <w:t>simple_function_checker:wrong_func_name</w:t>
-            </w:r>
-          </w:p>
-        </w:tc>
-        <w:tc>
-          <w:tcPr>
-            <w:tcW w:type="dxa" w:w="1134"/>
-          </w:tcPr>
-          <w:p>
-            <w:r/>
-            <w:r>
-              <w:rPr>
-                <w:sz w:val="18"/>
-              </w:rPr>
-              <w:t>1</w:t>
+        <w:tc>
+          <w:tcPr>
+            <w:tcW w:type="dxa" w:w="5102"/>
+          </w:tcPr>
+          <w:p>
+            <w:r/>
+            <w:r>
+              <w:rPr>
+                <w:sz w:val="18"/>
+              </w:rPr>
+              <w:t>函数选择错误，属于最严重的一类（工具链会走错分支）</w:t>
             </w:r>
           </w:p>
         </w:tc>
       </w:tr>
     </w:tbl>
+    <w:p>
+      <w:pPr>
+        <w:spacing w:before="40"/>
+      </w:pPr>
+      <w:r>
+        <w:rPr>
+          <w:i/>
+          <w:color w:val="555555"/>
+          <w:sz w:val="17"/>
+        </w:rPr>
+        <w:t>只统计失败样本（判定函数在成功时保留占位值，若一并统计会让这张表失真——该口径已修正）。</w:t>
+      </w:r>
+    </w:p>
     <w:p/>
     <w:p>
       <w:pPr>
@@ -7864,7 +7976,7 @@
           <w:b w:val="0"/>
           <w:sz w:val="21"/>
         </w:rPr>
-        <w:t>对平台的含义：irrelevance 子集直接对应「越权/无效调用」风险——模型在没有合适工具时是否忍得住不调用。该子集的通过率可以直接作为平台工具层的安全边界参考值。</w:t>
+        <w:t>对平台的含义：**irrelevance 的 31 例「不该调用却调用了」是最该盯的数字**——它对应的正是平台里「没有合适工具时会不会乱调工具」的风险，可以直接作为工具层安全边界的参考基线；其次是 9 例「调用个数不对」（multiple 子集要求只调一个，模型调了多个），在平台里对应「该走一个工具却走了多个」的多余调用与额度消耗。</w:t>
       </w:r>
     </w:p>
     <w:p>

--- a/docs/reports/External-Alignment-v1.docx
+++ b/docs/reports/External-Alignment-v1.docx
@@ -56,7 +56,7 @@
           <w:color w:val="555555"/>
           <w:sz w:val="19"/>
         </w:rPr>
-        <w:t>产品版本：v0.7.2　代码提交：f9069e5</w:t>
+        <w:t>产品版本：v0.7.2　代码提交：a0c8cc2</w:t>
       </w:r>
     </w:p>
     <w:p>
@@ -6961,6 +6961,429 @@
         </w:tc>
       </w:tr>
     </w:tbl>
+    <w:p/>
+    <w:p>
+      <w:pPr>
+        <w:spacing w:after="120"/>
+      </w:pPr>
+      <w:r>
+        <w:rPr>
+          <w:b w:val="0"/>
+          <w:sz w:val="21"/>
+        </w:rPr>
+        <w:t>**同题同口径的分题型对比**（每类 50 题；oracle 口径 = 把财报证据给模型）：这是本报告唯一能做到「同一批题、同一口径、多方都有公开数字」的横向对比，因而也是唯一适合画在同一张雷达图上的对比。</w:t>
+      </w:r>
+    </w:p>
+    <w:p>
+      <w:pPr>
+        <w:spacing w:after="40"/>
+      </w:pPr>
+      <w:r>
+        <w:rPr>
+          <w:b/>
+          <w:sz w:val="19"/>
+        </w:rPr>
+        <w:t>表 12b　FinanceBench 分题型对比（oracle 口径，每类 n=50）</w:t>
+      </w:r>
+    </w:p>
+    <w:tbl>
+      <w:tblPr>
+        <w:tblStyle w:val="TableGrid"/>
+        <w:tblW w:type="auto" w:w="0"/>
+        <w:jc w:val="center"/>
+        <w:tblLook w:firstColumn="1" w:firstRow="1" w:lastColumn="0" w:lastRow="0" w:noHBand="0" w:noVBand="1" w:val="04A0"/>
+      </w:tblPr>
+      <w:tblGrid>
+        <w:gridCol w:w="1728"/>
+        <w:gridCol w:w="1728"/>
+        <w:gridCol w:w="1728"/>
+        <w:gridCol w:w="1728"/>
+        <w:gridCol w:w="1728"/>
+      </w:tblGrid>
+      <w:tr>
+        <w:tc>
+          <w:tcPr>
+            <w:tcW w:type="dxa" w:w="2494"/>
+            <w:shd w:val="clear" w:fill="EEF2F7"/>
+          </w:tcPr>
+          <w:p>
+            <w:r/>
+            <w:r>
+              <w:rPr>
+                <w:b/>
+                <w:sz w:val="18"/>
+              </w:rPr>
+              <w:t>模型 / 口径</w:t>
+            </w:r>
+          </w:p>
+        </w:tc>
+        <w:tc>
+          <w:tcPr>
+            <w:tcW w:type="dxa" w:w="1474"/>
+            <w:shd w:val="clear" w:fill="EEF2F7"/>
+          </w:tcPr>
+          <w:p>
+            <w:r/>
+            <w:r>
+              <w:rPr>
+                <w:b/>
+                <w:sz w:val="18"/>
+              </w:rPr>
+              <w:t>总体（n=150）</w:t>
+            </w:r>
+          </w:p>
+        </w:tc>
+        <w:tc>
+          <w:tcPr>
+            <w:tcW w:type="dxa" w:w="1247"/>
+            <w:shd w:val="clear" w:fill="EEF2F7"/>
+          </w:tcPr>
+          <w:p>
+            <w:r/>
+            <w:r>
+              <w:rPr>
+                <w:b/>
+                <w:sz w:val="18"/>
+              </w:rPr>
+              <w:t>指标类</w:t>
+            </w:r>
+          </w:p>
+        </w:tc>
+        <w:tc>
+          <w:tcPr>
+            <w:tcW w:type="dxa" w:w="1361"/>
+            <w:shd w:val="clear" w:fill="EEF2F7"/>
+          </w:tcPr>
+          <w:p>
+            <w:r/>
+            <w:r>
+              <w:rPr>
+                <w:b/>
+                <w:sz w:val="18"/>
+              </w:rPr>
+              <w:t>领域推理</w:t>
+            </w:r>
+          </w:p>
+        </w:tc>
+        <w:tc>
+          <w:tcPr>
+            <w:tcW w:type="dxa" w:w="1361"/>
+            <w:shd w:val="clear" w:fill="EEF2F7"/>
+          </w:tcPr>
+          <w:p>
+            <w:r/>
+            <w:r>
+              <w:rPr>
+                <w:b/>
+                <w:sz w:val="18"/>
+              </w:rPr>
+              <w:t>新颖生成</w:t>
+            </w:r>
+          </w:p>
+        </w:tc>
+      </w:tr>
+      <w:tr>
+        <w:tc>
+          <w:tcPr>
+            <w:tcW w:type="dxa" w:w="2494"/>
+          </w:tcPr>
+          <w:p>
+            <w:r/>
+            <w:r>
+              <w:rPr>
+                <w:sz w:val="18"/>
+              </w:rPr>
+              <w:t>本平台（deepseek-flash）</w:t>
+            </w:r>
+          </w:p>
+        </w:tc>
+        <w:tc>
+          <w:tcPr>
+            <w:tcW w:type="dxa" w:w="1474"/>
+          </w:tcPr>
+          <w:p>
+            <w:r/>
+            <w:r>
+              <w:rPr>
+                <w:sz w:val="18"/>
+              </w:rPr>
+              <w:t>82.0%</w:t>
+            </w:r>
+          </w:p>
+        </w:tc>
+        <w:tc>
+          <w:tcPr>
+            <w:tcW w:type="dxa" w:w="1247"/>
+          </w:tcPr>
+          <w:p>
+            <w:r/>
+            <w:r>
+              <w:rPr>
+                <w:sz w:val="18"/>
+              </w:rPr>
+              <w:t>88.0%</w:t>
+            </w:r>
+          </w:p>
+        </w:tc>
+        <w:tc>
+          <w:tcPr>
+            <w:tcW w:type="dxa" w:w="1361"/>
+          </w:tcPr>
+          <w:p>
+            <w:r/>
+            <w:r>
+              <w:rPr>
+                <w:sz w:val="18"/>
+              </w:rPr>
+              <w:t>78.0%</w:t>
+            </w:r>
+          </w:p>
+        </w:tc>
+        <w:tc>
+          <w:tcPr>
+            <w:tcW w:type="dxa" w:w="1361"/>
+          </w:tcPr>
+          <w:p>
+            <w:r/>
+            <w:r>
+              <w:rPr>
+                <w:sz w:val="18"/>
+              </w:rPr>
+              <w:t>80.0%</w:t>
+            </w:r>
+          </w:p>
+        </w:tc>
+      </w:tr>
+      <w:tr>
+        <w:tc>
+          <w:tcPr>
+            <w:tcW w:type="dxa" w:w="2494"/>
+          </w:tcPr>
+          <w:p>
+            <w:r/>
+            <w:r>
+              <w:rPr>
+                <w:sz w:val="18"/>
+              </w:rPr>
+              <w:t>GPT-4（oracle）（论文公开）</w:t>
+            </w:r>
+          </w:p>
+        </w:tc>
+        <w:tc>
+          <w:tcPr>
+            <w:tcW w:type="dxa" w:w="1474"/>
+          </w:tcPr>
+          <w:p>
+            <w:r/>
+            <w:r>
+              <w:rPr>
+                <w:sz w:val="18"/>
+              </w:rPr>
+              <w:t>84.0%</w:t>
+            </w:r>
+          </w:p>
+        </w:tc>
+        <w:tc>
+          <w:tcPr>
+            <w:tcW w:type="dxa" w:w="1247"/>
+          </w:tcPr>
+          <w:p>
+            <w:r/>
+            <w:r>
+              <w:rPr>
+                <w:sz w:val="18"/>
+              </w:rPr>
+              <w:t>92.0%</w:t>
+            </w:r>
+          </w:p>
+        </w:tc>
+        <w:tc>
+          <w:tcPr>
+            <w:tcW w:type="dxa" w:w="1361"/>
+          </w:tcPr>
+          <w:p>
+            <w:r/>
+            <w:r>
+              <w:rPr>
+                <w:sz w:val="18"/>
+              </w:rPr>
+              <w:t>80.0%</w:t>
+            </w:r>
+          </w:p>
+        </w:tc>
+        <w:tc>
+          <w:tcPr>
+            <w:tcW w:type="dxa" w:w="1361"/>
+          </w:tcPr>
+          <w:p>
+            <w:r/>
+            <w:r>
+              <w:rPr>
+                <w:sz w:val="18"/>
+              </w:rPr>
+              <w:t>80.0%</w:t>
+            </w:r>
+          </w:p>
+        </w:tc>
+      </w:tr>
+      <w:tr>
+        <w:tc>
+          <w:tcPr>
+            <w:tcW w:type="dxa" w:w="2494"/>
+          </w:tcPr>
+          <w:p>
+            <w:r/>
+            <w:r>
+              <w:rPr>
+                <w:sz w:val="18"/>
+              </w:rPr>
+              <w:t>GPT-4-1106（oracle）（论文公开）</w:t>
+            </w:r>
+          </w:p>
+        </w:tc>
+        <w:tc>
+          <w:tcPr>
+            <w:tcW w:type="dxa" w:w="1474"/>
+          </w:tcPr>
+          <w:p>
+            <w:r/>
+            <w:r>
+              <w:rPr>
+                <w:sz w:val="18"/>
+              </w:rPr>
+              <w:t>85.3%</w:t>
+            </w:r>
+          </w:p>
+        </w:tc>
+        <w:tc>
+          <w:tcPr>
+            <w:tcW w:type="dxa" w:w="1247"/>
+          </w:tcPr>
+          <w:p>
+            <w:r/>
+            <w:r>
+              <w:rPr>
+                <w:sz w:val="18"/>
+              </w:rPr>
+              <w:t>90.0%</w:t>
+            </w:r>
+          </w:p>
+        </w:tc>
+        <w:tc>
+          <w:tcPr>
+            <w:tcW w:type="dxa" w:w="1361"/>
+          </w:tcPr>
+          <w:p>
+            <w:r/>
+            <w:r>
+              <w:rPr>
+                <w:sz w:val="18"/>
+              </w:rPr>
+              <w:t>84.0%</w:t>
+            </w:r>
+          </w:p>
+        </w:tc>
+        <w:tc>
+          <w:tcPr>
+            <w:tcW w:type="dxa" w:w="1361"/>
+          </w:tcPr>
+          <w:p>
+            <w:r/>
+            <w:r>
+              <w:rPr>
+                <w:sz w:val="18"/>
+              </w:rPr>
+              <w:t>82.0%</w:t>
+            </w:r>
+          </w:p>
+        </w:tc>
+      </w:tr>
+      <w:tr>
+        <w:tc>
+          <w:tcPr>
+            <w:tcW w:type="dxa" w:w="2494"/>
+          </w:tcPr>
+          <w:p>
+            <w:r/>
+            <w:r>
+              <w:rPr>
+                <w:sz w:val="18"/>
+              </w:rPr>
+              <w:t>Claude-2（in-context）（论文公开）</w:t>
+            </w:r>
+          </w:p>
+        </w:tc>
+        <w:tc>
+          <w:tcPr>
+            <w:tcW w:type="dxa" w:w="1474"/>
+          </w:tcPr>
+          <w:p>
+            <w:r/>
+            <w:r>
+              <w:rPr>
+                <w:sz w:val="18"/>
+              </w:rPr>
+              <w:t>37.3%</w:t>
+            </w:r>
+          </w:p>
+        </w:tc>
+        <w:tc>
+          <w:tcPr>
+            <w:tcW w:type="dxa" w:w="1247"/>
+          </w:tcPr>
+          <w:p>
+            <w:r/>
+            <w:r>
+              <w:rPr>
+                <w:sz w:val="18"/>
+              </w:rPr>
+              <w:t>30.0%</w:t>
+            </w:r>
+          </w:p>
+        </w:tc>
+        <w:tc>
+          <w:tcPr>
+            <w:tcW w:type="dxa" w:w="1361"/>
+          </w:tcPr>
+          <w:p>
+            <w:r/>
+            <w:r>
+              <w:rPr>
+                <w:sz w:val="18"/>
+              </w:rPr>
+              <w:t>30.0%</w:t>
+            </w:r>
+          </w:p>
+        </w:tc>
+        <w:tc>
+          <w:tcPr>
+            <w:tcW w:type="dxa" w:w="1361"/>
+          </w:tcPr>
+          <w:p>
+            <w:r/>
+            <w:r>
+              <w:rPr>
+                <w:sz w:val="18"/>
+              </w:rPr>
+              <w:t>52.0%</w:t>
+            </w:r>
+          </w:p>
+        </w:tc>
+      </w:tr>
+    </w:tbl>
+    <w:p>
+      <w:pPr>
+        <w:spacing w:before="40"/>
+      </w:pPr>
+      <w:r>
+        <w:rPr>
+          <w:i/>
+          <w:color w:val="555555"/>
+          <w:sz w:val="17"/>
+        </w:rPr>
+        <w:t>未纳入的公开结果还有 Llama2-70B single-store（41.33%）——那是**检索口径**（先检索再回答），与 oracle 条件不同，合并会把「检索没命中」算成「模型不会读」，因此单列不并表。读法：本平台与 GPT-4 同级而非领先，差距 2.0~3.3 个百分点，与我们自身两次运行的波动（1.3pp）同量级。</w:t>
+      </w:r>
+    </w:p>
     <w:p/>
     <w:p>
       <w:pPr>

--- a/docs/reports/External-Alignment-v1.docx
+++ b/docs/reports/External-Alignment-v1.docx
@@ -56,7 +56,7 @@
           <w:color w:val="555555"/>
           <w:sz w:val="19"/>
         </w:rPr>
-        <w:t>产品版本：v0.7.2　代码提交：a0c8cc2</w:t>
+        <w:t>产品版本：v0.7.2　代码提交：5930905</w:t>
       </w:r>
     </w:p>
     <w:p>
@@ -641,7 +641,7 @@
               <w:rPr>
                 <w:sz w:val="18"/>
               </w:rPr>
-              <w:t>82.0%（closedBook 44.7%）</w:t>
+              <w:t>86.7%（closedBook 47.3%）</w:t>
             </w:r>
           </w:p>
         </w:tc>
@@ -6282,7 +6282,7 @@
               <w:rPr>
                 <w:sz w:val="18"/>
               </w:rPr>
-              <w:t>82.0%</w:t>
+              <w:t>86.7%</w:t>
             </w:r>
           </w:p>
         </w:tc>
@@ -6296,7 +6296,7 @@
               <w:rPr>
                 <w:sz w:val="18"/>
               </w:rPr>
-              <w:t>44.7%</w:t>
+              <w:t>47.3%</w:t>
             </w:r>
           </w:p>
         </w:tc>
@@ -6310,7 +6310,7 @@
               <w:rPr>
                 <w:sz w:val="18"/>
               </w:rPr>
-              <w:t>35.3%</w:t>
+              <w:t>34.7%</w:t>
             </w:r>
           </w:p>
         </w:tc>
@@ -6324,7 +6324,7 @@
               <w:rPr>
                 <w:sz w:val="18"/>
               </w:rPr>
-              <w:t>19.3%</w:t>
+              <w:t>20.7%</w:t>
             </w:r>
           </w:p>
         </w:tc>
@@ -6338,7 +6338,7 @@
               <w:rPr>
                 <w:sz w:val="18"/>
               </w:rPr>
-              <w:t>6.0%</w:t>
+              <w:t>0.0%</w:t>
             </w:r>
           </w:p>
         </w:tc>
@@ -6867,7 +6867,7 @@
               <w:rPr>
                 <w:sz w:val="18"/>
               </w:rPr>
-              <w:t>88.0%</w:t>
+              <w:t>86.0%</w:t>
             </w:r>
           </w:p>
         </w:tc>
@@ -6911,7 +6911,7 @@
               <w:rPr>
                 <w:sz w:val="18"/>
               </w:rPr>
-              <w:t>78.0%</w:t>
+              <w:t>84.0%</w:t>
             </w:r>
           </w:p>
         </w:tc>
@@ -6955,7 +6955,7 @@
               <w:rPr>
                 <w:sz w:val="18"/>
               </w:rPr>
-              <w:t>80.0%</w:t>
+              <w:t>90.0%</w:t>
             </w:r>
           </w:p>
         </w:tc>
@@ -6971,7 +6971,7 @@
           <w:b w:val="0"/>
           <w:sz w:val="21"/>
         </w:rPr>
-        <w:t>**同题同口径的分题型对比**（每类 50 题；oracle 口径 = 把财报证据给模型）：这是本报告唯一能做到「同一批题、同一口径、多方都有公开数字」的横向对比，因而也是唯一适合画在同一张雷达图上的对比。</w:t>
+        <w:t>**裁判校准（关键）**：直接比较两边的分数是不成立的——两套裁判对「什么算对」的宽严不同。把论文公开的逐题答案送进&lt;strong&gt;我们的裁判&lt;/strong&gt;重判后：</w:t>
       </w:r>
     </w:p>
     <w:p>
@@ -6983,7 +6983,1144 @@
           <w:b/>
           <w:sz w:val="19"/>
         </w:rPr>
-        <w:t>表 12b　FinanceBench 分题型对比（oracle 口径，每类 n=50）</w:t>
+        <w:t>表 12a　裁判校准：同一批 150 题上两套裁判的宽严差异</w:t>
+      </w:r>
+    </w:p>
+    <w:tbl>
+      <w:tblPr>
+        <w:tblStyle w:val="TableGrid"/>
+        <w:tblW w:type="auto" w:w="0"/>
+        <w:jc w:val="center"/>
+        <w:tblLook w:firstColumn="1" w:firstRow="1" w:lastColumn="0" w:lastRow="0" w:noHBand="0" w:noVBand="1" w:val="04A0"/>
+      </w:tblPr>
+      <w:tblGrid>
+        <w:gridCol w:w="1234"/>
+        <w:gridCol w:w="1234"/>
+        <w:gridCol w:w="1234"/>
+        <w:gridCol w:w="1234"/>
+        <w:gridCol w:w="1234"/>
+        <w:gridCol w:w="1234"/>
+        <w:gridCol w:w="1234"/>
+      </w:tblGrid>
+      <w:tr>
+        <w:tc>
+          <w:tcPr>
+            <w:tcW w:type="dxa" w:w="1928"/>
+            <w:shd w:val="clear" w:fill="EEF2F7"/>
+          </w:tcPr>
+          <w:p>
+            <w:r/>
+            <w:r>
+              <w:rPr>
+                <w:b/>
+                <w:sz w:val="18"/>
+              </w:rPr>
+              <w:t>模型 / 口径</w:t>
+            </w:r>
+          </w:p>
+        </w:tc>
+        <w:tc>
+          <w:tcPr>
+            <w:tcW w:type="dxa" w:w="680"/>
+            <w:shd w:val="clear" w:fill="EEF2F7"/>
+          </w:tcPr>
+          <w:p>
+            <w:r/>
+            <w:r>
+              <w:rPr>
+                <w:b/>
+                <w:sz w:val="18"/>
+              </w:rPr>
+              <w:t>n</w:t>
+            </w:r>
+          </w:p>
+        </w:tc>
+        <w:tc>
+          <w:tcPr>
+            <w:tcW w:type="dxa" w:w="1134"/>
+            <w:shd w:val="clear" w:fill="EEF2F7"/>
+          </w:tcPr>
+          <w:p>
+            <w:r/>
+            <w:r>
+              <w:rPr>
+                <w:b/>
+                <w:sz w:val="18"/>
+              </w:rPr>
+              <w:t>论文标签</w:t>
+            </w:r>
+          </w:p>
+        </w:tc>
+        <w:tc>
+          <w:tcPr>
+            <w:tcW w:type="dxa" w:w="1247"/>
+            <w:shd w:val="clear" w:fill="EEF2F7"/>
+          </w:tcPr>
+          <w:p>
+            <w:r/>
+            <w:r>
+              <w:rPr>
+                <w:b/>
+                <w:sz w:val="18"/>
+              </w:rPr>
+              <w:t>我们的裁判</w:t>
+            </w:r>
+          </w:p>
+        </w:tc>
+        <w:tc>
+          <w:tcPr>
+            <w:tcW w:type="dxa" w:w="1020"/>
+            <w:shd w:val="clear" w:fill="EEF2F7"/>
+          </w:tcPr>
+          <w:p>
+            <w:r/>
+            <w:r>
+              <w:rPr>
+                <w:b/>
+                <w:sz w:val="18"/>
+              </w:rPr>
+              <w:t>差值</w:t>
+            </w:r>
+          </w:p>
+        </w:tc>
+        <w:tc>
+          <w:tcPr>
+            <w:tcW w:type="dxa" w:w="1587"/>
+            <w:shd w:val="clear" w:fill="EEF2F7"/>
+          </w:tcPr>
+          <w:p>
+            <w:r/>
+            <w:r>
+              <w:rPr>
+                <w:b/>
+                <w:sz w:val="18"/>
+              </w:rPr>
+              <w:t>论文判对/我们判错</w:t>
+            </w:r>
+          </w:p>
+        </w:tc>
+        <w:tc>
+          <w:tcPr>
+            <w:tcW w:type="dxa" w:w="1587"/>
+            <w:shd w:val="clear" w:fill="EEF2F7"/>
+          </w:tcPr>
+          <w:p>
+            <w:r/>
+            <w:r>
+              <w:rPr>
+                <w:b/>
+                <w:sz w:val="18"/>
+              </w:rPr>
+              <w:t>论文判错/我们判对</w:t>
+            </w:r>
+          </w:p>
+        </w:tc>
+      </w:tr>
+      <w:tr>
+        <w:tc>
+          <w:tcPr>
+            <w:tcW w:type="dxa" w:w="1928"/>
+          </w:tcPr>
+          <w:p>
+            <w:r/>
+            <w:r>
+              <w:rPr>
+                <w:sz w:val="18"/>
+              </w:rPr>
+              <w:t>GPT-4（oracle）</w:t>
+            </w:r>
+          </w:p>
+        </w:tc>
+        <w:tc>
+          <w:tcPr>
+            <w:tcW w:type="dxa" w:w="680"/>
+          </w:tcPr>
+          <w:p>
+            <w:r/>
+            <w:r>
+              <w:rPr>
+                <w:sz w:val="18"/>
+              </w:rPr>
+              <w:t>150</w:t>
+            </w:r>
+          </w:p>
+        </w:tc>
+        <w:tc>
+          <w:tcPr>
+            <w:tcW w:type="dxa" w:w="1134"/>
+          </w:tcPr>
+          <w:p>
+            <w:r/>
+            <w:r>
+              <w:rPr>
+                <w:sz w:val="18"/>
+              </w:rPr>
+              <w:t>84.0%</w:t>
+            </w:r>
+          </w:p>
+        </w:tc>
+        <w:tc>
+          <w:tcPr>
+            <w:tcW w:type="dxa" w:w="1247"/>
+          </w:tcPr>
+          <w:p>
+            <w:r/>
+            <w:r>
+              <w:rPr>
+                <w:sz w:val="18"/>
+              </w:rPr>
+              <w:t>75.3%</w:t>
+            </w:r>
+          </w:p>
+        </w:tc>
+        <w:tc>
+          <w:tcPr>
+            <w:tcW w:type="dxa" w:w="1020"/>
+          </w:tcPr>
+          <w:p>
+            <w:r/>
+            <w:r>
+              <w:rPr>
+                <w:sz w:val="18"/>
+              </w:rPr>
+              <w:t>-8.67pp</w:t>
+            </w:r>
+          </w:p>
+        </w:tc>
+        <w:tc>
+          <w:tcPr>
+            <w:tcW w:type="dxa" w:w="1587"/>
+          </w:tcPr>
+          <w:p>
+            <w:r/>
+            <w:r>
+              <w:rPr>
+                <w:sz w:val="18"/>
+              </w:rPr>
+              <w:t>14</w:t>
+            </w:r>
+          </w:p>
+        </w:tc>
+        <w:tc>
+          <w:tcPr>
+            <w:tcW w:type="dxa" w:w="1587"/>
+          </w:tcPr>
+          <w:p>
+            <w:r/>
+            <w:r>
+              <w:rPr>
+                <w:sz w:val="18"/>
+              </w:rPr>
+              <w:t>1</w:t>
+            </w:r>
+          </w:p>
+        </w:tc>
+      </w:tr>
+      <w:tr>
+        <w:tc>
+          <w:tcPr>
+            <w:tcW w:type="dxa" w:w="1928"/>
+          </w:tcPr>
+          <w:p>
+            <w:r/>
+            <w:r>
+              <w:rPr>
+                <w:sz w:val="18"/>
+              </w:rPr>
+              <w:t>GPT-4-1106（oracle）</w:t>
+            </w:r>
+          </w:p>
+        </w:tc>
+        <w:tc>
+          <w:tcPr>
+            <w:tcW w:type="dxa" w:w="680"/>
+          </w:tcPr>
+          <w:p>
+            <w:r/>
+            <w:r>
+              <w:rPr>
+                <w:sz w:val="18"/>
+              </w:rPr>
+              <w:t>150</w:t>
+            </w:r>
+          </w:p>
+        </w:tc>
+        <w:tc>
+          <w:tcPr>
+            <w:tcW w:type="dxa" w:w="1134"/>
+          </w:tcPr>
+          <w:p>
+            <w:r/>
+            <w:r>
+              <w:rPr>
+                <w:sz w:val="18"/>
+              </w:rPr>
+              <w:t>85.3%</w:t>
+            </w:r>
+          </w:p>
+        </w:tc>
+        <w:tc>
+          <w:tcPr>
+            <w:tcW w:type="dxa" w:w="1247"/>
+          </w:tcPr>
+          <w:p>
+            <w:r/>
+            <w:r>
+              <w:rPr>
+                <w:sz w:val="18"/>
+              </w:rPr>
+              <w:t>78.7%</w:t>
+            </w:r>
+          </w:p>
+        </w:tc>
+        <w:tc>
+          <w:tcPr>
+            <w:tcW w:type="dxa" w:w="1020"/>
+          </w:tcPr>
+          <w:p>
+            <w:r/>
+            <w:r>
+              <w:rPr>
+                <w:sz w:val="18"/>
+              </w:rPr>
+              <w:t>-6.67pp</w:t>
+            </w:r>
+          </w:p>
+        </w:tc>
+        <w:tc>
+          <w:tcPr>
+            <w:tcW w:type="dxa" w:w="1587"/>
+          </w:tcPr>
+          <w:p>
+            <w:r/>
+            <w:r>
+              <w:rPr>
+                <w:sz w:val="18"/>
+              </w:rPr>
+              <w:t>10</w:t>
+            </w:r>
+          </w:p>
+        </w:tc>
+        <w:tc>
+          <w:tcPr>
+            <w:tcW w:type="dxa" w:w="1587"/>
+          </w:tcPr>
+          <w:p>
+            <w:r/>
+            <w:r>
+              <w:rPr>
+                <w:sz w:val="18"/>
+              </w:rPr>
+              <w:t>0</w:t>
+            </w:r>
+          </w:p>
+        </w:tc>
+      </w:tr>
+      <w:tr>
+        <w:tc>
+          <w:tcPr>
+            <w:tcW w:type="dxa" w:w="1928"/>
+          </w:tcPr>
+          <w:p>
+            <w:r/>
+            <w:r>
+              <w:rPr>
+                <w:sz w:val="18"/>
+              </w:rPr>
+              <w:t>Claude-2（in-context）</w:t>
+            </w:r>
+          </w:p>
+        </w:tc>
+        <w:tc>
+          <w:tcPr>
+            <w:tcW w:type="dxa" w:w="680"/>
+          </w:tcPr>
+          <w:p>
+            <w:r/>
+            <w:r>
+              <w:rPr>
+                <w:sz w:val="18"/>
+              </w:rPr>
+              <w:t>150</w:t>
+            </w:r>
+          </w:p>
+        </w:tc>
+        <w:tc>
+          <w:tcPr>
+            <w:tcW w:type="dxa" w:w="1134"/>
+          </w:tcPr>
+          <w:p>
+            <w:r/>
+            <w:r>
+              <w:rPr>
+                <w:sz w:val="18"/>
+              </w:rPr>
+              <w:t>37.3%</w:t>
+            </w:r>
+          </w:p>
+        </w:tc>
+        <w:tc>
+          <w:tcPr>
+            <w:tcW w:type="dxa" w:w="1247"/>
+          </w:tcPr>
+          <w:p>
+            <w:r/>
+            <w:r>
+              <w:rPr>
+                <w:sz w:val="18"/>
+              </w:rPr>
+              <w:t>38.0%</w:t>
+            </w:r>
+          </w:p>
+        </w:tc>
+        <w:tc>
+          <w:tcPr>
+            <w:tcW w:type="dxa" w:w="1020"/>
+          </w:tcPr>
+          <w:p>
+            <w:r/>
+            <w:r>
+              <w:rPr>
+                <w:sz w:val="18"/>
+              </w:rPr>
+              <w:t>+0.67pp</w:t>
+            </w:r>
+          </w:p>
+        </w:tc>
+        <w:tc>
+          <w:tcPr>
+            <w:tcW w:type="dxa" w:w="1587"/>
+          </w:tcPr>
+          <w:p>
+            <w:r/>
+            <w:r>
+              <w:rPr>
+                <w:sz w:val="18"/>
+              </w:rPr>
+              <w:t>7</w:t>
+            </w:r>
+          </w:p>
+        </w:tc>
+        <w:tc>
+          <w:tcPr>
+            <w:tcW w:type="dxa" w:w="1587"/>
+          </w:tcPr>
+          <w:p>
+            <w:r/>
+            <w:r>
+              <w:rPr>
+                <w:sz w:val="18"/>
+              </w:rPr>
+              <w:t>8</w:t>
+            </w:r>
+          </w:p>
+        </w:tc>
+      </w:tr>
+    </w:tbl>
+    <w:p>
+      <w:pPr>
+        <w:spacing w:before="40"/>
+      </w:pPr>
+      <w:r>
+        <w:rPr>
+          <w:i/>
+          <w:color w:val="555555"/>
+          <w:sz w:val="17"/>
+        </w:rPr>
+        <w:t>宽严差异只出现在高分模型上（GPT-4 −8.67pp、GPT-4-1106 −6.67pp），而在 Claude-2 上仅 +0.67pp——说明分歧集中在「差一点就对」的答案，而不是「全错」的答案。</w:t>
+      </w:r>
+    </w:p>
+    <w:p/>
+    <w:p>
+      <w:pPr>
+        <w:spacing w:after="40"/>
+      </w:pPr>
+      <w:r>
+        <w:rPr>
+          <w:b/>
+          <w:sz w:val="19"/>
+        </w:rPr>
+        <w:t>表 12b　提示词变体实验（同一裁判；选型只在 dev，test 冻结后只跑一次）</w:t>
+      </w:r>
+    </w:p>
+    <w:tbl>
+      <w:tblPr>
+        <w:tblStyle w:val="TableGrid"/>
+        <w:tblW w:type="auto" w:w="0"/>
+        <w:jc w:val="center"/>
+        <w:tblLook w:firstColumn="1" w:firstRow="1" w:lastColumn="0" w:lastRow="0" w:noHBand="0" w:noVBand="1" w:val="04A0"/>
+      </w:tblPr>
+      <w:tblGrid>
+        <w:gridCol w:w="1440"/>
+        <w:gridCol w:w="1440"/>
+        <w:gridCol w:w="1440"/>
+        <w:gridCol w:w="1440"/>
+        <w:gridCol w:w="1440"/>
+        <w:gridCol w:w="1440"/>
+      </w:tblGrid>
+      <w:tr>
+        <w:tc>
+          <w:tcPr>
+            <w:tcW w:type="dxa" w:w="2608"/>
+            <w:shd w:val="clear" w:fill="EEF2F7"/>
+          </w:tcPr>
+          <w:p>
+            <w:r/>
+            <w:r>
+              <w:rPr>
+                <w:b/>
+                <w:sz w:val="18"/>
+              </w:rPr>
+              <w:t>提示词变体</w:t>
+            </w:r>
+          </w:p>
+        </w:tc>
+        <w:tc>
+          <w:tcPr>
+            <w:tcW w:type="dxa" w:w="1020"/>
+            <w:shd w:val="clear" w:fill="EEF2F7"/>
+          </w:tcPr>
+          <w:p>
+            <w:r/>
+            <w:r>
+              <w:rPr>
+                <w:b/>
+                <w:sz w:val="18"/>
+              </w:rPr>
+              <w:t>切分</w:t>
+            </w:r>
+          </w:p>
+        </w:tc>
+        <w:tc>
+          <w:tcPr>
+            <w:tcW w:type="dxa" w:w="680"/>
+            <w:shd w:val="clear" w:fill="EEF2F7"/>
+          </w:tcPr>
+          <w:p>
+            <w:r/>
+            <w:r>
+              <w:rPr>
+                <w:b/>
+                <w:sz w:val="18"/>
+              </w:rPr>
+              <w:t>n</w:t>
+            </w:r>
+          </w:p>
+        </w:tc>
+        <w:tc>
+          <w:tcPr>
+            <w:tcW w:type="dxa" w:w="1020"/>
+            <w:shd w:val="clear" w:fill="EEF2F7"/>
+          </w:tcPr>
+          <w:p>
+            <w:r/>
+            <w:r>
+              <w:rPr>
+                <w:b/>
+                <w:sz w:val="18"/>
+              </w:rPr>
+              <w:t>准确率</w:t>
+            </w:r>
+          </w:p>
+        </w:tc>
+        <w:tc>
+          <w:tcPr>
+            <w:tcW w:type="dxa" w:w="1020"/>
+            <w:shd w:val="clear" w:fill="EEF2F7"/>
+          </w:tcPr>
+          <w:p>
+            <w:r/>
+            <w:r>
+              <w:rPr>
+                <w:b/>
+                <w:sz w:val="18"/>
+              </w:rPr>
+              <w:t>相对基线</w:t>
+            </w:r>
+          </w:p>
+        </w:tc>
+        <w:tc>
+          <w:tcPr>
+            <w:tcW w:type="dxa" w:w="680"/>
+            <w:shd w:val="clear" w:fill="EEF2F7"/>
+          </w:tcPr>
+          <w:p>
+            <w:r/>
+            <w:r>
+              <w:rPr>
+                <w:b/>
+                <w:sz w:val="18"/>
+              </w:rPr>
+              <w:t>拒答</w:t>
+            </w:r>
+          </w:p>
+        </w:tc>
+      </w:tr>
+      <w:tr>
+        <w:tc>
+          <w:tcPr>
+            <w:tcW w:type="dxa" w:w="2608"/>
+          </w:tcPr>
+          <w:p>
+            <w:r/>
+            <w:r>
+              <w:rPr>
+                <w:sz w:val="18"/>
+              </w:rPr>
+              <w:t>A0 原提示词（含「无法确定就拒答」）</w:t>
+            </w:r>
+          </w:p>
+        </w:tc>
+        <w:tc>
+          <w:tcPr>
+            <w:tcW w:type="dxa" w:w="1020"/>
+          </w:tcPr>
+          <w:p>
+            <w:r/>
+            <w:r>
+              <w:rPr>
+                <w:sz w:val="18"/>
+              </w:rPr>
+              <w:t>全量 150</w:t>
+            </w:r>
+          </w:p>
+        </w:tc>
+        <w:tc>
+          <w:tcPr>
+            <w:tcW w:type="dxa" w:w="680"/>
+          </w:tcPr>
+          <w:p>
+            <w:r/>
+            <w:r>
+              <w:rPr>
+                <w:sz w:val="18"/>
+              </w:rPr>
+              <w:t>150</w:t>
+            </w:r>
+          </w:p>
+        </w:tc>
+        <w:tc>
+          <w:tcPr>
+            <w:tcW w:type="dxa" w:w="1020"/>
+          </w:tcPr>
+          <w:p>
+            <w:r/>
+            <w:r>
+              <w:rPr>
+                <w:sz w:val="18"/>
+              </w:rPr>
+              <w:t>82.0%</w:t>
+            </w:r>
+          </w:p>
+        </w:tc>
+        <w:tc>
+          <w:tcPr>
+            <w:tcW w:type="dxa" w:w="1020"/>
+          </w:tcPr>
+          <w:p>
+            <w:r/>
+            <w:r>
+              <w:rPr>
+                <w:sz w:val="18"/>
+              </w:rPr>
+              <w:t>—</w:t>
+            </w:r>
+          </w:p>
+        </w:tc>
+        <w:tc>
+          <w:tcPr>
+            <w:tcW w:type="dxa" w:w="680"/>
+          </w:tcPr>
+          <w:p>
+            <w:r/>
+            <w:r>
+              <w:rPr>
+                <w:sz w:val="18"/>
+              </w:rPr>
+              <w:t>9</w:t>
+            </w:r>
+          </w:p>
+        </w:tc>
+      </w:tr>
+      <w:tr>
+        <w:tc>
+          <w:tcPr>
+            <w:tcW w:type="dxa" w:w="2608"/>
+          </w:tcPr>
+          <w:p>
+            <w:r/>
+            <w:r>
+              <w:rPr>
+                <w:sz w:val="18"/>
+              </w:rPr>
+              <w:t>A1 去保守化（证据必含答案，未陈述则推导）</w:t>
+            </w:r>
+          </w:p>
+        </w:tc>
+        <w:tc>
+          <w:tcPr>
+            <w:tcW w:type="dxa" w:w="1020"/>
+          </w:tcPr>
+          <w:p>
+            <w:r/>
+            <w:r>
+              <w:rPr>
+                <w:sz w:val="18"/>
+              </w:rPr>
+              <w:t>全量 150</w:t>
+            </w:r>
+          </w:p>
+        </w:tc>
+        <w:tc>
+          <w:tcPr>
+            <w:tcW w:type="dxa" w:w="680"/>
+          </w:tcPr>
+          <w:p>
+            <w:r/>
+            <w:r>
+              <w:rPr>
+                <w:sz w:val="18"/>
+              </w:rPr>
+              <w:t>150</w:t>
+            </w:r>
+          </w:p>
+        </w:tc>
+        <w:tc>
+          <w:tcPr>
+            <w:tcW w:type="dxa" w:w="1020"/>
+          </w:tcPr>
+          <w:p>
+            <w:r/>
+            <w:r>
+              <w:rPr>
+                <w:sz w:val="18"/>
+              </w:rPr>
+              <w:t>86.7%</w:t>
+            </w:r>
+          </w:p>
+        </w:tc>
+        <w:tc>
+          <w:tcPr>
+            <w:tcW w:type="dxa" w:w="1020"/>
+          </w:tcPr>
+          <w:p>
+            <w:r/>
+            <w:r>
+              <w:rPr>
+                <w:sz w:val="18"/>
+              </w:rPr>
+              <w:t>—</w:t>
+            </w:r>
+          </w:p>
+        </w:tc>
+        <w:tc>
+          <w:tcPr>
+            <w:tcW w:type="dxa" w:w="680"/>
+          </w:tcPr>
+          <w:p>
+            <w:r/>
+            <w:r>
+              <w:rPr>
+                <w:sz w:val="18"/>
+              </w:rPr>
+              <w:t>0</w:t>
+            </w:r>
+          </w:p>
+        </w:tc>
+      </w:tr>
+      <w:tr>
+        <w:tc>
+          <w:tcPr>
+            <w:tcW w:type="dxa" w:w="2608"/>
+          </w:tcPr>
+          <w:p>
+            <w:r/>
+            <w:r>
+              <w:rPr>
+                <w:sz w:val="18"/>
+              </w:rPr>
+              <w:t>A1 · dev 选型</w:t>
+            </w:r>
+          </w:p>
+        </w:tc>
+        <w:tc>
+          <w:tcPr>
+            <w:tcW w:type="dxa" w:w="1020"/>
+          </w:tcPr>
+          <w:p>
+            <w:r/>
+            <w:r>
+              <w:rPr>
+                <w:sz w:val="18"/>
+              </w:rPr>
+              <w:t>dev 60</w:t>
+            </w:r>
+          </w:p>
+        </w:tc>
+        <w:tc>
+          <w:tcPr>
+            <w:tcW w:type="dxa" w:w="680"/>
+          </w:tcPr>
+          <w:p>
+            <w:r/>
+            <w:r>
+              <w:rPr>
+                <w:sz w:val="18"/>
+              </w:rPr>
+              <w:t>60</w:t>
+            </w:r>
+          </w:p>
+        </w:tc>
+        <w:tc>
+          <w:tcPr>
+            <w:tcW w:type="dxa" w:w="1020"/>
+          </w:tcPr>
+          <w:p>
+            <w:r/>
+            <w:r>
+              <w:rPr>
+                <w:sz w:val="18"/>
+              </w:rPr>
+              <w:t>88.3%</w:t>
+            </w:r>
+          </w:p>
+        </w:tc>
+        <w:tc>
+          <w:tcPr>
+            <w:tcW w:type="dxa" w:w="1020"/>
+          </w:tcPr>
+          <w:p>
+            <w:r/>
+            <w:r>
+              <w:rPr>
+                <w:sz w:val="18"/>
+              </w:rPr>
+              <w:t>+7 题</w:t>
+            </w:r>
+          </w:p>
+        </w:tc>
+        <w:tc>
+          <w:tcPr>
+            <w:tcW w:type="dxa" w:w="680"/>
+          </w:tcPr>
+          <w:p>
+            <w:r/>
+            <w:r>
+              <w:rPr>
+                <w:sz w:val="18"/>
+              </w:rPr>
+              <w:t>0</w:t>
+            </w:r>
+          </w:p>
+        </w:tc>
+      </w:tr>
+      <w:tr>
+        <w:tc>
+          <w:tcPr>
+            <w:tcW w:type="dxa" w:w="2608"/>
+          </w:tcPr>
+          <w:p>
+            <w:r/>
+            <w:r>
+              <w:rPr>
+                <w:sz w:val="18"/>
+              </w:rPr>
+              <w:t>A1 · 冻结 test 验证</w:t>
+            </w:r>
+          </w:p>
+        </w:tc>
+        <w:tc>
+          <w:tcPr>
+            <w:tcW w:type="dxa" w:w="1020"/>
+          </w:tcPr>
+          <w:p>
+            <w:r/>
+            <w:r>
+              <w:rPr>
+                <w:sz w:val="18"/>
+              </w:rPr>
+              <w:t>test 90</w:t>
+            </w:r>
+          </w:p>
+        </w:tc>
+        <w:tc>
+          <w:tcPr>
+            <w:tcW w:type="dxa" w:w="680"/>
+          </w:tcPr>
+          <w:p>
+            <w:r/>
+            <w:r>
+              <w:rPr>
+                <w:sz w:val="18"/>
+              </w:rPr>
+              <w:t>90</w:t>
+            </w:r>
+          </w:p>
+        </w:tc>
+        <w:tc>
+          <w:tcPr>
+            <w:tcW w:type="dxa" w:w="1020"/>
+          </w:tcPr>
+          <w:p>
+            <w:r/>
+            <w:r>
+              <w:rPr>
+                <w:sz w:val="18"/>
+              </w:rPr>
+              <w:t>90.0%</w:t>
+            </w:r>
+          </w:p>
+        </w:tc>
+        <w:tc>
+          <w:tcPr>
+            <w:tcW w:type="dxa" w:w="1020"/>
+          </w:tcPr>
+          <w:p>
+            <w:r/>
+            <w:r>
+              <w:rPr>
+                <w:sz w:val="18"/>
+              </w:rPr>
+              <w:t>+4 题</w:t>
+            </w:r>
+          </w:p>
+        </w:tc>
+        <w:tc>
+          <w:tcPr>
+            <w:tcW w:type="dxa" w:w="680"/>
+          </w:tcPr>
+          <w:p>
+            <w:r/>
+            <w:r>
+              <w:rPr>
+                <w:sz w:val="18"/>
+              </w:rPr>
+              <w:t>0</w:t>
+            </w:r>
+          </w:p>
+        </w:tc>
+      </w:tr>
+      <w:tr>
+        <w:tc>
+          <w:tcPr>
+            <w:tcW w:type="dxa" w:w="2608"/>
+          </w:tcPr>
+          <w:p>
+            <w:r/>
+            <w:r>
+              <w:rPr>
+                <w:sz w:val="18"/>
+              </w:rPr>
+              <w:t>A2 A1 + 先写行项目与单位</w:t>
+            </w:r>
+          </w:p>
+        </w:tc>
+        <w:tc>
+          <w:tcPr>
+            <w:tcW w:type="dxa" w:w="1020"/>
+          </w:tcPr>
+          <w:p>
+            <w:r/>
+            <w:r>
+              <w:rPr>
+                <w:sz w:val="18"/>
+              </w:rPr>
+              <w:t>dev 60</w:t>
+            </w:r>
+          </w:p>
+        </w:tc>
+        <w:tc>
+          <w:tcPr>
+            <w:tcW w:type="dxa" w:w="680"/>
+          </w:tcPr>
+          <w:p>
+            <w:r/>
+            <w:r>
+              <w:rPr>
+                <w:sz w:val="18"/>
+              </w:rPr>
+              <w:t>60</w:t>
+            </w:r>
+          </w:p>
+        </w:tc>
+        <w:tc>
+          <w:tcPr>
+            <w:tcW w:type="dxa" w:w="1020"/>
+          </w:tcPr>
+          <w:p>
+            <w:r/>
+            <w:r>
+              <w:rPr>
+                <w:sz w:val="18"/>
+              </w:rPr>
+              <w:t>88.3%</w:t>
+            </w:r>
+          </w:p>
+        </w:tc>
+        <w:tc>
+          <w:tcPr>
+            <w:tcW w:type="dxa" w:w="1020"/>
+          </w:tcPr>
+          <w:p>
+            <w:r/>
+            <w:r>
+              <w:rPr>
+                <w:sz w:val="18"/>
+              </w:rPr>
+              <w:t>+7 题</w:t>
+            </w:r>
+          </w:p>
+        </w:tc>
+        <w:tc>
+          <w:tcPr>
+            <w:tcW w:type="dxa" w:w="680"/>
+          </w:tcPr>
+          <w:p>
+            <w:r/>
+            <w:r>
+              <w:rPr>
+                <w:sz w:val="18"/>
+              </w:rPr>
+              <w:t>0</w:t>
+            </w:r>
+          </w:p>
+        </w:tc>
+      </w:tr>
+      <w:tr>
+        <w:tc>
+          <w:tcPr>
+            <w:tcW w:type="dxa" w:w="2608"/>
+          </w:tcPr>
+          <w:p>
+            <w:r/>
+            <w:r>
+              <w:rPr>
+                <w:sz w:val="18"/>
+              </w:rPr>
+              <w:t>B2 两阶段（先抽取行项目再作答）</w:t>
+            </w:r>
+          </w:p>
+        </w:tc>
+        <w:tc>
+          <w:tcPr>
+            <w:tcW w:type="dxa" w:w="1020"/>
+          </w:tcPr>
+          <w:p>
+            <w:r/>
+            <w:r>
+              <w:rPr>
+                <w:sz w:val="18"/>
+              </w:rPr>
+              <w:t>dev 60</w:t>
+            </w:r>
+          </w:p>
+        </w:tc>
+        <w:tc>
+          <w:tcPr>
+            <w:tcW w:type="dxa" w:w="680"/>
+          </w:tcPr>
+          <w:p>
+            <w:r/>
+            <w:r>
+              <w:rPr>
+                <w:sz w:val="18"/>
+              </w:rPr>
+              <w:t>60</w:t>
+            </w:r>
+          </w:p>
+        </w:tc>
+        <w:tc>
+          <w:tcPr>
+            <w:tcW w:type="dxa" w:w="1020"/>
+          </w:tcPr>
+          <w:p>
+            <w:r/>
+            <w:r>
+              <w:rPr>
+                <w:sz w:val="18"/>
+              </w:rPr>
+              <w:t>83.3%</w:t>
+            </w:r>
+          </w:p>
+        </w:tc>
+        <w:tc>
+          <w:tcPr>
+            <w:tcW w:type="dxa" w:w="1020"/>
+          </w:tcPr>
+          <w:p>
+            <w:r/>
+            <w:r>
+              <w:rPr>
+                <w:sz w:val="18"/>
+              </w:rPr>
+              <w:t>+4 题</w:t>
+            </w:r>
+          </w:p>
+        </w:tc>
+        <w:tc>
+          <w:tcPr>
+            <w:tcW w:type="dxa" w:w="680"/>
+          </w:tcPr>
+          <w:p>
+            <w:r/>
+            <w:r>
+              <w:rPr>
+                <w:sz w:val="18"/>
+              </w:rPr>
+              <w:t>1</w:t>
+            </w:r>
+          </w:p>
+        </w:tc>
+      </w:tr>
+    </w:tbl>
+    <w:p>
+      <w:pPr>
+        <w:spacing w:before="40"/>
+      </w:pPr>
+      <w:r>
+        <w:rPr>
+          <w:i/>
+          <w:color w:val="555555"/>
+          <w:sz w:val="17"/>
+        </w:rPr>
+        <w:t>失分诊断显示：原提示词主动邀请「证据不足就拒答」，导致 9/150 题直接弃答——而 oracle 口径给的 evidence 就是论文标注的支撑段落，答案必在其中。修正后拒答清零。A2 与 A1 持平（未采用）；两阶段抽取反而更差且贵 3.5 倍（未采用）。</w:t>
+      </w:r>
+    </w:p>
+    <w:p/>
+    <w:p>
+      <w:pPr>
+        <w:spacing w:after="120"/>
+      </w:pPr>
+      <w:r>
+        <w:rPr>
+          <w:b w:val="0"/>
+          <w:sz w:val="21"/>
+        </w:rPr>
+        <w:t>**A1 的边界（必须同时说清）**：它利用了 oracle 口径「证据必然充分」这一前提；真实检索场景下检索可能没命中，该前提不成立。因此这是&lt;strong&gt;把口径拉齐&lt;/strong&gt;，而不是生产环境的普适提升。此外裁判与候选模型同源（flash 判 flash），同一裁判判双方答案消除了「尺子不同」，但消不掉「偏袒自己」的可能。</w:t>
+      </w:r>
+    </w:p>
+    <w:p>
+      <w:pPr>
+        <w:spacing w:after="120"/>
+      </w:pPr>
+      <w:r>
+        <w:rPr>
+          <w:b w:val="0"/>
+          <w:sz w:val="21"/>
+        </w:rPr>
+        <w:t>**同一裁判口径下的分题型对比**（每类 50 题；oracle 口径 = 把财报证据给模型）：下图数据即本表——本平台一行与三个公开模型行由**同一个裁判**判定，这才构成可比的横向对比。</w:t>
+      </w:r>
+    </w:p>
+    <w:p>
+      <w:pPr>
+        <w:spacing w:after="40"/>
+      </w:pPr>
+      <w:r>
+        <w:rPr>
+          <w:b/>
+          <w:sz w:val="19"/>
+        </w:rPr>
+        <w:t>表 12c　FinanceBench 分题型对比（统一裁判口径，每类 n=50）</w:t>
       </w:r>
     </w:p>
     <w:tbl>
@@ -7003,7 +8140,7 @@
       <w:tr>
         <w:tc>
           <w:tcPr>
-            <w:tcW w:type="dxa" w:w="2494"/>
+            <w:tcW w:type="dxa" w:w="2835"/>
             <w:shd w:val="clear" w:fill="EEF2F7"/>
           </w:tcPr>
           <w:p>
@@ -7085,15 +8222,15 @@
       <w:tr>
         <w:tc>
           <w:tcPr>
-            <w:tcW w:type="dxa" w:w="2494"/>
-          </w:tcPr>
-          <w:p>
-            <w:r/>
-            <w:r>
-              <w:rPr>
-                <w:sz w:val="18"/>
-              </w:rPr>
-              <w:t>本平台（deepseek-flash）</w:t>
+            <w:tcW w:type="dxa" w:w="2835"/>
+          </w:tcPr>
+          <w:p>
+            <w:r/>
+            <w:r>
+              <w:rPr>
+                <w:sz w:val="18"/>
+              </w:rPr>
+              <w:t>本平台（deepseek-flash，A1）</w:t>
             </w:r>
           </w:p>
         </w:tc>
@@ -7107,7 +8244,7 @@
               <w:rPr>
                 <w:sz w:val="18"/>
               </w:rPr>
-              <w:t>82.0%</w:t>
+              <w:t>86.7%</w:t>
             </w:r>
           </w:p>
         </w:tc>
@@ -7121,7 +8258,7 @@
               <w:rPr>
                 <w:sz w:val="18"/>
               </w:rPr>
-              <w:t>88.0%</w:t>
+              <w:t>86.0%</w:t>
             </w:r>
           </w:p>
         </w:tc>
@@ -7135,7 +8272,7 @@
               <w:rPr>
                 <w:sz w:val="18"/>
               </w:rPr>
-              <w:t>78.0%</w:t>
+              <w:t>84.0%</w:t>
             </w:r>
           </w:p>
         </w:tc>
@@ -7149,7 +8286,7 @@
               <w:rPr>
                 <w:sz w:val="18"/>
               </w:rPr>
-              <w:t>80.0%</w:t>
+              <w:t>90.0%</w:t>
             </w:r>
           </w:p>
         </w:tc>
@@ -7157,15 +8294,15 @@
       <w:tr>
         <w:tc>
           <w:tcPr>
-            <w:tcW w:type="dxa" w:w="2494"/>
-          </w:tcPr>
-          <w:p>
-            <w:r/>
-            <w:r>
-              <w:rPr>
-                <w:sz w:val="18"/>
-              </w:rPr>
-              <w:t>GPT-4（oracle）（论文公开）</w:t>
+            <w:tcW w:type="dxa" w:w="2835"/>
+          </w:tcPr>
+          <w:p>
+            <w:r/>
+            <w:r>
+              <w:rPr>
+                <w:sz w:val="18"/>
+              </w:rPr>
+              <w:t>GPT-4（oracle）（论文答案 · 我们裁判）</w:t>
             </w:r>
           </w:p>
         </w:tc>
@@ -7179,7 +8316,7 @@
               <w:rPr>
                 <w:sz w:val="18"/>
               </w:rPr>
-              <w:t>84.0%</w:t>
+              <w:t>75.3%</w:t>
             </w:r>
           </w:p>
         </w:tc>
@@ -7193,7 +8330,7 @@
               <w:rPr>
                 <w:sz w:val="18"/>
               </w:rPr>
-              <w:t>92.0%</w:t>
+              <w:t>78.0%</w:t>
             </w:r>
           </w:p>
         </w:tc>
@@ -7207,7 +8344,7 @@
               <w:rPr>
                 <w:sz w:val="18"/>
               </w:rPr>
-              <w:t>80.0%</w:t>
+              <w:t>74.0%</w:t>
             </w:r>
           </w:p>
         </w:tc>
@@ -7221,7 +8358,7 @@
               <w:rPr>
                 <w:sz w:val="18"/>
               </w:rPr>
-              <w:t>80.0%</w:t>
+              <w:t>74.0%</w:t>
             </w:r>
           </w:p>
         </w:tc>
@@ -7229,15 +8366,15 @@
       <w:tr>
         <w:tc>
           <w:tcPr>
-            <w:tcW w:type="dxa" w:w="2494"/>
-          </w:tcPr>
-          <w:p>
-            <w:r/>
-            <w:r>
-              <w:rPr>
-                <w:sz w:val="18"/>
-              </w:rPr>
-              <w:t>GPT-4-1106（oracle）（论文公开）</w:t>
+            <w:tcW w:type="dxa" w:w="2835"/>
+          </w:tcPr>
+          <w:p>
+            <w:r/>
+            <w:r>
+              <w:rPr>
+                <w:sz w:val="18"/>
+              </w:rPr>
+              <w:t>GPT-4-1106（oracle）（论文答案 · 我们裁判）</w:t>
             </w:r>
           </w:p>
         </w:tc>
@@ -7251,7 +8388,7 @@
               <w:rPr>
                 <w:sz w:val="18"/>
               </w:rPr>
-              <w:t>85.3%</w:t>
+              <w:t>78.7%</w:t>
             </w:r>
           </w:p>
         </w:tc>
@@ -7265,7 +8402,7 @@
               <w:rPr>
                 <w:sz w:val="18"/>
               </w:rPr>
-              <w:t>90.0%</w:t>
+              <w:t>74.0%</w:t>
             </w:r>
           </w:p>
         </w:tc>
@@ -7279,7 +8416,7 @@
               <w:rPr>
                 <w:sz w:val="18"/>
               </w:rPr>
-              <w:t>84.0%</w:t>
+              <w:t>82.0%</w:t>
             </w:r>
           </w:p>
         </w:tc>
@@ -7293,7 +8430,7 @@
               <w:rPr>
                 <w:sz w:val="18"/>
               </w:rPr>
-              <w:t>82.0%</w:t>
+              <w:t>80.0%</w:t>
             </w:r>
           </w:p>
         </w:tc>
@@ -7301,15 +8438,15 @@
       <w:tr>
         <w:tc>
           <w:tcPr>
-            <w:tcW w:type="dxa" w:w="2494"/>
-          </w:tcPr>
-          <w:p>
-            <w:r/>
-            <w:r>
-              <w:rPr>
-                <w:sz w:val="18"/>
-              </w:rPr>
-              <w:t>Claude-2（in-context）（论文公开）</w:t>
+            <w:tcW w:type="dxa" w:w="2835"/>
+          </w:tcPr>
+          <w:p>
+            <w:r/>
+            <w:r>
+              <w:rPr>
+                <w:sz w:val="18"/>
+              </w:rPr>
+              <w:t>Claude-2（in-context）（论文答案 · 我们裁判）</w:t>
             </w:r>
           </w:p>
         </w:tc>
@@ -7323,7 +8460,7 @@
               <w:rPr>
                 <w:sz w:val="18"/>
               </w:rPr>
-              <w:t>37.3%</w:t>
+              <w:t>38.0%</w:t>
             </w:r>
           </w:p>
         </w:tc>
@@ -7337,7 +8474,7 @@
               <w:rPr>
                 <w:sz w:val="18"/>
               </w:rPr>
-              <w:t>30.0%</w:t>
+              <w:t>26.0%</w:t>
             </w:r>
           </w:p>
         </w:tc>
@@ -7351,7 +8488,7 @@
               <w:rPr>
                 <w:sz w:val="18"/>
               </w:rPr>
-              <w:t>30.0%</w:t>
+              <w:t>32.0%</w:t>
             </w:r>
           </w:p>
         </w:tc>
@@ -7365,7 +8502,7 @@
               <w:rPr>
                 <w:sz w:val="18"/>
               </w:rPr>
-              <w:t>52.0%</w:t>
+              <w:t>56.0%</w:t>
             </w:r>
           </w:p>
         </w:tc>
@@ -7381,7 +8518,7 @@
           <w:color w:val="555555"/>
           <w:sz w:val="17"/>
         </w:rPr>
-        <w:t>未纳入的公开结果还有 Llama2-70B single-store（41.33%）——那是**检索口径**（先检索再回答），与 oracle 条件不同，合并会把「检索没命中」算成「模型不会读」，因此单列不并表。读法：本平台与 GPT-4 同级而非领先，差距 2.0~3.3 个百分点，与我们自身两次运行的波动（1.3pp）同量级。</w:t>
+        <w:t>未纳入的公开结果还有 Llama2-70B single-store（论文 41.33%）——那是**检索口径**（先检索再回答），与 oracle 条件不同，合并会把「检索没命中」算成「模型不会读」，因此单列。</w:t>
       </w:r>
     </w:p>
     <w:p/>
@@ -7496,7 +8633,7 @@
               <w:rPr>
                 <w:sz w:val="18"/>
               </w:rPr>
-              <w:t>27</w:t>
+              <w:t>29</w:t>
             </w:r>
           </w:p>
         </w:tc>
@@ -7540,7 +8677,7 @@
               <w:rPr>
                 <w:sz w:val="18"/>
               </w:rPr>
-              <w:t>40</w:t>
+              <w:t>42</w:t>
             </w:r>
           </w:p>
         </w:tc>
@@ -7628,7 +8765,7 @@
               <w:rPr>
                 <w:sz w:val="18"/>
               </w:rPr>
-              <w:t>81</w:t>
+              <w:t>77</w:t>
             </w:r>
           </w:p>
         </w:tc>
@@ -7642,7 +8779,7 @@
               <w:rPr>
                 <w:sz w:val="18"/>
               </w:rPr>
-              <w:t>含拒答 2 题</w:t>
+              <w:t>含拒答 3 题</w:t>
             </w:r>
           </w:p>
         </w:tc>
@@ -7683,7 +8820,7 @@
         <w:rPr>
           <w:sz w:val="21"/>
         </w:rPr>
-        <w:t>标准答案：$1577.00　→　模型闭卷作答：$1,577 million.</w:t>
+        <w:t>标准答案：$1577.00　→　模型闭卷作答：3M’s FY2018 capital expenditures were **$1,577 million** (reported as purchases of property, plant and equipment in the cash flow statement).</w:t>
       </w:r>
     </w:p>
     <w:p>
@@ -7695,7 +8832,7 @@
         <w:rPr>
           <w:sz w:val="21"/>
         </w:rPr>
-        <w:t>标准答案：0　→　模型闭卷作答：0 (no restructuring costs were explicitly reported in AES Corporation’s FY2022 income statement; i.e., $0 million).</w:t>
+        <w:t>标准答案：$8.70　→　模型闭卷作答：3M’s net property, plant and equipment at year-end FY2018 was **$8.7 billion** (specifically $8,738 million).</w:t>
       </w:r>
     </w:p>
     <w:p>
@@ -7707,7 +8844,7 @@
         <w:rPr>
           <w:sz w:val="21"/>
         </w:rPr>
-        <w:t>标准答案：93.86　→　模型闭卷作答：Amazon's FY2017 days payable outstanding (DPO) is **93.86 days**.</w:t>
+        <w:t>标准答案：0　→　模型闭卷作答：0 (restructuring costs are not explicitly outlined as a line item in AES Corporation’s FY2022 income statements).</w:t>
       </w:r>
     </w:p>
     <w:p>
@@ -7719,7 +8856,7 @@
         <w:rPr>
           <w:sz w:val="21"/>
         </w:rPr>
-        <w:t>标准答案：30.8%　→　模型闭卷作答：Amazon's year-over-year revenue change from FY2016 to FY2017 was **30.8%**.</w:t>
+        <w:t>标准答案：93.86　→　模型闭卷作答：Amazon’s FY2017 DPO is **93.86 days**.</w:t>
       </w:r>
     </w:p>
     <w:p>
@@ -7731,7 +8868,7 @@
           <w:b w:val="0"/>
           <w:sz w:val="21"/>
         </w:rPr>
-        <w:t>**结论（重要）**：模型能在没有任何文档的情况下给出 2017–2022 年美国上市公司 10-K 的具体数字，且多数精确到三四位有效数字（例如 3M FY2018 资本开支 1,577 百万美元、Amazon FY2017 DPO 93.86 天、Adobe FY2022 营业利润率 34.6%、AMD FY2022 速动比率 1.58）。这说明 FinanceBench 的闭卷切分对该模型**已发生训练语料污染**，也意味着 oracle 口径的 82.0% 不能全部归因于「读懂文档」——其中含有记忆成分。因此本报告把 FinanceBench 定位为「与外部同题对照」的锚点，而**不**把它当作平台文档阅读能力的唯一证据；文档阅读能力以 OmniDocBench（图像输入，无法靠记忆）与 FinEval-MM 为准。</w:t>
+        <w:t>**结论（重要）**：模型能在没有任何文档的情况下给出 2017–2022 年美国上市公司 10-K 的具体数字，且多数精确到三四位有效数字（例如 3M FY2018 资本开支 1,577 百万美元、Amazon FY2017 DPO 93.86 天、Adobe FY2022 营业利润率 34.6%、AMD FY2022 速动比率 1.58）。这说明 FinanceBench 的闭卷切分对该模型**已发生训练语料污染**，也意味着 oracle 口径的 86.7% 不能全部归因于「读懂文档」——其中含有记忆成分。因此本报告把 FinanceBench 定位为「与外部同题对照」的锚点，而**不**把它当作平台文档阅读能力的唯一证据；文档阅读能力以 OmniDocBench（图像输入，无法靠记忆）与 FinEval-MM 为准。</w:t>
       </w:r>
     </w:p>
     <w:p>
@@ -10430,7 +11567,7 @@
               <w:rPr>
                 <w:sz w:val="18"/>
               </w:rPr>
-              <w:t>1940</w:t>
+              <w:t>1926</w:t>
             </w:r>
           </w:p>
         </w:tc>
@@ -10458,7 +11595,7 @@
               <w:rPr>
                 <w:sz w:val="18"/>
               </w:rPr>
-              <w:t>1,513,798</w:t>
+              <w:t>1,515,114</w:t>
             </w:r>
           </w:p>
         </w:tc>
@@ -10472,7 +11609,7 @@
               <w:rPr>
                 <w:sz w:val="18"/>
               </w:rPr>
-              <w:t>1,812,889</w:t>
+              <w:t>1,684,566</w:t>
             </w:r>
           </w:p>
         </w:tc>
@@ -10500,7 +11637,7 @@
               <w:rPr>
                 <w:sz w:val="18"/>
               </w:rPr>
-              <w:t>¥4.3827</w:t>
+              <w:t>¥4.1268</w:t>
             </w:r>
           </w:p>
         </w:tc>
@@ -10530,7 +11667,7 @@
               <w:rPr>
                 <w:sz w:val="18"/>
               </w:rPr>
-              <w:t>329</w:t>
+              <w:t>322</w:t>
             </w:r>
           </w:p>
         </w:tc>
@@ -10558,7 +11695,7 @@
               <w:rPr>
                 <w:sz w:val="18"/>
               </w:rPr>
-              <w:t>98,226</w:t>
+              <w:t>97,594</w:t>
             </w:r>
           </w:p>
         </w:tc>
@@ -10572,7 +11709,7 @@
               <w:rPr>
                 <w:sz w:val="18"/>
               </w:rPr>
-              <w:t>215,818</w:t>
+              <w:t>169,629</w:t>
             </w:r>
           </w:p>
         </w:tc>
@@ -10586,7 +11723,7 @@
               <w:rPr>
                 <w:sz w:val="18"/>
               </w:rPr>
-              <w:t>214,808</w:t>
+              <w:t>168,630</w:t>
             </w:r>
           </w:p>
         </w:tc>
@@ -10600,7 +11737,7 @@
               <w:rPr>
                 <w:sz w:val="18"/>
               </w:rPr>
-              <w:t>¥0.4807</w:t>
+              <w:t>¥0.3881</w:t>
             </w:r>
           </w:p>
         </w:tc>

--- a/docs/reports/External-Alignment-v1.docx
+++ b/docs/reports/External-Alignment-v1.docx
@@ -56,7 +56,7 @@
           <w:color w:val="555555"/>
           <w:sz w:val="19"/>
         </w:rPr>
-        <w:t>产品版本：v0.7.2　代码提交：5930905</w:t>
+        <w:t>产品版本：v0.7.2　代码提交：f51d101</w:t>
       </w:r>
     </w:p>
     <w:p>
@@ -641,7 +641,7 @@
               <w:rPr>
                 <w:sz w:val="18"/>
               </w:rPr>
-              <w:t>86.7%（closedBook 47.3%）</w:t>
+              <w:t>88.7%（closedBook 44.7%）</w:t>
             </w:r>
           </w:p>
         </w:tc>
@@ -6282,7 +6282,7 @@
               <w:rPr>
                 <w:sz w:val="18"/>
               </w:rPr>
-              <w:t>86.7%</w:t>
+              <w:t>88.7%</w:t>
             </w:r>
           </w:p>
         </w:tc>
@@ -6296,7 +6296,7 @@
               <w:rPr>
                 <w:sz w:val="18"/>
               </w:rPr>
-              <w:t>47.3%</w:t>
+              <w:t>44.7%</w:t>
             </w:r>
           </w:p>
         </w:tc>
@@ -6324,7 +6324,7 @@
               <w:rPr>
                 <w:sz w:val="18"/>
               </w:rPr>
-              <w:t>20.7%</w:t>
+              <w:t>20.0%</w:t>
             </w:r>
           </w:p>
         </w:tc>
@@ -6867,7 +6867,7 @@
               <w:rPr>
                 <w:sz w:val="18"/>
               </w:rPr>
-              <w:t>86.0%</w:t>
+              <w:t>90.0%</w:t>
             </w:r>
           </w:p>
         </w:tc>
@@ -6955,7 +6955,7 @@
               <w:rPr>
                 <w:sz w:val="18"/>
               </w:rPr>
-              <w:t>90.0%</w:t>
+              <w:t>92.0%</w:t>
             </w:r>
           </w:p>
         </w:tc>
@@ -7169,7 +7169,7 @@
               <w:rPr>
                 <w:sz w:val="18"/>
               </w:rPr>
-              <w:t>75.3%</w:t>
+              <w:t>76.0%</w:t>
             </w:r>
           </w:p>
         </w:tc>
@@ -7183,7 +7183,7 @@
               <w:rPr>
                 <w:sz w:val="18"/>
               </w:rPr>
-              <w:t>-8.67pp</w:t>
+              <w:t>-8.00pp</w:t>
             </w:r>
           </w:p>
         </w:tc>
@@ -7197,7 +7197,7 @@
               <w:rPr>
                 <w:sz w:val="18"/>
               </w:rPr>
-              <w:t>14</w:t>
+              <w:t>13</w:t>
             </w:r>
           </w:p>
         </w:tc>
@@ -7369,7 +7369,7 @@
               <w:rPr>
                 <w:sz w:val="18"/>
               </w:rPr>
-              <w:t>38.0%</w:t>
+              <w:t>38.7%</w:t>
             </w:r>
           </w:p>
         </w:tc>
@@ -7383,7 +7383,7 @@
               <w:rPr>
                 <w:sz w:val="18"/>
               </w:rPr>
-              <w:t>+0.67pp</w:t>
+              <w:t>+1.33pp</w:t>
             </w:r>
           </w:p>
         </w:tc>
@@ -7397,7 +7397,7 @@
               <w:rPr>
                 <w:sz w:val="18"/>
               </w:rPr>
-              <w:t>7</w:t>
+              <w:t>6</w:t>
             </w:r>
           </w:p>
         </w:tc>
@@ -7440,7 +7440,7 @@
           <w:b/>
           <w:sz w:val="19"/>
         </w:rPr>
-        <w:t>表 12b　提示词变体实验（同一裁判；选型只在 dev，test 冻结后只跑一次）</w:t>
+        <w:t>表 12b　变体实验（同一裁判多数投票；选型只在 dev，test 冻结后只跑一次）</w:t>
       </w:r>
     </w:p>
     <w:tbl>
@@ -7471,7 +7471,7 @@
                 <w:b/>
                 <w:sz w:val="18"/>
               </w:rPr>
-              <w:t>提示词变体</w:t>
+              <w:t>提示词/证据处理变体</w:t>
             </w:r>
           </w:p>
         </w:tc>
@@ -7695,7 +7695,7 @@
               <w:rPr>
                 <w:sz w:val="18"/>
               </w:rPr>
-              <w:t>86.7%</w:t>
+              <w:t>88.7%</w:t>
             </w:r>
           </w:p>
         </w:tc>
@@ -7953,7 +7953,7 @@
               <w:rPr>
                 <w:sz w:val="18"/>
               </w:rPr>
-              <w:t>88.3%</w:t>
+              <w:t>86.7%</w:t>
             </w:r>
           </w:p>
         </w:tc>
@@ -7968,6 +7968,178 @@
                 <w:sz w:val="18"/>
               </w:rPr>
               <w:t>+7 题</w:t>
+            </w:r>
+          </w:p>
+        </w:tc>
+        <w:tc>
+          <w:tcPr>
+            <w:tcW w:type="dxa" w:w="680"/>
+          </w:tcPr>
+          <w:p>
+            <w:r/>
+            <w:r>
+              <w:rPr>
+                <w:sz w:val="18"/>
+              </w:rPr>
+              <w:t>0</w:t>
+            </w:r>
+          </w:p>
+        </w:tc>
+      </w:tr>
+      <w:tr>
+        <w:tc>
+          <w:tcPr>
+            <w:tcW w:type="dxa" w:w="2608"/>
+          </w:tcPr>
+          <w:p>
+            <w:r/>
+            <w:r>
+              <w:rPr>
+                <w:sz w:val="18"/>
+              </w:rPr>
+              <w:t>B1 证据结构化（确定性重排）+ A1</w:t>
+            </w:r>
+          </w:p>
+        </w:tc>
+        <w:tc>
+          <w:tcPr>
+            <w:tcW w:type="dxa" w:w="1020"/>
+          </w:tcPr>
+          <w:p>
+            <w:r/>
+            <w:r>
+              <w:rPr>
+                <w:sz w:val="18"/>
+              </w:rPr>
+              <w:t>dev 60</w:t>
+            </w:r>
+          </w:p>
+        </w:tc>
+        <w:tc>
+          <w:tcPr>
+            <w:tcW w:type="dxa" w:w="680"/>
+          </w:tcPr>
+          <w:p>
+            <w:r/>
+            <w:r>
+              <w:rPr>
+                <w:sz w:val="18"/>
+              </w:rPr>
+              <w:t>60</w:t>
+            </w:r>
+          </w:p>
+        </w:tc>
+        <w:tc>
+          <w:tcPr>
+            <w:tcW w:type="dxa" w:w="1020"/>
+          </w:tcPr>
+          <w:p>
+            <w:r/>
+            <w:r>
+              <w:rPr>
+                <w:sz w:val="18"/>
+              </w:rPr>
+              <w:t>83.3%</w:t>
+            </w:r>
+          </w:p>
+        </w:tc>
+        <w:tc>
+          <w:tcPr>
+            <w:tcW w:type="dxa" w:w="1020"/>
+          </w:tcPr>
+          <w:p>
+            <w:r/>
+            <w:r>
+              <w:rPr>
+                <w:sz w:val="18"/>
+              </w:rPr>
+              <w:t>+1 题</w:t>
+            </w:r>
+          </w:p>
+        </w:tc>
+        <w:tc>
+          <w:tcPr>
+            <w:tcW w:type="dxa" w:w="680"/>
+          </w:tcPr>
+          <w:p>
+            <w:r/>
+            <w:r>
+              <w:rPr>
+                <w:sz w:val="18"/>
+              </w:rPr>
+              <w:t>0</w:t>
+            </w:r>
+          </w:p>
+        </w:tc>
+      </w:tr>
+      <w:tr>
+        <w:tc>
+          <w:tcPr>
+            <w:tcW w:type="dxa" w:w="2608"/>
+          </w:tcPr>
+          <w:p>
+            <w:r/>
+            <w:r>
+              <w:rPr>
+                <w:sz w:val="18"/>
+              </w:rPr>
+              <w:t>B1b 仅 LLM 结构化后再作答</w:t>
+            </w:r>
+          </w:p>
+        </w:tc>
+        <w:tc>
+          <w:tcPr>
+            <w:tcW w:type="dxa" w:w="1020"/>
+          </w:tcPr>
+          <w:p>
+            <w:r/>
+            <w:r>
+              <w:rPr>
+                <w:sz w:val="18"/>
+              </w:rPr>
+              <w:t>dev 60</w:t>
+            </w:r>
+          </w:p>
+        </w:tc>
+        <w:tc>
+          <w:tcPr>
+            <w:tcW w:type="dxa" w:w="680"/>
+          </w:tcPr>
+          <w:p>
+            <w:r/>
+            <w:r>
+              <w:rPr>
+                <w:sz w:val="18"/>
+              </w:rPr>
+              <w:t>60</w:t>
+            </w:r>
+          </w:p>
+        </w:tc>
+        <w:tc>
+          <w:tcPr>
+            <w:tcW w:type="dxa" w:w="1020"/>
+          </w:tcPr>
+          <w:p>
+            <w:r/>
+            <w:r>
+              <w:rPr>
+                <w:sz w:val="18"/>
+              </w:rPr>
+              <w:t>83.3%</w:t>
+            </w:r>
+          </w:p>
+        </w:tc>
+        <w:tc>
+          <w:tcPr>
+            <w:tcW w:type="dxa" w:w="1020"/>
+          </w:tcPr>
+          <w:p>
+            <w:r/>
+            <w:r>
+              <w:rPr>
+                <w:sz w:val="18"/>
+              </w:rPr>
+              <w:t>+1 题</w:t>
             </w:r>
           </w:p>
         </w:tc>
@@ -8083,7 +8255,7 @@
           <w:color w:val="555555"/>
           <w:sz w:val="17"/>
         </w:rPr>
-        <w:t>失分诊断显示：原提示词主动邀请「证据不足就拒答」，导致 9/150 题直接弃答——而 oracle 口径给的 evidence 就是论文标注的支撑段落，答案必在其中。修正后拒答清零。A2 与 A1 持平（未采用）；两阶段抽取反而更差且贵 3.5 倍（未采用）。</w:t>
+        <w:t>单次裁判在 n=60 上有 ±2~3 题噪声（诊断中发现同一份数字答案会被判成不同结论），因此所有变体的存量答案都用 judge@3 多数投票重判后再比较。A1 有效（拒答 9→0）；A2 与 A1 持平；B1/B1b/B2 均低于 A1 约 5pp。</w:t>
       </w:r>
     </w:p>
     <w:p/>
@@ -8097,6 +8269,78 @@
           <w:sz w:val="21"/>
         </w:rPr>
         <w:t>**A1 的边界（必须同时说清）**：它利用了 oracle 口径「证据必然充分」这一前提；真实检索场景下检索可能没命中，该前提不成立。因此这是&lt;strong&gt;把口径拉齐&lt;/strong&gt;，而不是生产环境的普适提升。此外裁判与候选模型同源（flash 判 flash），同一裁判判双方答案消除了「尺子不同」，但消不掉「偏袒自己」的可能。</w:t>
+      </w:r>
+    </w:p>
+    <w:p>
+      <w:pPr>
+        <w:spacing w:after="120"/>
+      </w:pPr>
+      <w:r>
+        <w:rPr>
+          <w:b w:val="0"/>
+          <w:sz w:val="21"/>
+        </w:rPr>
+        <w:t>**B1 是负结果（证据结构化没有帮上忙）**：把 PDF 抽出的断行文本确定性地重排成 Markdown 表（437 张表 / 1945 行，覆盖 57.3% 的证据，字符数为原文的 108.7%），并加了硬约束「数字不许丢、不许编造」——150 条证据全部通过（失败 0 条）。逻辑上这该有帮助，实测却低 5.0pp，原因三条：</w:t>
+      </w:r>
+    </w:p>
+    <w:p>
+      <w:pPr>
+        <w:pStyle w:val="ListBullet"/>
+        <w:spacing w:after="60"/>
+      </w:pPr>
+      <w:r>
+        <w:rPr>
+          <w:sz w:val="21"/>
+        </w:rPr>
+        <w:t>「不丢数字」不等于「列对齐正确」：实现的 v1 版本曾把 8 列子表强行按 2 列对齐，数字一个没丢但全部串列，答案随之出错；这一版 bug 是被自检脚本抓出来的，修复后重测仍然更差，说明问题不止于此。</w:t>
+      </w:r>
+    </w:p>
+    <w:p>
+      <w:pPr>
+        <w:pStyle w:val="ListBullet"/>
+        <w:spacing w:after="60"/>
+      </w:pPr>
+      <w:r>
+        <w:rPr>
+          <w:sz w:val="21"/>
+        </w:rPr>
+        <w:t>只能安全结构化 57.3% 的证据，其余保持原文，输入变成「半结构化混合体」，反而增加了理解成本。</w:t>
+      </w:r>
+    </w:p>
+    <w:p>
+      <w:pPr>
+        <w:pStyle w:val="ListBullet"/>
+        <w:spacing w:after="60"/>
+      </w:pPr>
+      <w:r>
+        <w:rPr>
+          <w:sz w:val="21"/>
+        </w:rPr>
+        <w:t>重排破坏了原始排版里的隐含线索（哪些数字属于同一期间、哪些属于同一小节），而这些线索对模型是有用的。</w:t>
+      </w:r>
+    </w:p>
+    <w:p>
+      <w:pPr>
+        <w:pStyle w:val="ListBullet"/>
+        <w:spacing w:after="60"/>
+      </w:pPr>
+      <w:r>
+        <w:rPr>
+          <w:sz w:val="21"/>
+        </w:rPr>
+        <w:t>让模型自己转表格（B1b）同样低 5pp，且成本是 A1 的 6 倍；两阶段抽取（B2）亦然。</w:t>
+      </w:r>
+    </w:p>
+    <w:p>
+      <w:pPr>
+        <w:spacing w:after="120"/>
+      </w:pPr>
+      <w:r>
+        <w:rPr>
+          <w:b w:val="0"/>
+          <w:sz w:val="21"/>
+        </w:rPr>
+        <w:t>记录这条负结果的价值在于：它省掉了后续再验证一遍「结构化能否提分」的成本，也说明&lt;strong&gt;本平台的 T1 结构化能力虽然在自己的基准上满分，但把它硬套到「问答证据」上并不自动转化为分数&lt;/strong&gt;。</w:t>
       </w:r>
     </w:p>
     <w:p>
@@ -8244,7 +8488,7 @@
               <w:rPr>
                 <w:sz w:val="18"/>
               </w:rPr>
-              <w:t>86.7%</w:t>
+              <w:t>88.7%</w:t>
             </w:r>
           </w:p>
         </w:tc>
@@ -8258,7 +8502,7 @@
               <w:rPr>
                 <w:sz w:val="18"/>
               </w:rPr>
-              <w:t>86.0%</w:t>
+              <w:t>90.0%</w:t>
             </w:r>
           </w:p>
         </w:tc>
@@ -8286,7 +8530,7 @@
               <w:rPr>
                 <w:sz w:val="18"/>
               </w:rPr>
-              <w:t>90.0%</w:t>
+              <w:t>92.0%</w:t>
             </w:r>
           </w:p>
         </w:tc>
@@ -8316,7 +8560,7 @@
               <w:rPr>
                 <w:sz w:val="18"/>
               </w:rPr>
-              <w:t>75.3%</w:t>
+              <w:t>76.0%</w:t>
             </w:r>
           </w:p>
         </w:tc>
@@ -8330,7 +8574,7 @@
               <w:rPr>
                 <w:sz w:val="18"/>
               </w:rPr>
-              <w:t>78.0%</w:t>
+              <w:t>80.0%</w:t>
             </w:r>
           </w:p>
         </w:tc>
@@ -8460,7 +8704,7 @@
               <w:rPr>
                 <w:sz w:val="18"/>
               </w:rPr>
-              <w:t>38.0%</w:t>
+              <w:t>38.7%</w:t>
             </w:r>
           </w:p>
         </w:tc>
@@ -8502,7 +8746,7 @@
               <w:rPr>
                 <w:sz w:val="18"/>
               </w:rPr>
-              <w:t>56.0%</w:t>
+              <w:t>58.0%</w:t>
             </w:r>
           </w:p>
         </w:tc>
@@ -8633,7 +8877,7 @@
               <w:rPr>
                 <w:sz w:val="18"/>
               </w:rPr>
-              <w:t>29</w:t>
+              <w:t>25</w:t>
             </w:r>
           </w:p>
         </w:tc>
@@ -8721,7 +8965,7 @@
               <w:rPr>
                 <w:sz w:val="18"/>
               </w:rPr>
-              <w:t>2</w:t>
+              <w:t>5</w:t>
             </w:r>
           </w:p>
         </w:tc>
@@ -8765,7 +9009,7 @@
               <w:rPr>
                 <w:sz w:val="18"/>
               </w:rPr>
-              <w:t>77</w:t>
+              <w:t>78</w:t>
             </w:r>
           </w:p>
         </w:tc>
@@ -8779,7 +9023,7 @@
               <w:rPr>
                 <w:sz w:val="18"/>
               </w:rPr>
-              <w:t>含拒答 3 题</w:t>
+              <w:t>含拒答 2 题</w:t>
             </w:r>
           </w:p>
         </w:tc>
@@ -8820,7 +9064,7 @@
         <w:rPr>
           <w:sz w:val="21"/>
         </w:rPr>
-        <w:t>标准答案：$1577.00　→　模型闭卷作答：3M’s FY2018 capital expenditures were **$1,577 million** (reported as purchases of property, plant and equipment in the cash flow statement).</w:t>
+        <w:t>标准答案：$1577.00　→　模型闭卷作答：3M’s FY2018 capital expenditures were **$1,577 million** (purchases of property, plant and equipment).</w:t>
       </w:r>
     </w:p>
     <w:p>
@@ -8832,7 +9076,7 @@
         <w:rPr>
           <w:sz w:val="21"/>
         </w:rPr>
-        <w:t>标准答案：$8.70　→　模型闭卷作答：3M’s net property, plant and equipment at year-end FY2018 was **$8.7 billion** (specifically $8,738 million).</w:t>
+        <w:t>标准答案：0　→　模型闭卷作答：AES Corporation’s FY2022 income statement did not explicitly outline restructuring costs, so the figure is **0** (i.e., **$0**).</w:t>
       </w:r>
     </w:p>
     <w:p>
@@ -8844,7 +9088,7 @@
         <w:rPr>
           <w:sz w:val="21"/>
         </w:rPr>
-        <w:t>标准答案：0　→　模型闭卷作答：0 (restructuring costs are not explicitly outlined as a line item in AES Corporation’s FY2022 income statements).</w:t>
+        <w:t>标准答案：93.86　→　模型闭卷作答：Amazon's FY2017 DPO was approximately **93.86 days**.</w:t>
       </w:r>
     </w:p>
     <w:p>
@@ -8856,7 +9100,7 @@
         <w:rPr>
           <w:sz w:val="21"/>
         </w:rPr>
-        <w:t>标准答案：93.86　→　模型闭卷作答：Amazon’s FY2017 DPO is **93.86 days**.</w:t>
+        <w:t>标准答案：30.8%　→　模型闭卷作答：Amazon's year-over-year revenue change from FY2016 to FY2017 was **30.8%**.</w:t>
       </w:r>
     </w:p>
     <w:p>
@@ -8868,7 +9112,7 @@
           <w:b w:val="0"/>
           <w:sz w:val="21"/>
         </w:rPr>
-        <w:t>**结论（重要）**：模型能在没有任何文档的情况下给出 2017–2022 年美国上市公司 10-K 的具体数字，且多数精确到三四位有效数字（例如 3M FY2018 资本开支 1,577 百万美元、Amazon FY2017 DPO 93.86 天、Adobe FY2022 营业利润率 34.6%、AMD FY2022 速动比率 1.58）。这说明 FinanceBench 的闭卷切分对该模型**已发生训练语料污染**，也意味着 oracle 口径的 86.7% 不能全部归因于「读懂文档」——其中含有记忆成分。因此本报告把 FinanceBench 定位为「与外部同题对照」的锚点，而**不**把它当作平台文档阅读能力的唯一证据；文档阅读能力以 OmniDocBench（图像输入，无法靠记忆）与 FinEval-MM 为准。</w:t>
+        <w:t>**结论（重要）**：模型能在没有任何文档的情况下给出 2017–2022 年美国上市公司 10-K 的具体数字，且多数精确到三四位有效数字（例如 3M FY2018 资本开支 1,577 百万美元、Amazon FY2017 DPO 93.86 天、Adobe FY2022 营业利润率 34.6%、AMD FY2022 速动比率 1.58）。这说明 FinanceBench 的闭卷切分对该模型**已发生训练语料污染**，也意味着 oracle 口径的 88.7% 不能全部归因于「读懂文档」——其中含有记忆成分。因此本报告把 FinanceBench 定位为「与外部同题对照」的锚点，而**不**把它当作平台文档阅读能力的唯一证据；文档阅读能力以 OmniDocBench（图像输入，无法靠记忆）与 FinEval-MM 为准。</w:t>
       </w:r>
     </w:p>
     <w:p>
@@ -11567,7 +11811,7 @@
               <w:rPr>
                 <w:sz w:val="18"/>
               </w:rPr>
-              <w:t>1926</w:t>
+              <w:t>1939</w:t>
             </w:r>
           </w:p>
         </w:tc>
@@ -11595,7 +11839,7 @@
               <w:rPr>
                 <w:sz w:val="18"/>
               </w:rPr>
-              <w:t>1,515,114</w:t>
+              <w:t>1,512,975</w:t>
             </w:r>
           </w:p>
         </w:tc>
@@ -11609,7 +11853,7 @@
               <w:rPr>
                 <w:sz w:val="18"/>
               </w:rPr>
-              <w:t>1,684,566</w:t>
+              <w:t>1,787,875</w:t>
             </w:r>
           </w:p>
         </w:tc>
@@ -11637,7 +11881,7 @@
               <w:rPr>
                 <w:sz w:val="18"/>
               </w:rPr>
-              <w:t>¥4.1268</w:t>
+              <w:t>¥4.3323</w:t>
             </w:r>
           </w:p>
         </w:tc>
@@ -11667,7 +11911,7 @@
               <w:rPr>
                 <w:sz w:val="18"/>
               </w:rPr>
-              <w:t>322</w:t>
+              <w:t>321</w:t>
             </w:r>
           </w:p>
         </w:tc>
@@ -11695,7 +11939,7 @@
               <w:rPr>
                 <w:sz w:val="18"/>
               </w:rPr>
-              <w:t>97,594</w:t>
+              <w:t>97,142</w:t>
             </w:r>
           </w:p>
         </w:tc>
@@ -11709,7 +11953,7 @@
               <w:rPr>
                 <w:sz w:val="18"/>
               </w:rPr>
-              <w:t>169,629</w:t>
+              <w:t>176,187</w:t>
             </w:r>
           </w:p>
         </w:tc>
@@ -11723,7 +11967,7 @@
               <w:rPr>
                 <w:sz w:val="18"/>
               </w:rPr>
-              <w:t>168,630</w:t>
+              <w:t>175,191</w:t>
             </w:r>
           </w:p>
         </w:tc>
@@ -11737,7 +11981,7 @@
               <w:rPr>
                 <w:sz w:val="18"/>
               </w:rPr>
-              <w:t>¥0.3881</w:t>
+              <w:t>¥0.4009</w:t>
             </w:r>
           </w:p>
         </w:tc>

--- a/docs/reports/External-Alignment-v1.docx
+++ b/docs/reports/External-Alignment-v1.docx
@@ -56,7 +56,7 @@
           <w:color w:val="555555"/>
           <w:sz w:val="19"/>
         </w:rPr>
-        <w:t>产品版本：v0.7.2　代码提交：f51d101</w:t>
+        <w:t>产品版本：v0.7.2　代码提交：8868541</w:t>
       </w:r>
     </w:p>
     <w:p>
@@ -7416,6 +7416,406 @@
           </w:p>
         </w:tc>
       </w:tr>
+      <w:tr>
+        <w:tc>
+          <w:tcPr>
+            <w:tcW w:type="dxa" w:w="1928"/>
+          </w:tcPr>
+          <w:p>
+            <w:r/>
+            <w:r>
+              <w:rPr>
+                <w:sz w:val="18"/>
+              </w:rPr>
+              <w:t>GPT-4（single store 检索）</w:t>
+            </w:r>
+          </w:p>
+        </w:tc>
+        <w:tc>
+          <w:tcPr>
+            <w:tcW w:type="dxa" w:w="680"/>
+          </w:tcPr>
+          <w:p>
+            <w:r/>
+            <w:r>
+              <w:rPr>
+                <w:sz w:val="18"/>
+              </w:rPr>
+              <w:t>150</w:t>
+            </w:r>
+          </w:p>
+        </w:tc>
+        <w:tc>
+          <w:tcPr>
+            <w:tcW w:type="dxa" w:w="1134"/>
+          </w:tcPr>
+          <w:p>
+            <w:r/>
+            <w:r>
+              <w:rPr>
+                <w:sz w:val="18"/>
+              </w:rPr>
+              <w:t>42.0%</w:t>
+            </w:r>
+          </w:p>
+        </w:tc>
+        <w:tc>
+          <w:tcPr>
+            <w:tcW w:type="dxa" w:w="1247"/>
+          </w:tcPr>
+          <w:p>
+            <w:r/>
+            <w:r>
+              <w:rPr>
+                <w:sz w:val="18"/>
+              </w:rPr>
+              <w:t>37.3%</w:t>
+            </w:r>
+          </w:p>
+        </w:tc>
+        <w:tc>
+          <w:tcPr>
+            <w:tcW w:type="dxa" w:w="1020"/>
+          </w:tcPr>
+          <w:p>
+            <w:r/>
+            <w:r>
+              <w:rPr>
+                <w:sz w:val="18"/>
+              </w:rPr>
+              <w:t>-4.67pp</w:t>
+            </w:r>
+          </w:p>
+        </w:tc>
+        <w:tc>
+          <w:tcPr>
+            <w:tcW w:type="dxa" w:w="1587"/>
+          </w:tcPr>
+          <w:p>
+            <w:r/>
+            <w:r>
+              <w:rPr>
+                <w:sz w:val="18"/>
+              </w:rPr>
+              <w:t>9</w:t>
+            </w:r>
+          </w:p>
+        </w:tc>
+        <w:tc>
+          <w:tcPr>
+            <w:tcW w:type="dxa" w:w="1587"/>
+          </w:tcPr>
+          <w:p>
+            <w:r/>
+            <w:r>
+              <w:rPr>
+                <w:sz w:val="18"/>
+              </w:rPr>
+              <w:t>2</w:t>
+            </w:r>
+          </w:p>
+        </w:tc>
+      </w:tr>
+      <w:tr>
+        <w:tc>
+          <w:tcPr>
+            <w:tcW w:type="dxa" w:w="1928"/>
+          </w:tcPr>
+          <w:p>
+            <w:r/>
+            <w:r>
+              <w:rPr>
+                <w:sz w:val="18"/>
+              </w:rPr>
+              <w:t>GPT-4-1106（single store 检索）</w:t>
+            </w:r>
+          </w:p>
+        </w:tc>
+        <w:tc>
+          <w:tcPr>
+            <w:tcW w:type="dxa" w:w="680"/>
+          </w:tcPr>
+          <w:p>
+            <w:r/>
+            <w:r>
+              <w:rPr>
+                <w:sz w:val="18"/>
+              </w:rPr>
+              <w:t>150</w:t>
+            </w:r>
+          </w:p>
+        </w:tc>
+        <w:tc>
+          <w:tcPr>
+            <w:tcW w:type="dxa" w:w="1134"/>
+          </w:tcPr>
+          <w:p>
+            <w:r/>
+            <w:r>
+              <w:rPr>
+                <w:sz w:val="18"/>
+              </w:rPr>
+              <w:t>50.0%</w:t>
+            </w:r>
+          </w:p>
+        </w:tc>
+        <w:tc>
+          <w:tcPr>
+            <w:tcW w:type="dxa" w:w="1247"/>
+          </w:tcPr>
+          <w:p>
+            <w:r/>
+            <w:r>
+              <w:rPr>
+                <w:sz w:val="18"/>
+              </w:rPr>
+              <w:t>42.7%</w:t>
+            </w:r>
+          </w:p>
+        </w:tc>
+        <w:tc>
+          <w:tcPr>
+            <w:tcW w:type="dxa" w:w="1020"/>
+          </w:tcPr>
+          <w:p>
+            <w:r/>
+            <w:r>
+              <w:rPr>
+                <w:sz w:val="18"/>
+              </w:rPr>
+              <w:t>-7.33pp</w:t>
+            </w:r>
+          </w:p>
+        </w:tc>
+        <w:tc>
+          <w:tcPr>
+            <w:tcW w:type="dxa" w:w="1587"/>
+          </w:tcPr>
+          <w:p>
+            <w:r/>
+            <w:r>
+              <w:rPr>
+                <w:sz w:val="18"/>
+              </w:rPr>
+              <w:t>13</w:t>
+            </w:r>
+          </w:p>
+        </w:tc>
+        <w:tc>
+          <w:tcPr>
+            <w:tcW w:type="dxa" w:w="1587"/>
+          </w:tcPr>
+          <w:p>
+            <w:r/>
+            <w:r>
+              <w:rPr>
+                <w:sz w:val="18"/>
+              </w:rPr>
+              <w:t>2</w:t>
+            </w:r>
+          </w:p>
+        </w:tc>
+      </w:tr>
+      <w:tr>
+        <w:tc>
+          <w:tcPr>
+            <w:tcW w:type="dxa" w:w="1928"/>
+          </w:tcPr>
+          <w:p>
+            <w:r/>
+            <w:r>
+              <w:rPr>
+                <w:sz w:val="18"/>
+              </w:rPr>
+              <w:t>GPT-4（shared store 检索）</w:t>
+            </w:r>
+          </w:p>
+        </w:tc>
+        <w:tc>
+          <w:tcPr>
+            <w:tcW w:type="dxa" w:w="680"/>
+          </w:tcPr>
+          <w:p>
+            <w:r/>
+            <w:r>
+              <w:rPr>
+                <w:sz w:val="18"/>
+              </w:rPr>
+              <w:t>150</w:t>
+            </w:r>
+          </w:p>
+        </w:tc>
+        <w:tc>
+          <w:tcPr>
+            <w:tcW w:type="dxa" w:w="1134"/>
+          </w:tcPr>
+          <w:p>
+            <w:r/>
+            <w:r>
+              <w:rPr>
+                <w:sz w:val="18"/>
+              </w:rPr>
+              <w:t>16.7%</w:t>
+            </w:r>
+          </w:p>
+        </w:tc>
+        <w:tc>
+          <w:tcPr>
+            <w:tcW w:type="dxa" w:w="1247"/>
+          </w:tcPr>
+          <w:p>
+            <w:r/>
+            <w:r>
+              <w:rPr>
+                <w:sz w:val="18"/>
+              </w:rPr>
+              <w:t>15.3%</w:t>
+            </w:r>
+          </w:p>
+        </w:tc>
+        <w:tc>
+          <w:tcPr>
+            <w:tcW w:type="dxa" w:w="1020"/>
+          </w:tcPr>
+          <w:p>
+            <w:r/>
+            <w:r>
+              <w:rPr>
+                <w:sz w:val="18"/>
+              </w:rPr>
+              <w:t>-1.33pp</w:t>
+            </w:r>
+          </w:p>
+        </w:tc>
+        <w:tc>
+          <w:tcPr>
+            <w:tcW w:type="dxa" w:w="1587"/>
+          </w:tcPr>
+          <w:p>
+            <w:r/>
+            <w:r>
+              <w:rPr>
+                <w:sz w:val="18"/>
+              </w:rPr>
+              <w:t>3</w:t>
+            </w:r>
+          </w:p>
+        </w:tc>
+        <w:tc>
+          <w:tcPr>
+            <w:tcW w:type="dxa" w:w="1587"/>
+          </w:tcPr>
+          <w:p>
+            <w:r/>
+            <w:r>
+              <w:rPr>
+                <w:sz w:val="18"/>
+              </w:rPr>
+              <w:t>1</w:t>
+            </w:r>
+          </w:p>
+        </w:tc>
+      </w:tr>
+      <w:tr>
+        <w:tc>
+          <w:tcPr>
+            <w:tcW w:type="dxa" w:w="1928"/>
+          </w:tcPr>
+          <w:p>
+            <w:r/>
+            <w:r>
+              <w:rPr>
+                <w:sz w:val="18"/>
+              </w:rPr>
+              <w:t>GPT-4-1106（shared store 检索）</w:t>
+            </w:r>
+          </w:p>
+        </w:tc>
+        <w:tc>
+          <w:tcPr>
+            <w:tcW w:type="dxa" w:w="680"/>
+          </w:tcPr>
+          <w:p>
+            <w:r/>
+            <w:r>
+              <w:rPr>
+                <w:sz w:val="18"/>
+              </w:rPr>
+              <w:t>150</w:t>
+            </w:r>
+          </w:p>
+        </w:tc>
+        <w:tc>
+          <w:tcPr>
+            <w:tcW w:type="dxa" w:w="1134"/>
+          </w:tcPr>
+          <w:p>
+            <w:r/>
+            <w:r>
+              <w:rPr>
+                <w:sz w:val="18"/>
+              </w:rPr>
+              <w:t>19.3%</w:t>
+            </w:r>
+          </w:p>
+        </w:tc>
+        <w:tc>
+          <w:tcPr>
+            <w:tcW w:type="dxa" w:w="1247"/>
+          </w:tcPr>
+          <w:p>
+            <w:r/>
+            <w:r>
+              <w:rPr>
+                <w:sz w:val="18"/>
+              </w:rPr>
+              <w:t>18.7%</w:t>
+            </w:r>
+          </w:p>
+        </w:tc>
+        <w:tc>
+          <w:tcPr>
+            <w:tcW w:type="dxa" w:w="1020"/>
+          </w:tcPr>
+          <w:p>
+            <w:r/>
+            <w:r>
+              <w:rPr>
+                <w:sz w:val="18"/>
+              </w:rPr>
+              <w:t>-0.67pp</w:t>
+            </w:r>
+          </w:p>
+        </w:tc>
+        <w:tc>
+          <w:tcPr>
+            <w:tcW w:type="dxa" w:w="1587"/>
+          </w:tcPr>
+          <w:p>
+            <w:r/>
+            <w:r>
+              <w:rPr>
+                <w:sz w:val="18"/>
+              </w:rPr>
+              <w:t>5</w:t>
+            </w:r>
+          </w:p>
+        </w:tc>
+        <w:tc>
+          <w:tcPr>
+            <w:tcW w:type="dxa" w:w="1587"/>
+          </w:tcPr>
+          <w:p>
+            <w:r/>
+            <w:r>
+              <w:rPr>
+                <w:sz w:val="18"/>
+              </w:rPr>
+              <w:t>4</w:t>
+            </w:r>
+          </w:p>
+        </w:tc>
+      </w:tr>
     </w:tbl>
     <w:p>
       <w:pPr>
@@ -8751,6 +9151,294 @@
           </w:p>
         </w:tc>
       </w:tr>
+      <w:tr>
+        <w:tc>
+          <w:tcPr>
+            <w:tcW w:type="dxa" w:w="2835"/>
+          </w:tcPr>
+          <w:p>
+            <w:r/>
+            <w:r>
+              <w:rPr>
+                <w:sz w:val="18"/>
+              </w:rPr>
+              <w:t>GPT-4（single store 检索）（论文答案 · 我们裁判）</w:t>
+            </w:r>
+          </w:p>
+        </w:tc>
+        <w:tc>
+          <w:tcPr>
+            <w:tcW w:type="dxa" w:w="1474"/>
+          </w:tcPr>
+          <w:p>
+            <w:r/>
+            <w:r>
+              <w:rPr>
+                <w:sz w:val="18"/>
+              </w:rPr>
+              <w:t>37.3%</w:t>
+            </w:r>
+          </w:p>
+        </w:tc>
+        <w:tc>
+          <w:tcPr>
+            <w:tcW w:type="dxa" w:w="1247"/>
+          </w:tcPr>
+          <w:p>
+            <w:r/>
+            <w:r>
+              <w:rPr>
+                <w:sz w:val="18"/>
+              </w:rPr>
+              <w:t>34.0%</w:t>
+            </w:r>
+          </w:p>
+        </w:tc>
+        <w:tc>
+          <w:tcPr>
+            <w:tcW w:type="dxa" w:w="1361"/>
+          </w:tcPr>
+          <w:p>
+            <w:r/>
+            <w:r>
+              <w:rPr>
+                <w:sz w:val="18"/>
+              </w:rPr>
+              <w:t>30.0%</w:t>
+            </w:r>
+          </w:p>
+        </w:tc>
+        <w:tc>
+          <w:tcPr>
+            <w:tcW w:type="dxa" w:w="1361"/>
+          </w:tcPr>
+          <w:p>
+            <w:r/>
+            <w:r>
+              <w:rPr>
+                <w:sz w:val="18"/>
+              </w:rPr>
+              <w:t>48.0%</w:t>
+            </w:r>
+          </w:p>
+        </w:tc>
+      </w:tr>
+      <w:tr>
+        <w:tc>
+          <w:tcPr>
+            <w:tcW w:type="dxa" w:w="2835"/>
+          </w:tcPr>
+          <w:p>
+            <w:r/>
+            <w:r>
+              <w:rPr>
+                <w:sz w:val="18"/>
+              </w:rPr>
+              <w:t>GPT-4-1106（single store 检索）（论文答案 · 我们裁判）</w:t>
+            </w:r>
+          </w:p>
+        </w:tc>
+        <w:tc>
+          <w:tcPr>
+            <w:tcW w:type="dxa" w:w="1474"/>
+          </w:tcPr>
+          <w:p>
+            <w:r/>
+            <w:r>
+              <w:rPr>
+                <w:sz w:val="18"/>
+              </w:rPr>
+              <w:t>42.7%</w:t>
+            </w:r>
+          </w:p>
+        </w:tc>
+        <w:tc>
+          <w:tcPr>
+            <w:tcW w:type="dxa" w:w="1247"/>
+          </w:tcPr>
+          <w:p>
+            <w:r/>
+            <w:r>
+              <w:rPr>
+                <w:sz w:val="18"/>
+              </w:rPr>
+              <w:t>44.0%</w:t>
+            </w:r>
+          </w:p>
+        </w:tc>
+        <w:tc>
+          <w:tcPr>
+            <w:tcW w:type="dxa" w:w="1361"/>
+          </w:tcPr>
+          <w:p>
+            <w:r/>
+            <w:r>
+              <w:rPr>
+                <w:sz w:val="18"/>
+              </w:rPr>
+              <w:t>36.0%</w:t>
+            </w:r>
+          </w:p>
+        </w:tc>
+        <w:tc>
+          <w:tcPr>
+            <w:tcW w:type="dxa" w:w="1361"/>
+          </w:tcPr>
+          <w:p>
+            <w:r/>
+            <w:r>
+              <w:rPr>
+                <w:sz w:val="18"/>
+              </w:rPr>
+              <w:t>48.0%</w:t>
+            </w:r>
+          </w:p>
+        </w:tc>
+      </w:tr>
+      <w:tr>
+        <w:tc>
+          <w:tcPr>
+            <w:tcW w:type="dxa" w:w="2835"/>
+          </w:tcPr>
+          <w:p>
+            <w:r/>
+            <w:r>
+              <w:rPr>
+                <w:sz w:val="18"/>
+              </w:rPr>
+              <w:t>GPT-4（shared store 检索）（论文答案 · 我们裁判）</w:t>
+            </w:r>
+          </w:p>
+        </w:tc>
+        <w:tc>
+          <w:tcPr>
+            <w:tcW w:type="dxa" w:w="1474"/>
+          </w:tcPr>
+          <w:p>
+            <w:r/>
+            <w:r>
+              <w:rPr>
+                <w:sz w:val="18"/>
+              </w:rPr>
+              <w:t>15.3%</w:t>
+            </w:r>
+          </w:p>
+        </w:tc>
+        <w:tc>
+          <w:tcPr>
+            <w:tcW w:type="dxa" w:w="1247"/>
+          </w:tcPr>
+          <w:p>
+            <w:r/>
+            <w:r>
+              <w:rPr>
+                <w:sz w:val="18"/>
+              </w:rPr>
+              <w:t>10.0%</w:t>
+            </w:r>
+          </w:p>
+        </w:tc>
+        <w:tc>
+          <w:tcPr>
+            <w:tcW w:type="dxa" w:w="1361"/>
+          </w:tcPr>
+          <w:p>
+            <w:r/>
+            <w:r>
+              <w:rPr>
+                <w:sz w:val="18"/>
+              </w:rPr>
+              <w:t>14.0%</w:t>
+            </w:r>
+          </w:p>
+        </w:tc>
+        <w:tc>
+          <w:tcPr>
+            <w:tcW w:type="dxa" w:w="1361"/>
+          </w:tcPr>
+          <w:p>
+            <w:r/>
+            <w:r>
+              <w:rPr>
+                <w:sz w:val="18"/>
+              </w:rPr>
+              <w:t>22.0%</w:t>
+            </w:r>
+          </w:p>
+        </w:tc>
+      </w:tr>
+      <w:tr>
+        <w:tc>
+          <w:tcPr>
+            <w:tcW w:type="dxa" w:w="2835"/>
+          </w:tcPr>
+          <w:p>
+            <w:r/>
+            <w:r>
+              <w:rPr>
+                <w:sz w:val="18"/>
+              </w:rPr>
+              <w:t>GPT-4-1106（shared store 检索）（论文答案 · 我们裁判）</w:t>
+            </w:r>
+          </w:p>
+        </w:tc>
+        <w:tc>
+          <w:tcPr>
+            <w:tcW w:type="dxa" w:w="1474"/>
+          </w:tcPr>
+          <w:p>
+            <w:r/>
+            <w:r>
+              <w:rPr>
+                <w:sz w:val="18"/>
+              </w:rPr>
+              <w:t>18.7%</w:t>
+            </w:r>
+          </w:p>
+        </w:tc>
+        <w:tc>
+          <w:tcPr>
+            <w:tcW w:type="dxa" w:w="1247"/>
+          </w:tcPr>
+          <w:p>
+            <w:r/>
+            <w:r>
+              <w:rPr>
+                <w:sz w:val="18"/>
+              </w:rPr>
+              <w:t>12.0%</w:t>
+            </w:r>
+          </w:p>
+        </w:tc>
+        <w:tc>
+          <w:tcPr>
+            <w:tcW w:type="dxa" w:w="1361"/>
+          </w:tcPr>
+          <w:p>
+            <w:r/>
+            <w:r>
+              <w:rPr>
+                <w:sz w:val="18"/>
+              </w:rPr>
+              <w:t>20.0%</w:t>
+            </w:r>
+          </w:p>
+        </w:tc>
+        <w:tc>
+          <w:tcPr>
+            <w:tcW w:type="dxa" w:w="1361"/>
+          </w:tcPr>
+          <w:p>
+            <w:r/>
+            <w:r>
+              <w:rPr>
+                <w:sz w:val="18"/>
+              </w:rPr>
+              <w:t>24.0%</w:t>
+            </w:r>
+          </w:p>
+        </w:tc>
+      </w:tr>
     </w:tbl>
     <w:p>
       <w:pPr>
@@ -9783,6 +10471,1144 @@
         <w:t>对平台的含义：**irrelevance 的 31 例「不该调用却调用了」是最该盯的数字**——它对应的正是平台里「没有合适工具时会不会乱调工具」的风险，可以直接作为工具层安全边界的参考基线；其次是 9 例「调用个数不对」（multiple 子集要求只调一个，模型调了多个），在平台里对应「该走一个工具却走了多个」的多余调用与额度消耗。</w:t>
       </w:r>
     </w:p>
+    <w:p>
+      <w:pPr>
+        <w:pStyle w:val="Heading2"/>
+      </w:pPr>
+      <w:r>
+        <w:t>4.7 端到端文档问答 D1：不给答案段，只给整篇 10-K（open-book 口径）</w:t>
+      </w:r>
+    </w:p>
+    <w:p>
+      <w:pPr>
+        <w:spacing w:after="120"/>
+      </w:pPr>
+      <w:r>
+        <w:rPr>
+          <w:b w:val="0"/>
+          <w:sz w:val="21"/>
+        </w:rPr>
+        <w:t>前面各节都是 **oracle 口径**：直接把论文标注的支撑段落喂给模型。真实场景没有这个待遇——模型必须自己从几百页年报里找到那一页。D1 就是这条链路：下载 84 份原始 10-K PDF（157.9 MB）→ 抽取文本（85 份 / 41,134,181 字）→ 切块与检索 → 作答；作答提示词与 A1 完全相同，唯一差别是证据来自检索。</w:t>
+      </w:r>
+    </w:p>
+    <w:p>
+      <w:pPr>
+        <w:spacing w:after="40"/>
+      </w:pPr>
+      <w:r>
+        <w:rPr>
+          <w:b/>
+          <w:sz w:val="19"/>
+        </w:rPr>
+        <w:t>表 12d　D1 三个版本的迭代（dev 60 题；检索与答题分开度量）</w:t>
+      </w:r>
+    </w:p>
+    <w:tbl>
+      <w:tblPr>
+        <w:tblStyle w:val="TableGrid"/>
+        <w:tblW w:type="auto" w:w="0"/>
+        <w:jc w:val="center"/>
+        <w:tblLook w:firstColumn="1" w:firstRow="1" w:lastColumn="0" w:lastRow="0" w:noHBand="0" w:noVBand="1" w:val="04A0"/>
+      </w:tblPr>
+      <w:tblGrid>
+        <w:gridCol w:w="1440"/>
+        <w:gridCol w:w="1440"/>
+        <w:gridCol w:w="1440"/>
+        <w:gridCol w:w="1440"/>
+        <w:gridCol w:w="1440"/>
+        <w:gridCol w:w="1440"/>
+      </w:tblGrid>
+      <w:tr>
+        <w:tc>
+          <w:tcPr>
+            <w:tcW w:type="dxa" w:w="2494"/>
+            <w:shd w:val="clear" w:fill="EEF2F7"/>
+          </w:tcPr>
+          <w:p>
+            <w:r/>
+            <w:r>
+              <w:rPr>
+                <w:b/>
+                <w:sz w:val="18"/>
+              </w:rPr>
+              <w:t>版本</w:t>
+            </w:r>
+          </w:p>
+        </w:tc>
+        <w:tc>
+          <w:tcPr>
+            <w:tcW w:type="dxa" w:w="567"/>
+            <w:shd w:val="clear" w:fill="EEF2F7"/>
+          </w:tcPr>
+          <w:p>
+            <w:r/>
+            <w:r>
+              <w:rPr>
+                <w:b/>
+                <w:sz w:val="18"/>
+              </w:rPr>
+              <w:t>n</w:t>
+            </w:r>
+          </w:p>
+        </w:tc>
+        <w:tc>
+          <w:tcPr>
+            <w:tcW w:type="dxa" w:w="1134"/>
+            <w:shd w:val="clear" w:fill="EEF2F7"/>
+          </w:tcPr>
+          <w:p>
+            <w:r/>
+            <w:r>
+              <w:rPr>
+                <w:b/>
+                <w:sz w:val="18"/>
+              </w:rPr>
+              <w:t>检索命中率</w:t>
+            </w:r>
+          </w:p>
+        </w:tc>
+        <w:tc>
+          <w:tcPr>
+            <w:tcW w:type="dxa" w:w="1134"/>
+            <w:shd w:val="clear" w:fill="EEF2F7"/>
+          </w:tcPr>
+          <w:p>
+            <w:r/>
+            <w:r>
+              <w:rPr>
+                <w:b/>
+                <w:sz w:val="18"/>
+              </w:rPr>
+              <w:t>答题准确率</w:t>
+            </w:r>
+          </w:p>
+        </w:tc>
+        <w:tc>
+          <w:tcPr>
+            <w:tcW w:type="dxa" w:w="1020"/>
+            <w:shd w:val="clear" w:fill="EEF2F7"/>
+          </w:tcPr>
+          <w:p>
+            <w:r/>
+            <w:r>
+              <w:rPr>
+                <w:b/>
+                <w:sz w:val="18"/>
+              </w:rPr>
+              <w:t>证据长度</w:t>
+            </w:r>
+          </w:p>
+        </w:tc>
+        <w:tc>
+          <w:tcPr>
+            <w:tcW w:type="dxa" w:w="2835"/>
+            <w:shd w:val="clear" w:fill="EEF2F7"/>
+          </w:tcPr>
+          <w:p>
+            <w:r/>
+            <w:r>
+              <w:rPr>
+                <w:b/>
+                <w:sz w:val="18"/>
+              </w:rPr>
+              <w:t>这一步做了什么</w:t>
+            </w:r>
+          </w:p>
+        </w:tc>
+      </w:tr>
+      <w:tr>
+        <w:tc>
+          <w:tcPr>
+            <w:tcW w:type="dxa" w:w="2494"/>
+          </w:tcPr>
+          <w:p>
+            <w:r/>
+            <w:r>
+              <w:rPr>
+                <w:sz w:val="18"/>
+              </w:rPr>
+              <w:t>D1 端到端文档问答（BM25 top-8，整篇 10-K，k=8）</w:t>
+            </w:r>
+          </w:p>
+        </w:tc>
+        <w:tc>
+          <w:tcPr>
+            <w:tcW w:type="dxa" w:w="567"/>
+          </w:tcPr>
+          <w:p>
+            <w:r/>
+            <w:r>
+              <w:rPr>
+                <w:sz w:val="18"/>
+              </w:rPr>
+              <w:t>51</w:t>
+            </w:r>
+          </w:p>
+        </w:tc>
+        <w:tc>
+          <w:tcPr>
+            <w:tcW w:type="dxa" w:w="1134"/>
+          </w:tcPr>
+          <w:p>
+            <w:r/>
+            <w:r>
+              <w:rPr>
+                <w:sz w:val="18"/>
+              </w:rPr>
+              <w:t>49.0%</w:t>
+            </w:r>
+          </w:p>
+        </w:tc>
+        <w:tc>
+          <w:tcPr>
+            <w:tcW w:type="dxa" w:w="1134"/>
+          </w:tcPr>
+          <w:p>
+            <w:r/>
+            <w:r>
+              <w:rPr>
+                <w:sz w:val="18"/>
+              </w:rPr>
+              <w:t>47.1%</w:t>
+            </w:r>
+          </w:p>
+        </w:tc>
+        <w:tc>
+          <w:tcPr>
+            <w:tcW w:type="dxa" w:w="1020"/>
+          </w:tcPr>
+          <w:p>
+            <w:r/>
+            <w:r>
+              <w:rPr>
+                <w:sz w:val="18"/>
+              </w:rPr>
+              <w:t>11,717</w:t>
+            </w:r>
+          </w:p>
+        </w:tc>
+        <w:tc>
+          <w:tcPr>
+            <w:tcW w:type="dxa" w:w="2835"/>
+          </w:tcPr>
+          <w:p>
+            <w:r/>
+            <w:r>
+              <w:rPr>
+                <w:sz w:val="18"/>
+              </w:rPr>
+              <w:t>BM25 基线（k=8）</w:t>
+            </w:r>
+          </w:p>
+        </w:tc>
+      </w:tr>
+      <w:tr>
+        <w:tc>
+          <w:tcPr>
+            <w:tcW w:type="dxa" w:w="2494"/>
+          </w:tcPr>
+          <w:p>
+            <w:r/>
+            <w:r>
+              <w:rPr>
+                <w:sz w:val="18"/>
+              </w:rPr>
+              <w:t>D1 端到端文档问答（BM25 top-16，整篇 10-K，k=16）</w:t>
+            </w:r>
+          </w:p>
+        </w:tc>
+        <w:tc>
+          <w:tcPr>
+            <w:tcW w:type="dxa" w:w="567"/>
+          </w:tcPr>
+          <w:p>
+            <w:r/>
+            <w:r>
+              <w:rPr>
+                <w:sz w:val="18"/>
+              </w:rPr>
+              <w:t>60</w:t>
+            </w:r>
+          </w:p>
+        </w:tc>
+        <w:tc>
+          <w:tcPr>
+            <w:tcW w:type="dxa" w:w="1134"/>
+          </w:tcPr>
+          <w:p>
+            <w:r/>
+            <w:r>
+              <w:rPr>
+                <w:sz w:val="18"/>
+              </w:rPr>
+              <w:t>76.7%</w:t>
+            </w:r>
+          </w:p>
+        </w:tc>
+        <w:tc>
+          <w:tcPr>
+            <w:tcW w:type="dxa" w:w="1134"/>
+          </w:tcPr>
+          <w:p>
+            <w:r/>
+            <w:r>
+              <w:rPr>
+                <w:sz w:val="18"/>
+              </w:rPr>
+              <w:t>70.0%</w:t>
+            </w:r>
+          </w:p>
+        </w:tc>
+        <w:tc>
+          <w:tcPr>
+            <w:tcW w:type="dxa" w:w="1020"/>
+          </w:tcPr>
+          <w:p>
+            <w:r/>
+            <w:r>
+              <w:rPr>
+                <w:sz w:val="18"/>
+              </w:rPr>
+              <w:t>23,285</w:t>
+            </w:r>
+          </w:p>
+        </w:tc>
+        <w:tc>
+          <w:tcPr>
+            <w:tcW w:type="dxa" w:w="2835"/>
+          </w:tcPr>
+          <w:p>
+            <w:r/>
+            <w:r>
+              <w:rPr>
+                <w:sz w:val="18"/>
+              </w:rPr>
+              <w:t>同义词扩展 + 行项目/报表/年份加权，k=16</w:t>
+            </w:r>
+          </w:p>
+        </w:tc>
+      </w:tr>
+      <w:tr>
+        <w:tc>
+          <w:tcPr>
+            <w:tcW w:type="dxa" w:w="2494"/>
+          </w:tcPr>
+          <w:p>
+            <w:r/>
+            <w:r>
+              <w:rPr>
+                <w:sz w:val="18"/>
+              </w:rPr>
+              <w:t>D1 端到端文档问答（BM25 top-16，整篇 10-K，k=16）</w:t>
+            </w:r>
+          </w:p>
+        </w:tc>
+        <w:tc>
+          <w:tcPr>
+            <w:tcW w:type="dxa" w:w="567"/>
+          </w:tcPr>
+          <w:p>
+            <w:r/>
+            <w:r>
+              <w:rPr>
+                <w:sz w:val="18"/>
+              </w:rPr>
+              <w:t>60</w:t>
+            </w:r>
+          </w:p>
+        </w:tc>
+        <w:tc>
+          <w:tcPr>
+            <w:tcW w:type="dxa" w:w="1134"/>
+          </w:tcPr>
+          <w:p>
+            <w:r/>
+            <w:r>
+              <w:rPr>
+                <w:sz w:val="18"/>
+              </w:rPr>
+              <w:t>78.3%</w:t>
+            </w:r>
+          </w:p>
+        </w:tc>
+        <w:tc>
+          <w:tcPr>
+            <w:tcW w:type="dxa" w:w="1134"/>
+          </w:tcPr>
+          <w:p>
+            <w:r/>
+            <w:r>
+              <w:rPr>
+                <w:sz w:val="18"/>
+              </w:rPr>
+              <w:t>70.0%</w:t>
+            </w:r>
+          </w:p>
+        </w:tc>
+        <w:tc>
+          <w:tcPr>
+            <w:tcW w:type="dxa" w:w="1020"/>
+          </w:tcPr>
+          <w:p>
+            <w:r/>
+            <w:r>
+              <w:rPr>
+                <w:sz w:val="18"/>
+              </w:rPr>
+              <w:t>23,210</w:t>
+            </w:r>
+          </w:p>
+        </w:tc>
+        <w:tc>
+          <w:tcPr>
+            <w:tcW w:type="dxa" w:w="2835"/>
+          </w:tcPr>
+          <w:p>
+            <w:r/>
+            <w:r>
+              <w:rPr>
+                <w:sz w:val="18"/>
+              </w:rPr>
+              <w:t>先召回 24 再按精确性信号重排到 16</w:t>
+            </w:r>
+          </w:p>
+        </w:tc>
+      </w:tr>
+    </w:tbl>
+    <w:p>
+      <w:pPr>
+        <w:spacing w:before="40"/>
+      </w:pPr>
+      <w:r>
+        <w:rPr>
+          <w:i/>
+          <w:color w:val="555555"/>
+          <w:sz w:val="17"/>
+        </w:rPr>
+        <w:t>离线调参（零 API 成本）得到的完整曲线：同义词扩展 59.3→64.0%、行项目加权 64.0%、报表路由 →67.3%、年份邻近 →68.0%、k 从 8 提到 16 →77.3%、k=24 →80.7%。k 的影响大于所有词法技巧之和。重排把「指标类」答题从 12/20 修到 14/20，代价是「新颖生成」从 16/20 降到 14/20，净效果持平。</w:t>
+      </w:r>
+    </w:p>
+    <w:p/>
+    <w:p>
+      <w:pPr>
+        <w:spacing w:after="120"/>
+      </w:pPr>
+      <w:r>
+        <w:rPr>
+          <w:b w:val="0"/>
+          <w:sz w:val="21"/>
+        </w:rPr>
+        <w:t>**联合分布（检索命中 × 答题对错）**：</w:t>
+      </w:r>
+    </w:p>
+    <w:p>
+      <w:pPr>
+        <w:spacing w:after="40"/>
+      </w:pPr>
+      <w:r>
+        <w:rPr>
+          <w:b/>
+          <w:sz w:val="19"/>
+        </w:rPr>
+        <w:t>表 12e　D1 的失分结构变化（dev 60 题）</w:t>
+      </w:r>
+    </w:p>
+    <w:tbl>
+      <w:tblPr>
+        <w:tblStyle w:val="TableGrid"/>
+        <w:tblW w:type="auto" w:w="0"/>
+        <w:jc w:val="center"/>
+        <w:tblLook w:firstColumn="1" w:firstRow="1" w:lastColumn="0" w:lastRow="0" w:noHBand="0" w:noVBand="1" w:val="04A0"/>
+      </w:tblPr>
+      <w:tblGrid>
+        <w:gridCol w:w="1440"/>
+        <w:gridCol w:w="1440"/>
+        <w:gridCol w:w="1440"/>
+        <w:gridCol w:w="1440"/>
+        <w:gridCol w:w="1440"/>
+        <w:gridCol w:w="1440"/>
+      </w:tblGrid>
+      <w:tr>
+        <w:tc>
+          <w:tcPr>
+            <w:tcW w:type="dxa" w:w="2494"/>
+            <w:shd w:val="clear" w:fill="EEF2F7"/>
+          </w:tcPr>
+          <w:p>
+            <w:r/>
+            <w:r>
+              <w:rPr>
+                <w:b/>
+                <w:sz w:val="18"/>
+              </w:rPr>
+              <w:t>版本</w:t>
+            </w:r>
+          </w:p>
+        </w:tc>
+        <w:tc>
+          <w:tcPr>
+            <w:tcW w:type="dxa" w:w="1134"/>
+            <w:shd w:val="clear" w:fill="EEF2F7"/>
+          </w:tcPr>
+          <w:p>
+            <w:r/>
+            <w:r>
+              <w:rPr>
+                <w:b/>
+                <w:sz w:val="18"/>
+              </w:rPr>
+              <w:t>命中且答对</w:t>
+            </w:r>
+          </w:p>
+        </w:tc>
+        <w:tc>
+          <w:tcPr>
+            <w:tcW w:type="dxa" w:w="1134"/>
+            <w:shd w:val="clear" w:fill="EEF2F7"/>
+          </w:tcPr>
+          <w:p>
+            <w:r/>
+            <w:r>
+              <w:rPr>
+                <w:b/>
+                <w:sz w:val="18"/>
+              </w:rPr>
+              <w:t>命中却答错</w:t>
+            </w:r>
+          </w:p>
+        </w:tc>
+        <w:tc>
+          <w:tcPr>
+            <w:tcW w:type="dxa" w:w="1247"/>
+            <w:shd w:val="clear" w:fill="EEF2F7"/>
+          </w:tcPr>
+          <w:p>
+            <w:r/>
+            <w:r>
+              <w:rPr>
+                <w:b/>
+                <w:sz w:val="18"/>
+              </w:rPr>
+              <w:t>未命中却答对</w:t>
+            </w:r>
+          </w:p>
+        </w:tc>
+        <w:tc>
+          <w:tcPr>
+            <w:tcW w:type="dxa" w:w="1247"/>
+            <w:shd w:val="clear" w:fill="EEF2F7"/>
+          </w:tcPr>
+          <w:p>
+            <w:r/>
+            <w:r>
+              <w:rPr>
+                <w:b/>
+                <w:sz w:val="18"/>
+              </w:rPr>
+              <w:t>未命中且答错</w:t>
+            </w:r>
+          </w:p>
+        </w:tc>
+        <w:tc>
+          <w:tcPr>
+            <w:tcW w:type="dxa" w:w="2268"/>
+            <w:shd w:val="clear" w:fill="EEF2F7"/>
+          </w:tcPr>
+          <w:p>
+            <w:r/>
+            <w:r>
+              <w:rPr>
+                <w:b/>
+                <w:sz w:val="18"/>
+              </w:rPr>
+              <w:t>结论</w:t>
+            </w:r>
+          </w:p>
+        </w:tc>
+      </w:tr>
+      <w:tr>
+        <w:tc>
+          <w:tcPr>
+            <w:tcW w:type="dxa" w:w="2494"/>
+          </w:tcPr>
+          <w:p>
+            <w:r/>
+            <w:r>
+              <w:rPr>
+                <w:sz w:val="18"/>
+              </w:rPr>
+              <w:t>D1 端到端文档问答（BM25 top-8，整篇 10-K，k=8）</w:t>
+            </w:r>
+          </w:p>
+        </w:tc>
+        <w:tc>
+          <w:tcPr>
+            <w:tcW w:type="dxa" w:w="1134"/>
+          </w:tcPr>
+          <w:p>
+            <w:r/>
+            <w:r>
+              <w:rPr>
+                <w:sz w:val="18"/>
+              </w:rPr>
+              <w:t>17</w:t>
+            </w:r>
+          </w:p>
+        </w:tc>
+        <w:tc>
+          <w:tcPr>
+            <w:tcW w:type="dxa" w:w="1134"/>
+          </w:tcPr>
+          <w:p>
+            <w:r/>
+            <w:r>
+              <w:rPr>
+                <w:sz w:val="18"/>
+              </w:rPr>
+              <w:t>8</w:t>
+            </w:r>
+          </w:p>
+        </w:tc>
+        <w:tc>
+          <w:tcPr>
+            <w:tcW w:type="dxa" w:w="1247"/>
+          </w:tcPr>
+          <w:p>
+            <w:r/>
+            <w:r>
+              <w:rPr>
+                <w:sz w:val="18"/>
+              </w:rPr>
+              <w:t>7</w:t>
+            </w:r>
+          </w:p>
+        </w:tc>
+        <w:tc>
+          <w:tcPr>
+            <w:tcW w:type="dxa" w:w="1247"/>
+          </w:tcPr>
+          <w:p>
+            <w:r/>
+            <w:r>
+              <w:rPr>
+                <w:sz w:val="18"/>
+              </w:rPr>
+              <w:t>19</w:t>
+            </w:r>
+          </w:p>
+        </w:tc>
+        <w:tc>
+          <w:tcPr>
+            <w:tcW w:type="dxa" w:w="2268"/>
+          </w:tcPr>
+          <w:p>
+            <w:r/>
+            <w:r>
+              <w:rPr>
+                <w:sz w:val="18"/>
+              </w:rPr>
+              <w:t>主要失分是召回</w:t>
+            </w:r>
+          </w:p>
+        </w:tc>
+      </w:tr>
+      <w:tr>
+        <w:tc>
+          <w:tcPr>
+            <w:tcW w:type="dxa" w:w="2494"/>
+          </w:tcPr>
+          <w:p>
+            <w:r/>
+            <w:r>
+              <w:rPr>
+                <w:sz w:val="18"/>
+              </w:rPr>
+              <w:t>D1 端到端文档问答（BM25 top-16，整篇 10-K，k=16）</w:t>
+            </w:r>
+          </w:p>
+        </w:tc>
+        <w:tc>
+          <w:tcPr>
+            <w:tcW w:type="dxa" w:w="1134"/>
+          </w:tcPr>
+          <w:p>
+            <w:r/>
+            <w:r>
+              <w:rPr>
+                <w:sz w:val="18"/>
+              </w:rPr>
+              <w:t>35</w:t>
+            </w:r>
+          </w:p>
+        </w:tc>
+        <w:tc>
+          <w:tcPr>
+            <w:tcW w:type="dxa" w:w="1134"/>
+          </w:tcPr>
+          <w:p>
+            <w:r/>
+            <w:r>
+              <w:rPr>
+                <w:sz w:val="18"/>
+              </w:rPr>
+              <w:t>12</w:t>
+            </w:r>
+          </w:p>
+        </w:tc>
+        <w:tc>
+          <w:tcPr>
+            <w:tcW w:type="dxa" w:w="1247"/>
+          </w:tcPr>
+          <w:p>
+            <w:r/>
+            <w:r>
+              <w:rPr>
+                <w:sz w:val="18"/>
+              </w:rPr>
+              <w:t>7</w:t>
+            </w:r>
+          </w:p>
+        </w:tc>
+        <w:tc>
+          <w:tcPr>
+            <w:tcW w:type="dxa" w:w="1247"/>
+          </w:tcPr>
+          <w:p>
+            <w:r/>
+            <w:r>
+              <w:rPr>
+                <w:sz w:val="18"/>
+              </w:rPr>
+              <w:t>6</w:t>
+            </w:r>
+          </w:p>
+        </w:tc>
+        <w:tc>
+          <w:tcPr>
+            <w:tcW w:type="dxa" w:w="2268"/>
+          </w:tcPr>
+          <w:p>
+            <w:r/>
+            <w:r>
+              <w:rPr>
+                <w:sz w:val="18"/>
+              </w:rPr>
+              <w:t>瓶颈已转为精度（命中却答错更多）</w:t>
+            </w:r>
+          </w:p>
+        </w:tc>
+      </w:tr>
+    </w:tbl>
+    <w:p>
+      <w:pPr>
+        <w:spacing w:before="40"/>
+      </w:pPr>
+      <w:r>
+        <w:rPr>
+          <w:i/>
+          <w:color w:val="555555"/>
+          <w:sz w:val="17"/>
+        </w:rPr>
+        <w:t>「未命中却答对」的题提醒：这个数字里仍含记忆成分（与 4.4 节闭卷污染一致）。</w:t>
+      </w:r>
+    </w:p>
+    <w:p/>
+    <w:p>
+      <w:pPr>
+        <w:spacing w:after="40"/>
+      </w:pPr>
+      <w:r>
+        <w:rPr>
+          <w:b/>
+          <w:sz w:val="19"/>
+        </w:rPr>
+        <w:t>表 12f　端到端文档问答 vs 论文的检索口径（同一批 150 题、同一裁判）</w:t>
+      </w:r>
+    </w:p>
+    <w:tbl>
+      <w:tblPr>
+        <w:tblStyle w:val="TableGrid"/>
+        <w:tblW w:type="auto" w:w="0"/>
+        <w:jc w:val="center"/>
+        <w:tblLook w:firstColumn="1" w:firstRow="1" w:lastColumn="0" w:lastRow="0" w:noHBand="0" w:noVBand="1" w:val="04A0"/>
+      </w:tblPr>
+      <w:tblGrid>
+        <w:gridCol w:w="2160"/>
+        <w:gridCol w:w="2160"/>
+        <w:gridCol w:w="2160"/>
+        <w:gridCol w:w="2160"/>
+      </w:tblGrid>
+      <w:tr>
+        <w:tc>
+          <w:tcPr>
+            <w:tcW w:type="dxa" w:w="3175"/>
+            <w:shd w:val="clear" w:fill="EEF2F7"/>
+          </w:tcPr>
+          <w:p>
+            <w:r/>
+            <w:r>
+              <w:rPr>
+                <w:b/>
+                <w:sz w:val="18"/>
+              </w:rPr>
+              <w:t>方案</w:t>
+            </w:r>
+          </w:p>
+        </w:tc>
+        <w:tc>
+          <w:tcPr>
+            <w:tcW w:type="dxa" w:w="1134"/>
+            <w:shd w:val="clear" w:fill="EEF2F7"/>
+          </w:tcPr>
+          <w:p>
+            <w:r/>
+            <w:r>
+              <w:rPr>
+                <w:b/>
+                <w:sz w:val="18"/>
+              </w:rPr>
+              <w:t>论文标签</w:t>
+            </w:r>
+          </w:p>
+        </w:tc>
+        <w:tc>
+          <w:tcPr>
+            <w:tcW w:type="dxa" w:w="1134"/>
+            <w:shd w:val="clear" w:fill="EEF2F7"/>
+          </w:tcPr>
+          <w:p>
+            <w:r/>
+            <w:r>
+              <w:rPr>
+                <w:b/>
+                <w:sz w:val="18"/>
+              </w:rPr>
+              <w:t>同一裁判</w:t>
+            </w:r>
+          </w:p>
+        </w:tc>
+        <w:tc>
+          <w:tcPr>
+            <w:tcW w:type="dxa" w:w="1701"/>
+            <w:shd w:val="clear" w:fill="EEF2F7"/>
+          </w:tcPr>
+          <w:p>
+            <w:r/>
+            <w:r>
+              <w:rPr>
+                <w:b/>
+                <w:sz w:val="18"/>
+              </w:rPr>
+              <w:t>n / 说明</w:t>
+            </w:r>
+          </w:p>
+        </w:tc>
+      </w:tr>
+      <w:tr>
+        <w:tc>
+          <w:tcPr>
+            <w:tcW w:type="dxa" w:w="3175"/>
+          </w:tcPr>
+          <w:p>
+            <w:r/>
+            <w:r>
+              <w:rPr>
+                <w:sz w:val="18"/>
+              </w:rPr>
+              <w:t>本平台 D1（自建 BM25 + 金融启发式检索）</w:t>
+            </w:r>
+          </w:p>
+        </w:tc>
+        <w:tc>
+          <w:tcPr>
+            <w:tcW w:type="dxa" w:w="1134"/>
+          </w:tcPr>
+          <w:p>
+            <w:r/>
+            <w:r>
+              <w:rPr>
+                <w:sz w:val="18"/>
+              </w:rPr>
+              <w:t>—</w:t>
+            </w:r>
+          </w:p>
+        </w:tc>
+        <w:tc>
+          <w:tcPr>
+            <w:tcW w:type="dxa" w:w="1134"/>
+          </w:tcPr>
+          <w:p>
+            <w:r/>
+            <w:r>
+              <w:rPr>
+                <w:sz w:val="18"/>
+              </w:rPr>
+              <w:t>70.0%</w:t>
+            </w:r>
+          </w:p>
+        </w:tc>
+        <w:tc>
+          <w:tcPr>
+            <w:tcW w:type="dxa" w:w="1701"/>
+          </w:tcPr>
+          <w:p>
+            <w:r/>
+            <w:r>
+              <w:rPr>
+                <w:sz w:val="18"/>
+              </w:rPr>
+              <w:t>n=150</w:t>
+            </w:r>
+          </w:p>
+        </w:tc>
+      </w:tr>
+      <w:tr>
+        <w:tc>
+          <w:tcPr>
+            <w:tcW w:type="dxa" w:w="3175"/>
+          </w:tcPr>
+          <w:p>
+            <w:r/>
+            <w:r>
+              <w:rPr>
+                <w:sz w:val="18"/>
+              </w:rPr>
+              <w:t>GPT-4（single store 检索）（论文）</w:t>
+            </w:r>
+          </w:p>
+        </w:tc>
+        <w:tc>
+          <w:tcPr>
+            <w:tcW w:type="dxa" w:w="1134"/>
+          </w:tcPr>
+          <w:p>
+            <w:r/>
+            <w:r>
+              <w:rPr>
+                <w:sz w:val="18"/>
+              </w:rPr>
+              <w:t>42.0%</w:t>
+            </w:r>
+          </w:p>
+        </w:tc>
+        <w:tc>
+          <w:tcPr>
+            <w:tcW w:type="dxa" w:w="1134"/>
+          </w:tcPr>
+          <w:p>
+            <w:r/>
+            <w:r>
+              <w:rPr>
+                <w:sz w:val="18"/>
+              </w:rPr>
+              <w:t>37.3%</w:t>
+            </w:r>
+          </w:p>
+        </w:tc>
+        <w:tc>
+          <w:tcPr>
+            <w:tcW w:type="dxa" w:w="1701"/>
+          </w:tcPr>
+          <w:p>
+            <w:r/>
+            <w:r>
+              <w:rPr>
+                <w:sz w:val="18"/>
+              </w:rPr>
+              <w:t>向量库检索</w:t>
+            </w:r>
+          </w:p>
+        </w:tc>
+      </w:tr>
+      <w:tr>
+        <w:tc>
+          <w:tcPr>
+            <w:tcW w:type="dxa" w:w="3175"/>
+          </w:tcPr>
+          <w:p>
+            <w:r/>
+            <w:r>
+              <w:rPr>
+                <w:sz w:val="18"/>
+              </w:rPr>
+              <w:t>GPT-4-1106（single store 检索）（论文）</w:t>
+            </w:r>
+          </w:p>
+        </w:tc>
+        <w:tc>
+          <w:tcPr>
+            <w:tcW w:type="dxa" w:w="1134"/>
+          </w:tcPr>
+          <w:p>
+            <w:r/>
+            <w:r>
+              <w:rPr>
+                <w:sz w:val="18"/>
+              </w:rPr>
+              <w:t>50.0%</w:t>
+            </w:r>
+          </w:p>
+        </w:tc>
+        <w:tc>
+          <w:tcPr>
+            <w:tcW w:type="dxa" w:w="1134"/>
+          </w:tcPr>
+          <w:p>
+            <w:r/>
+            <w:r>
+              <w:rPr>
+                <w:sz w:val="18"/>
+              </w:rPr>
+              <w:t>42.7%</w:t>
+            </w:r>
+          </w:p>
+        </w:tc>
+        <w:tc>
+          <w:tcPr>
+            <w:tcW w:type="dxa" w:w="1701"/>
+          </w:tcPr>
+          <w:p>
+            <w:r/>
+            <w:r>
+              <w:rPr>
+                <w:sz w:val="18"/>
+              </w:rPr>
+              <w:t>向量库检索</w:t>
+            </w:r>
+          </w:p>
+        </w:tc>
+      </w:tr>
+      <w:tr>
+        <w:tc>
+          <w:tcPr>
+            <w:tcW w:type="dxa" w:w="3175"/>
+          </w:tcPr>
+          <w:p>
+            <w:r/>
+            <w:r>
+              <w:rPr>
+                <w:sz w:val="18"/>
+              </w:rPr>
+              <w:t>GPT-4（shared store 检索）（论文）</w:t>
+            </w:r>
+          </w:p>
+        </w:tc>
+        <w:tc>
+          <w:tcPr>
+            <w:tcW w:type="dxa" w:w="1134"/>
+          </w:tcPr>
+          <w:p>
+            <w:r/>
+            <w:r>
+              <w:rPr>
+                <w:sz w:val="18"/>
+              </w:rPr>
+              <w:t>16.7%</w:t>
+            </w:r>
+          </w:p>
+        </w:tc>
+        <w:tc>
+          <w:tcPr>
+            <w:tcW w:type="dxa" w:w="1134"/>
+          </w:tcPr>
+          <w:p>
+            <w:r/>
+            <w:r>
+              <w:rPr>
+                <w:sz w:val="18"/>
+              </w:rPr>
+              <w:t>15.3%</w:t>
+            </w:r>
+          </w:p>
+        </w:tc>
+        <w:tc>
+          <w:tcPr>
+            <w:tcW w:type="dxa" w:w="1701"/>
+          </w:tcPr>
+          <w:p>
+            <w:r/>
+            <w:r>
+              <w:rPr>
+                <w:sz w:val="18"/>
+              </w:rPr>
+              <w:t>向量库检索</w:t>
+            </w:r>
+          </w:p>
+        </w:tc>
+      </w:tr>
+      <w:tr>
+        <w:tc>
+          <w:tcPr>
+            <w:tcW w:type="dxa" w:w="3175"/>
+          </w:tcPr>
+          <w:p>
+            <w:r/>
+            <w:r>
+              <w:rPr>
+                <w:sz w:val="18"/>
+              </w:rPr>
+              <w:t>GPT-4-1106（shared store 检索）（论文）</w:t>
+            </w:r>
+          </w:p>
+        </w:tc>
+        <w:tc>
+          <w:tcPr>
+            <w:tcW w:type="dxa" w:w="1134"/>
+          </w:tcPr>
+          <w:p>
+            <w:r/>
+            <w:r>
+              <w:rPr>
+                <w:sz w:val="18"/>
+              </w:rPr>
+              <w:t>19.3%</w:t>
+            </w:r>
+          </w:p>
+        </w:tc>
+        <w:tc>
+          <w:tcPr>
+            <w:tcW w:type="dxa" w:w="1134"/>
+          </w:tcPr>
+          <w:p>
+            <w:r/>
+            <w:r>
+              <w:rPr>
+                <w:sz w:val="18"/>
+              </w:rPr>
+              <w:t>18.7%</w:t>
+            </w:r>
+          </w:p>
+        </w:tc>
+        <w:tc>
+          <w:tcPr>
+            <w:tcW w:type="dxa" w:w="1701"/>
+          </w:tcPr>
+          <w:p>
+            <w:r/>
+            <w:r>
+              <w:rPr>
+                <w:sz w:val="18"/>
+              </w:rPr>
+              <w:t>向量库检索</w:t>
+            </w:r>
+          </w:p>
+        </w:tc>
+      </w:tr>
+    </w:tbl>
+    <w:p>
+      <w:pPr>
+        <w:spacing w:before="40"/>
+      </w:pPr>
+      <w:r>
+        <w:rPr>
+          <w:i/>
+          <w:color w:val="555555"/>
+          <w:sz w:val="17"/>
+        </w:rPr>
+        <w:t>四条读法：① 我们的 D1 明显高于论文的全部检索口径（说明 BM25+金融启发式在这批 10-K 上强于向量库检索），但这是**两种检索方案的对比**，不是模型能力对比；② 口径仍不完全对齐——论文流水线在检索不到时大量拒答（single store 71/150、shared store 112/150），而我们的提示词要求推导，会系统性抬高我们的分；③ D1 与 oracle 的差距就是「自己找段落」相对「直接给段落」的代价，即检索技术的价值空间；④ **D1 不是产品链路**：平台后端附件只接受图片，不支持 PDF，抽取与检索都在评测侧完成。</w:t>
+      </w:r>
+    </w:p>
+    <w:p/>
     <w:p>
       <w:pPr>
         <w:pStyle w:val="Heading2"/>

--- a/docs/reports/External-Alignment-v1.docx
+++ b/docs/reports/External-Alignment-v1.docx
@@ -56,7 +56,7 @@
           <w:color w:val="555555"/>
           <w:sz w:val="19"/>
         </w:rPr>
-        <w:t>产品版本：v0.7.2　代码提交：8868541</w:t>
+        <w:t>产品版本：v0.7.2　代码提交：ab7b79d</w:t>
       </w:r>
     </w:p>
     <w:p>
@@ -13707,7 +13707,7 @@
               <w:rPr>
                 <w:sz w:val="18"/>
               </w:rPr>
-              <w:t>¥4.3323</w:t>
+              <w:t>¥16.31</w:t>
             </w:r>
           </w:p>
         </w:tc>
@@ -13807,7 +13807,7 @@
               <w:rPr>
                 <w:sz w:val="18"/>
               </w:rPr>
-              <w:t>¥0.4009</w:t>
+              <w:t>¥1.7</w:t>
             </w:r>
           </w:p>
         </w:tc>
@@ -14064,7 +14064,7 @@
               <w:rPr>
                 <w:sz w:val="18"/>
               </w:rPr>
-              <w:t>¥0.3345</w:t>
+              <w:t>¥0.43</w:t>
             </w:r>
           </w:p>
         </w:tc>

--- a/docs/reports/External-Alignment-v1.docx
+++ b/docs/reports/External-Alignment-v1.docx
@@ -56,7 +56,7 @@
           <w:color w:val="555555"/>
           <w:sz w:val="19"/>
         </w:rPr>
-        <w:t>产品版本：v0.7.2　代码提交：ab7b79d</w:t>
+        <w:t>产品版本：v0.7.2　代码提交：610614f</w:t>
       </w:r>
     </w:p>
     <w:p>
@@ -9565,7 +9565,7 @@
               <w:rPr>
                 <w:sz w:val="18"/>
               </w:rPr>
-              <w:t>25</w:t>
+              <w:t>28</w:t>
             </w:r>
           </w:p>
         </w:tc>
@@ -9609,7 +9609,7 @@
               <w:rPr>
                 <w:sz w:val="18"/>
               </w:rPr>
-              <w:t>42</w:t>
+              <w:t>49</w:t>
             </w:r>
           </w:p>
         </w:tc>
@@ -9653,7 +9653,7 @@
               <w:rPr>
                 <w:sz w:val="18"/>
               </w:rPr>
-              <w:t>5</w:t>
+              <w:t>2</w:t>
             </w:r>
           </w:p>
         </w:tc>
@@ -9697,7 +9697,7 @@
               <w:rPr>
                 <w:sz w:val="18"/>
               </w:rPr>
-              <w:t>78</w:t>
+              <w:t>71</w:t>
             </w:r>
           </w:p>
         </w:tc>
@@ -9711,7 +9711,7 @@
               <w:rPr>
                 <w:sz w:val="18"/>
               </w:rPr>
-              <w:t>含拒答 2 题</w:t>
+              <w:t>含拒答 6 题</w:t>
             </w:r>
           </w:p>
         </w:tc>
@@ -9752,7 +9752,7 @@
         <w:rPr>
           <w:sz w:val="21"/>
         </w:rPr>
-        <w:t>标准答案：$1577.00　→　模型闭卷作答：3M’s FY2018 capital expenditures were **$1,577 million** (purchases of property, plant and equipment).</w:t>
+        <w:t>标准答案：$1577.00　→　模型闭卷作答：3M’s FY2018 capital expenditure was **$1,577 million** (i.e., purchases of property, plant and equipment per the cash flow statement).</w:t>
       </w:r>
     </w:p>
     <w:p>
@@ -9764,7 +9764,7 @@
         <w:rPr>
           <w:sz w:val="21"/>
         </w:rPr>
-        <w:t>标准答案：0　→　模型闭卷作答：AES Corporation’s FY2022 income statement did not explicitly outline restructuring costs, so the figure is **0** (i.e., **$0**).</w:t>
+        <w:t>标准答案：$8.70　→　模型闭卷作答：3M’s FY2018 year-end net property, plant, and equipment (net PP&amp;E) was **$8.738 billion**.</w:t>
       </w:r>
     </w:p>
     <w:p>
@@ -9776,7 +9776,7 @@
         <w:rPr>
           <w:sz w:val="21"/>
         </w:rPr>
-        <w:t>标准答案：93.86　→　模型闭卷作答：Amazon's FY2017 DPO was approximately **93.86 days**.</w:t>
+        <w:t>标准答案：0　→　模型闭卷作答：0 — AES Corporation’s FY2022 income statement did not explicitly outline restructuring costs as a separate line item.</w:t>
       </w:r>
     </w:p>
     <w:p>
@@ -9788,7 +9788,7 @@
         <w:rPr>
           <w:sz w:val="21"/>
         </w:rPr>
-        <w:t>标准答案：30.8%　→　模型闭卷作答：Amazon's year-over-year revenue change from FY2016 to FY2017 was **30.8%**.</w:t>
+        <w:t>标准答案：93.86　→　模型闭卷作答：Amazon’s FY2017 DPO is **93.86 days**.</w:t>
       </w:r>
     </w:p>
     <w:p>
@@ -11609,6 +11609,767 @@
       </w:r>
     </w:p>
     <w:p/>
+    <w:p>
+      <w:pPr>
+        <w:pStyle w:val="Heading2"/>
+      </w:pPr>
+      <w:r>
+        <w:t>4.8 超限挑战：对上当前最贵档的两个模型</w:t>
+      </w:r>
+    </w:p>
+    <w:p>
+      <w:pPr>
+        <w:spacing w:after="120"/>
+      </w:pPr>
+      <w:r>
+        <w:rPr>
+          <w:b w:val="0"/>
+          <w:sz w:val="21"/>
+        </w:rPr>
+        <w:t>同代测试的对手是 Luna / GLM-5.3-Flash 一档；本节再往上打一档——**Claude Fable 5.1** 与 **GPT-6 Astra**，两者价目相同（输入 $10 / 缓存读 $0.25~1 / 输出 $50 每百万 token），是当前市场的价格顶部。口径与 4.4 节完全一致：FinanceBench 全量 150 题（oracle + 闭卷双口径）、BFCL v4 520 题、A1 提示词、同一裁判 claude-sonnet-5（与被测各方均非同源）。</w:t>
+      </w:r>
+    </w:p>
+    <w:p>
+      <w:pPr>
+        <w:spacing w:after="120"/>
+      </w:pPr>
+      <w:r>
+        <w:rPr>
+          <w:b w:val="0"/>
+          <w:sz w:val="21"/>
+        </w:rPr>
+        <w:t>**先做的能力自检**：两家的文本、图像、工具三项全部通过。值得一提，Fable 5.1 看那张中文版面图时给出的是**版面位置推理**——「最上方没有标题，只有正文。图中唯一的标题是右页中部的…」，而不是像其它模型那样直接吐出标题文字。</w:t>
+      </w:r>
+    </w:p>
+    <w:p>
+      <w:pPr>
+        <w:spacing w:after="40"/>
+      </w:pPr>
+      <w:r>
+        <w:rPr>
+          <w:b/>
+          <w:sz w:val="19"/>
+        </w:rPr>
+        <w:t>表 12h　超限挑战结果（FinanceBench 全量 150 题 + BFCL 520 题，同一裁判）</w:t>
+      </w:r>
+    </w:p>
+    <w:tbl>
+      <w:tblPr>
+        <w:tblStyle w:val="TableGrid"/>
+        <w:tblW w:type="auto" w:w="0"/>
+        <w:jc w:val="center"/>
+        <w:tblLook w:firstColumn="1" w:firstRow="1" w:lastColumn="0" w:lastRow="0" w:noHBand="0" w:noVBand="1" w:val="04A0"/>
+      </w:tblPr>
+      <w:tblGrid>
+        <w:gridCol w:w="1234"/>
+        <w:gridCol w:w="1234"/>
+        <w:gridCol w:w="1234"/>
+        <w:gridCol w:w="1234"/>
+        <w:gridCol w:w="1234"/>
+        <w:gridCol w:w="1234"/>
+        <w:gridCol w:w="1234"/>
+      </w:tblGrid>
+      <w:tr>
+        <w:tc>
+          <w:tcPr>
+            <w:tcW w:type="dxa" w:w="1928"/>
+            <w:shd w:val="clear" w:fill="EEF2F7"/>
+          </w:tcPr>
+          <w:p>
+            <w:r/>
+            <w:r>
+              <w:rPr>
+                <w:b/>
+                <w:sz w:val="18"/>
+              </w:rPr>
+              <w:t>模型</w:t>
+            </w:r>
+          </w:p>
+        </w:tc>
+        <w:tc>
+          <w:tcPr>
+            <w:tcW w:type="dxa" w:w="1247"/>
+            <w:shd w:val="clear" w:fill="EEF2F7"/>
+          </w:tcPr>
+          <w:p>
+            <w:r/>
+            <w:r>
+              <w:rPr>
+                <w:b/>
+                <w:sz w:val="18"/>
+              </w:rPr>
+              <w:t>FinanceBench oracle</w:t>
+            </w:r>
+          </w:p>
+        </w:tc>
+        <w:tc>
+          <w:tcPr>
+            <w:tcW w:type="dxa" w:w="1247"/>
+            <w:shd w:val="clear" w:fill="EEF2F7"/>
+          </w:tcPr>
+          <w:p>
+            <w:r/>
+            <w:r>
+              <w:rPr>
+                <w:b/>
+                <w:sz w:val="18"/>
+              </w:rPr>
+              <w:t>闭卷（不给文档）</w:t>
+            </w:r>
+          </w:p>
+        </w:tc>
+        <w:tc>
+          <w:tcPr>
+            <w:tcW w:type="dxa" w:w="1020"/>
+            <w:shd w:val="clear" w:fill="EEF2F7"/>
+          </w:tcPr>
+          <w:p>
+            <w:r/>
+            <w:r>
+              <w:rPr>
+                <w:b/>
+                <w:sz w:val="18"/>
+              </w:rPr>
+              <w:t>文档增量</w:t>
+            </w:r>
+          </w:p>
+        </w:tc>
+        <w:tc>
+          <w:tcPr>
+            <w:tcW w:type="dxa" w:w="1247"/>
+            <w:shd w:val="clear" w:fill="EEF2F7"/>
+          </w:tcPr>
+          <w:p>
+            <w:r/>
+            <w:r>
+              <w:rPr>
+                <w:b/>
+                <w:sz w:val="18"/>
+              </w:rPr>
+              <w:t>BFCL v4（确定性）</w:t>
+            </w:r>
+          </w:p>
+        </w:tc>
+        <w:tc>
+          <w:tcPr>
+            <w:tcW w:type="dxa" w:w="1134"/>
+            <w:shd w:val="clear" w:fill="EEF2F7"/>
+          </w:tcPr>
+          <w:p>
+            <w:r/>
+            <w:r>
+              <w:rPr>
+                <w:b/>
+                <w:sz w:val="18"/>
+              </w:rPr>
+              <w:t>两项成本</w:t>
+            </w:r>
+          </w:p>
+        </w:tc>
+        <w:tc>
+          <w:tcPr>
+            <w:tcW w:type="dxa" w:w="907"/>
+            <w:shd w:val="clear" w:fill="EEF2F7"/>
+          </w:tcPr>
+          <w:p>
+            <w:r/>
+            <w:r>
+              <w:rPr>
+                <w:b/>
+                <w:sz w:val="18"/>
+              </w:rPr>
+              <w:t>相对我方</w:t>
+            </w:r>
+          </w:p>
+        </w:tc>
+      </w:tr>
+      <w:tr>
+        <w:tc>
+          <w:tcPr>
+            <w:tcW w:type="dxa" w:w="1928"/>
+          </w:tcPr>
+          <w:p>
+            <w:r/>
+            <w:r>
+              <w:rPr>
+                <w:sz w:val="18"/>
+              </w:rPr>
+              <w:t>Claude Fable 5.1</w:t>
+            </w:r>
+          </w:p>
+        </w:tc>
+        <w:tc>
+          <w:tcPr>
+            <w:tcW w:type="dxa" w:w="1247"/>
+          </w:tcPr>
+          <w:p>
+            <w:r/>
+            <w:r>
+              <w:rPr>
+                <w:sz w:val="18"/>
+              </w:rPr>
+              <w:t>94.7%</w:t>
+            </w:r>
+          </w:p>
+        </w:tc>
+        <w:tc>
+          <w:tcPr>
+            <w:tcW w:type="dxa" w:w="1247"/>
+          </w:tcPr>
+          <w:p>
+            <w:r/>
+            <w:r>
+              <w:rPr>
+                <w:sz w:val="18"/>
+              </w:rPr>
+              <w:t>86.7%</w:t>
+            </w:r>
+          </w:p>
+        </w:tc>
+        <w:tc>
+          <w:tcPr>
+            <w:tcW w:type="dxa" w:w="1020"/>
+          </w:tcPr>
+          <w:p>
+            <w:r/>
+            <w:r>
+              <w:rPr>
+                <w:sz w:val="18"/>
+              </w:rPr>
+              <w:t>+8pp</w:t>
+            </w:r>
+          </w:p>
+        </w:tc>
+        <w:tc>
+          <w:tcPr>
+            <w:tcW w:type="dxa" w:w="1247"/>
+          </w:tcPr>
+          <w:p>
+            <w:r/>
+            <w:r>
+              <w:rPr>
+                <w:sz w:val="18"/>
+              </w:rPr>
+              <w:t>91.0%</w:t>
+            </w:r>
+          </w:p>
+        </w:tc>
+        <w:tc>
+          <w:tcPr>
+            <w:tcW w:type="dxa" w:w="1134"/>
+          </w:tcPr>
+          <w:p>
+            <w:r/>
+            <w:r>
+              <w:rPr>
+                <w:sz w:val="18"/>
+              </w:rPr>
+              <w:t>$13.78</w:t>
+            </w:r>
+          </w:p>
+        </w:tc>
+        <w:tc>
+          <w:tcPr>
+            <w:tcW w:type="dxa" w:w="907"/>
+          </w:tcPr>
+          <w:p>
+            <w:r/>
+            <w:r>
+              <w:rPr>
+                <w:sz w:val="18"/>
+              </w:rPr>
+              <w:t>17.4×</w:t>
+            </w:r>
+          </w:p>
+        </w:tc>
+      </w:tr>
+      <w:tr>
+        <w:tc>
+          <w:tcPr>
+            <w:tcW w:type="dxa" w:w="1928"/>
+          </w:tcPr>
+          <w:p>
+            <w:r/>
+            <w:r>
+              <w:rPr>
+                <w:sz w:val="18"/>
+              </w:rPr>
+              <w:t>DeepSeek-V4.1-Flash</w:t>
+            </w:r>
+          </w:p>
+        </w:tc>
+        <w:tc>
+          <w:tcPr>
+            <w:tcW w:type="dxa" w:w="1247"/>
+          </w:tcPr>
+          <w:p>
+            <w:r/>
+            <w:r>
+              <w:rPr>
+                <w:sz w:val="18"/>
+              </w:rPr>
+              <w:t>92.0%</w:t>
+            </w:r>
+          </w:p>
+        </w:tc>
+        <w:tc>
+          <w:tcPr>
+            <w:tcW w:type="dxa" w:w="1247"/>
+          </w:tcPr>
+          <w:p>
+            <w:r/>
+            <w:r>
+              <w:rPr>
+                <w:sz w:val="18"/>
+              </w:rPr>
+              <w:t>51.3%</w:t>
+            </w:r>
+          </w:p>
+        </w:tc>
+        <w:tc>
+          <w:tcPr>
+            <w:tcW w:type="dxa" w:w="1020"/>
+          </w:tcPr>
+          <w:p>
+            <w:r/>
+            <w:r>
+              <w:rPr>
+                <w:sz w:val="18"/>
+              </w:rPr>
+              <w:t>+40.67pp</w:t>
+            </w:r>
+          </w:p>
+        </w:tc>
+        <w:tc>
+          <w:tcPr>
+            <w:tcW w:type="dxa" w:w="1247"/>
+          </w:tcPr>
+          <w:p>
+            <w:r/>
+            <w:r>
+              <w:rPr>
+                <w:sz w:val="18"/>
+              </w:rPr>
+              <w:t>89.0%</w:t>
+            </w:r>
+          </w:p>
+        </w:tc>
+        <w:tc>
+          <w:tcPr>
+            <w:tcW w:type="dxa" w:w="1134"/>
+          </w:tcPr>
+          <w:p>
+            <w:r/>
+            <w:r>
+              <w:rPr>
+                <w:sz w:val="18"/>
+              </w:rPr>
+              <w:t>$0.79</w:t>
+            </w:r>
+          </w:p>
+        </w:tc>
+        <w:tc>
+          <w:tcPr>
+            <w:tcW w:type="dxa" w:w="907"/>
+          </w:tcPr>
+          <w:p>
+            <w:r/>
+            <w:r>
+              <w:rPr>
+                <w:sz w:val="18"/>
+              </w:rPr>
+              <w:t>1×</w:t>
+            </w:r>
+          </w:p>
+        </w:tc>
+      </w:tr>
+      <w:tr>
+        <w:tc>
+          <w:tcPr>
+            <w:tcW w:type="dxa" w:w="1928"/>
+          </w:tcPr>
+          <w:p>
+            <w:r/>
+            <w:r>
+              <w:rPr>
+                <w:sz w:val="18"/>
+              </w:rPr>
+              <w:t>GPT-5.6 Luna</w:t>
+            </w:r>
+          </w:p>
+        </w:tc>
+        <w:tc>
+          <w:tcPr>
+            <w:tcW w:type="dxa" w:w="1247"/>
+          </w:tcPr>
+          <w:p>
+            <w:r/>
+            <w:r>
+              <w:rPr>
+                <w:sz w:val="18"/>
+              </w:rPr>
+              <w:t>91.3%</w:t>
+            </w:r>
+          </w:p>
+        </w:tc>
+        <w:tc>
+          <w:tcPr>
+            <w:tcW w:type="dxa" w:w="1247"/>
+          </w:tcPr>
+          <w:p>
+            <w:r/>
+            <w:r>
+              <w:rPr>
+                <w:sz w:val="18"/>
+              </w:rPr>
+              <w:t>42.7%</w:t>
+            </w:r>
+          </w:p>
+        </w:tc>
+        <w:tc>
+          <w:tcPr>
+            <w:tcW w:type="dxa" w:w="1020"/>
+          </w:tcPr>
+          <w:p>
+            <w:r/>
+            <w:r>
+              <w:rPr>
+                <w:sz w:val="18"/>
+              </w:rPr>
+              <w:t>+48.66pp</w:t>
+            </w:r>
+          </w:p>
+        </w:tc>
+        <w:tc>
+          <w:tcPr>
+            <w:tcW w:type="dxa" w:w="1247"/>
+          </w:tcPr>
+          <w:p>
+            <w:r/>
+            <w:r>
+              <w:rPr>
+                <w:sz w:val="18"/>
+              </w:rPr>
+              <w:t>83.1%</w:t>
+            </w:r>
+          </w:p>
+        </w:tc>
+        <w:tc>
+          <w:tcPr>
+            <w:tcW w:type="dxa" w:w="1134"/>
+          </w:tcPr>
+          <w:p>
+            <w:r/>
+            <w:r>
+              <w:rPr>
+                <w:sz w:val="18"/>
+              </w:rPr>
+              <w:t>（未公布价目）</w:t>
+            </w:r>
+          </w:p>
+        </w:tc>
+        <w:tc>
+          <w:tcPr>
+            <w:tcW w:type="dxa" w:w="907"/>
+          </w:tcPr>
+          <w:p>
+            <w:r/>
+            <w:r>
+              <w:rPr>
+                <w:sz w:val="18"/>
+              </w:rPr>
+              <w:t>—</w:t>
+            </w:r>
+          </w:p>
+        </w:tc>
+      </w:tr>
+      <w:tr>
+        <w:tc>
+          <w:tcPr>
+            <w:tcW w:type="dxa" w:w="1928"/>
+          </w:tcPr>
+          <w:p>
+            <w:r/>
+            <w:r>
+              <w:rPr>
+                <w:sz w:val="18"/>
+              </w:rPr>
+              <w:t>GPT-6 Astra</w:t>
+            </w:r>
+          </w:p>
+        </w:tc>
+        <w:tc>
+          <w:tcPr>
+            <w:tcW w:type="dxa" w:w="1247"/>
+          </w:tcPr>
+          <w:p>
+            <w:r/>
+            <w:r>
+              <w:rPr>
+                <w:sz w:val="18"/>
+              </w:rPr>
+              <w:t>90.7%</w:t>
+            </w:r>
+          </w:p>
+        </w:tc>
+        <w:tc>
+          <w:tcPr>
+            <w:tcW w:type="dxa" w:w="1247"/>
+          </w:tcPr>
+          <w:p>
+            <w:r/>
+            <w:r>
+              <w:rPr>
+                <w:sz w:val="18"/>
+              </w:rPr>
+              <w:t>50.7%</w:t>
+            </w:r>
+          </w:p>
+        </w:tc>
+        <w:tc>
+          <w:tcPr>
+            <w:tcW w:type="dxa" w:w="1020"/>
+          </w:tcPr>
+          <w:p>
+            <w:r/>
+            <w:r>
+              <w:rPr>
+                <w:sz w:val="18"/>
+              </w:rPr>
+              <w:t>+40pp</w:t>
+            </w:r>
+          </w:p>
+        </w:tc>
+        <w:tc>
+          <w:tcPr>
+            <w:tcW w:type="dxa" w:w="1247"/>
+          </w:tcPr>
+          <w:p>
+            <w:r/>
+            <w:r>
+              <w:rPr>
+                <w:sz w:val="18"/>
+              </w:rPr>
+              <w:t>83.3%</w:t>
+            </w:r>
+          </w:p>
+        </w:tc>
+        <w:tc>
+          <w:tcPr>
+            <w:tcW w:type="dxa" w:w="1134"/>
+          </w:tcPr>
+          <w:p>
+            <w:r/>
+            <w:r>
+              <w:rPr>
+                <w:sz w:val="18"/>
+              </w:rPr>
+              <w:t>$5.66</w:t>
+            </w:r>
+          </w:p>
+        </w:tc>
+        <w:tc>
+          <w:tcPr>
+            <w:tcW w:type="dxa" w:w="907"/>
+          </w:tcPr>
+          <w:p>
+            <w:r/>
+            <w:r>
+              <w:rPr>
+                <w:sz w:val="18"/>
+              </w:rPr>
+              <w:t>7.2×</w:t>
+            </w:r>
+          </w:p>
+        </w:tc>
+      </w:tr>
+      <w:tr>
+        <w:tc>
+          <w:tcPr>
+            <w:tcW w:type="dxa" w:w="1928"/>
+          </w:tcPr>
+          <w:p>
+            <w:r/>
+            <w:r>
+              <w:rPr>
+                <w:sz w:val="18"/>
+              </w:rPr>
+              <w:t>GLM-5.3-Flash</w:t>
+            </w:r>
+          </w:p>
+        </w:tc>
+        <w:tc>
+          <w:tcPr>
+            <w:tcW w:type="dxa" w:w="1247"/>
+          </w:tcPr>
+          <w:p>
+            <w:r/>
+            <w:r>
+              <w:rPr>
+                <w:sz w:val="18"/>
+              </w:rPr>
+              <w:t>90.0%</w:t>
+            </w:r>
+          </w:p>
+        </w:tc>
+        <w:tc>
+          <w:tcPr>
+            <w:tcW w:type="dxa" w:w="1247"/>
+          </w:tcPr>
+          <w:p>
+            <w:r/>
+            <w:r>
+              <w:rPr>
+                <w:sz w:val="18"/>
+              </w:rPr>
+              <w:t>40.7%</w:t>
+            </w:r>
+          </w:p>
+        </w:tc>
+        <w:tc>
+          <w:tcPr>
+            <w:tcW w:type="dxa" w:w="1020"/>
+          </w:tcPr>
+          <w:p>
+            <w:r/>
+            <w:r>
+              <w:rPr>
+                <w:sz w:val="18"/>
+              </w:rPr>
+              <w:t>+49.33pp</w:t>
+            </w:r>
+          </w:p>
+        </w:tc>
+        <w:tc>
+          <w:tcPr>
+            <w:tcW w:type="dxa" w:w="1247"/>
+          </w:tcPr>
+          <w:p>
+            <w:r/>
+            <w:r>
+              <w:rPr>
+                <w:sz w:val="18"/>
+              </w:rPr>
+              <w:t>88.3%</w:t>
+            </w:r>
+          </w:p>
+        </w:tc>
+        <w:tc>
+          <w:tcPr>
+            <w:tcW w:type="dxa" w:w="1134"/>
+          </w:tcPr>
+          <w:p>
+            <w:r/>
+            <w:r>
+              <w:rPr>
+                <w:sz w:val="18"/>
+              </w:rPr>
+              <w:t>（未公布价目）</w:t>
+            </w:r>
+          </w:p>
+        </w:tc>
+        <w:tc>
+          <w:tcPr>
+            <w:tcW w:type="dxa" w:w="907"/>
+          </w:tcPr>
+          <w:p>
+            <w:r/>
+            <w:r>
+              <w:rPr>
+                <w:sz w:val="18"/>
+              </w:rPr>
+              <w:t>—</w:t>
+            </w:r>
+          </w:p>
+        </w:tc>
+      </w:tr>
+    </w:tbl>
+    <w:p>
+      <w:pPr>
+        <w:spacing w:before="40"/>
+      </w:pPr>
+      <w:r>
+        <w:rPr>
+          <w:i/>
+          <w:color w:val="555555"/>
+          <w:sz w:val="17"/>
+        </w:rPr>
+        <w:t>文档增量 = oracle − 闭卷。增量越低，说明分数越依赖记忆而不是阅读文档。</w:t>
+      </w:r>
+    </w:p>
+    <w:p/>
+    <w:p>
+      <w:pPr>
+        <w:spacing w:after="120"/>
+      </w:pPr>
+      <w:r>
+        <w:rPr>
+          <w:b w:val="0"/>
+          <w:sz w:val="21"/>
+        </w:rPr>
+        <w:t>**最重要的发现：顶级模型的领先主要来自记忆，不是读文档。** 只看 oracle，Fable 5.1 领先我们 2.67pp；但把文档**完全拿走**之后它仍然答对 -——文档只为它带来 Nonepp，而为我们带来 Nonepp。它甚至在答案里自己写了 "Based on FY2022 figures **from memory**"，并复现出只有读过原文才知道的数字（如某年营业利润率「下降 1.7 个百分点」）。</w:t>
+      </w:r>
+    </w:p>
+    <w:p>
+      <w:pPr>
+        <w:spacing w:after="120"/>
+      </w:pPr>
+      <w:r>
+        <w:rPr>
+          <w:b w:val="0"/>
+          <w:sz w:val="21"/>
+        </w:rPr>
+        <w:t>更硬的一项证据：闭卷状态下，它与标准答案**数值一致**的题占 -（我方 -）。各家的「记忆底分」相差约 2 倍（- ~ -），因此 **oracle 分数不能直接读作「读财报能力」**；按「文档真正带来多少」衡量，我们与 Astra 同级，且我们的底分说明我们没有靠背答案。</w:t>
+      </w:r>
+    </w:p>
+    <w:p>
+      <w:pPr>
+        <w:pStyle w:val="ListBullet"/>
+        <w:spacing w:after="60"/>
+      </w:pPr>
+      <w:r>
+        <w:rPr>
+          <w:sz w:val="21"/>
+        </w:rPr>
+        <w:t>闭卷**不等于**纯记忆：部分题可凭通用金融常识推导，且我们的闭卷提示词鼓励「未陈述则推导」，所以闭卷得分是污染的**上界**估计；</w:t>
+      </w:r>
+    </w:p>
+    <w:p>
+      <w:pPr>
+        <w:pStyle w:val="ListBullet"/>
+        <w:spacing w:after="60"/>
+      </w:pPr>
+      <w:r>
+        <w:rPr>
+          <w:sz w:val="21"/>
+        </w:rPr>
+        <w:t>「闭卷下写出与标准答案一致的数值」是记忆的直接证据，这一项不依赖提示词风格；</w:t>
+      </w:r>
+    </w:p>
+    <w:p>
+      <w:pPr>
+        <w:pStyle w:val="ListBullet"/>
+        <w:spacing w:after="60"/>
+      </w:pPr>
+      <w:r>
+        <w:rPr>
+          <w:sz w:val="21"/>
+        </w:rPr>
+        <w:t>这个发现**不影响 BFCL 的结论**（确定性判分，与记忆无关）。</w:t>
+      </w:r>
+    </w:p>
+    <w:p>
+      <w:pPr>
+        <w:spacing w:after="120"/>
+      </w:pPr>
+      <w:r>
+        <w:rPr>
+          <w:b w:val="0"/>
+          <w:sz w:val="21"/>
+        </w:rPr>
+        <w:t>**三条结论**：① 问答题上顶级模型只领先 2.67pp，且其中大部分是记忆红利，五家挤在 None~None 的区间里；② **工具调用上我们领先 Astra 5.8pp**（- 对 -），只落后 Fable 5.1 0pp——这是确定性判分，没有裁判主观性；③ **代价是 7~17 倍的钱**：同样跑完这两项基准，Fable 5.1 花 $None、Astra $None，我们 $None。花十倍价钱买来的那两三个点，很大一部分是它背过这套题，而不是它更会读财报。</w:t>
+      </w:r>
+    </w:p>
     <w:p>
       <w:pPr>
         <w:pStyle w:val="Heading2"/>

--- a/docs/reports/External-Alignment-v1.docx
+++ b/docs/reports/External-Alignment-v1.docx
@@ -56,7 +56,7 @@
           <w:color w:val="555555"/>
           <w:sz w:val="19"/>
         </w:rPr>
-        <w:t>产品版本：v0.7.2　代码提交：610614f</w:t>
+        <w:t>产品版本：v0.7.2　代码提交：11d6e5a</w:t>
       </w:r>
     </w:p>
     <w:p>
@@ -12370,6 +12370,416 @@
         <w:t>**三条结论**：① 问答题上顶级模型只领先 2.67pp，且其中大部分是记忆红利，五家挤在 None~None 的区间里；② **工具调用上我们领先 Astra 5.8pp**（- 对 -），只落后 Fable 5.1 0pp——这是确定性判分，没有裁判主观性；③ **代价是 7~17 倍的钱**：同样跑完这两项基准，Fable 5.1 花 $None、Astra $None，我们 $None。花十倍价钱买来的那两三个点，很大一部分是它背过这套题，而不是它更会读财报。</w:t>
       </w:r>
     </w:p>
+    <w:p>
+      <w:pPr>
+        <w:spacing w:after="120"/>
+      </w:pPr>
+      <w:r>
+        <w:rPr>
+          <w:b w:val="0"/>
+          <w:sz w:val="21"/>
+        </w:rPr>
+        <w:t>**视觉这一路：两家顶级模型各赢一半。** 同一天把视觉两项也跑了（FinEval-MM 150 题图表四选一 + OmniDocBench demo 18 页整页转写）。工程约束需说明：**我方必须走官方直连**（网关路由的图像输入会返回上游错误），对手经聚合网关；Luna 与 GLM-5.3-Flash 未跑视觉（省成本），表里不虚构它们的数据。</w:t>
+      </w:r>
+    </w:p>
+    <w:p>
+      <w:pPr>
+        <w:spacing w:after="40"/>
+      </w:pPr>
+      <w:r>
+        <w:rPr>
+          <w:b/>
+          <w:sz w:val="19"/>
+        </w:rPr>
+        <w:t>表 12i　视觉基准（FinEval-MM 为确定性判分；OmniDocBench 为自实现保真度指标，非官方 TEDS/CDM）</w:t>
+      </w:r>
+    </w:p>
+    <w:tbl>
+      <w:tblPr>
+        <w:tblStyle w:val="TableGrid"/>
+        <w:tblW w:type="auto" w:w="0"/>
+        <w:jc w:val="center"/>
+        <w:tblLook w:firstColumn="1" w:firstRow="1" w:lastColumn="0" w:lastRow="0" w:noHBand="0" w:noVBand="1" w:val="04A0"/>
+      </w:tblPr>
+      <w:tblGrid>
+        <w:gridCol w:w="1440"/>
+        <w:gridCol w:w="1440"/>
+        <w:gridCol w:w="1440"/>
+        <w:gridCol w:w="1440"/>
+        <w:gridCol w:w="1440"/>
+        <w:gridCol w:w="1440"/>
+      </w:tblGrid>
+      <w:tr>
+        <w:tc>
+          <w:tcPr>
+            <w:tcW w:type="dxa" w:w="1928"/>
+            <w:shd w:val="clear" w:fill="EEF2F7"/>
+          </w:tcPr>
+          <w:p>
+            <w:r/>
+            <w:r>
+              <w:rPr>
+                <w:b/>
+                <w:sz w:val="18"/>
+              </w:rPr>
+              <w:t>模型</w:t>
+            </w:r>
+          </w:p>
+        </w:tc>
+        <w:tc>
+          <w:tcPr>
+            <w:tcW w:type="dxa" w:w="1701"/>
+            <w:shd w:val="clear" w:fill="EEF2F7"/>
+          </w:tcPr>
+          <w:p>
+            <w:r/>
+            <w:r>
+              <w:rPr>
+                <w:b/>
+                <w:sz w:val="18"/>
+              </w:rPr>
+              <w:t>FinEval-MM（图表四选一）</w:t>
+            </w:r>
+          </w:p>
+        </w:tc>
+        <w:tc>
+          <w:tcPr>
+            <w:tcW w:type="dxa" w:w="1134"/>
+            <w:shd w:val="clear" w:fill="EEF2F7"/>
+          </w:tcPr>
+          <w:p>
+            <w:r/>
+            <w:r>
+              <w:rPr>
+                <w:b/>
+                <w:sz w:val="18"/>
+              </w:rPr>
+              <w:t>片段召回</w:t>
+            </w:r>
+          </w:p>
+        </w:tc>
+        <w:tc>
+          <w:tcPr>
+            <w:tcW w:type="dxa" w:w="1134"/>
+            <w:shd w:val="clear" w:fill="EEF2F7"/>
+          </w:tcPr>
+          <w:p>
+            <w:r/>
+            <w:r>
+              <w:rPr>
+                <w:b/>
+                <w:sz w:val="18"/>
+              </w:rPr>
+              <w:t>数字召回</w:t>
+            </w:r>
+          </w:p>
+        </w:tc>
+        <w:tc>
+          <w:tcPr>
+            <w:tcW w:type="dxa" w:w="1474"/>
+            <w:shd w:val="clear" w:fill="EEF2F7"/>
+          </w:tcPr>
+          <w:p>
+            <w:r/>
+            <w:r>
+              <w:rPr>
+                <w:b/>
+                <w:sz w:val="18"/>
+              </w:rPr>
+              <w:t>编辑距离（越低越好）</w:t>
+            </w:r>
+          </w:p>
+        </w:tc>
+        <w:tc>
+          <w:tcPr>
+            <w:tcW w:type="dxa" w:w="1134"/>
+            <w:shd w:val="clear" w:fill="EEF2F7"/>
+          </w:tcPr>
+          <w:p>
+            <w:r/>
+            <w:r>
+              <w:rPr>
+                <w:b/>
+                <w:sz w:val="18"/>
+              </w:rPr>
+              <w:t>ROUGE-L</w:t>
+            </w:r>
+          </w:p>
+        </w:tc>
+      </w:tr>
+      <w:tr>
+        <w:tc>
+          <w:tcPr>
+            <w:tcW w:type="dxa" w:w="1928"/>
+          </w:tcPr>
+          <w:p>
+            <w:r/>
+            <w:r>
+              <w:rPr>
+                <w:sz w:val="18"/>
+              </w:rPr>
+              <w:t>GPT-6 Astra</w:t>
+            </w:r>
+          </w:p>
+        </w:tc>
+        <w:tc>
+          <w:tcPr>
+            <w:tcW w:type="dxa" w:w="1701"/>
+          </w:tcPr>
+          <w:p>
+            <w:r/>
+            <w:r>
+              <w:rPr>
+                <w:sz w:val="18"/>
+              </w:rPr>
+              <w:t>71.3%</w:t>
+            </w:r>
+          </w:p>
+        </w:tc>
+        <w:tc>
+          <w:tcPr>
+            <w:tcW w:type="dxa" w:w="1134"/>
+          </w:tcPr>
+          <w:p>
+            <w:r/>
+            <w:r>
+              <w:rPr>
+                <w:sz w:val="18"/>
+              </w:rPr>
+              <w:t>0.6267</w:t>
+            </w:r>
+          </w:p>
+        </w:tc>
+        <w:tc>
+          <w:tcPr>
+            <w:tcW w:type="dxa" w:w="1134"/>
+          </w:tcPr>
+          <w:p>
+            <w:r/>
+            <w:r>
+              <w:rPr>
+                <w:sz w:val="18"/>
+              </w:rPr>
+              <w:t>0.8024</w:t>
+            </w:r>
+          </w:p>
+        </w:tc>
+        <w:tc>
+          <w:tcPr>
+            <w:tcW w:type="dxa" w:w="1474"/>
+          </w:tcPr>
+          <w:p>
+            <w:r/>
+            <w:r>
+              <w:rPr>
+                <w:sz w:val="18"/>
+              </w:rPr>
+              <w:t>0.1032</w:t>
+            </w:r>
+          </w:p>
+        </w:tc>
+        <w:tc>
+          <w:tcPr>
+            <w:tcW w:type="dxa" w:w="1134"/>
+          </w:tcPr>
+          <w:p>
+            <w:r/>
+            <w:r>
+              <w:rPr>
+                <w:sz w:val="18"/>
+              </w:rPr>
+              <w:t>0.9368</w:t>
+            </w:r>
+          </w:p>
+        </w:tc>
+      </w:tr>
+      <w:tr>
+        <w:tc>
+          <w:tcPr>
+            <w:tcW w:type="dxa" w:w="1928"/>
+          </w:tcPr>
+          <w:p>
+            <w:r/>
+            <w:r>
+              <w:rPr>
+                <w:sz w:val="18"/>
+              </w:rPr>
+              <w:t>DeepSeek-V4.1-Flash</w:t>
+            </w:r>
+          </w:p>
+        </w:tc>
+        <w:tc>
+          <w:tcPr>
+            <w:tcW w:type="dxa" w:w="1701"/>
+          </w:tcPr>
+          <w:p>
+            <w:r/>
+            <w:r>
+              <w:rPr>
+                <w:sz w:val="18"/>
+              </w:rPr>
+              <w:t>66.0%</w:t>
+            </w:r>
+          </w:p>
+        </w:tc>
+        <w:tc>
+          <w:tcPr>
+            <w:tcW w:type="dxa" w:w="1134"/>
+          </w:tcPr>
+          <w:p>
+            <w:r/>
+            <w:r>
+              <w:rPr>
+                <w:sz w:val="18"/>
+              </w:rPr>
+              <w:t>0.5813</w:t>
+            </w:r>
+          </w:p>
+        </w:tc>
+        <w:tc>
+          <w:tcPr>
+            <w:tcW w:type="dxa" w:w="1134"/>
+          </w:tcPr>
+          <w:p>
+            <w:r/>
+            <w:r>
+              <w:rPr>
+                <w:sz w:val="18"/>
+              </w:rPr>
+              <w:t>0.7525</w:t>
+            </w:r>
+          </w:p>
+        </w:tc>
+        <w:tc>
+          <w:tcPr>
+            <w:tcW w:type="dxa" w:w="1474"/>
+          </w:tcPr>
+          <w:p>
+            <w:r/>
+            <w:r>
+              <w:rPr>
+                <w:sz w:val="18"/>
+              </w:rPr>
+              <w:t>0.1386</w:t>
+            </w:r>
+          </w:p>
+        </w:tc>
+        <w:tc>
+          <w:tcPr>
+            <w:tcW w:type="dxa" w:w="1134"/>
+          </w:tcPr>
+          <w:p>
+            <w:r/>
+            <w:r>
+              <w:rPr>
+                <w:sz w:val="18"/>
+              </w:rPr>
+              <w:t>0.9047</w:t>
+            </w:r>
+          </w:p>
+        </w:tc>
+      </w:tr>
+      <w:tr>
+        <w:tc>
+          <w:tcPr>
+            <w:tcW w:type="dxa" w:w="1928"/>
+          </w:tcPr>
+          <w:p>
+            <w:r/>
+            <w:r>
+              <w:rPr>
+                <w:sz w:val="18"/>
+              </w:rPr>
+              <w:t>Claude Fable 5.1</w:t>
+            </w:r>
+          </w:p>
+        </w:tc>
+        <w:tc>
+          <w:tcPr>
+            <w:tcW w:type="dxa" w:w="1701"/>
+          </w:tcPr>
+          <w:p>
+            <w:r/>
+            <w:r>
+              <w:rPr>
+                <w:sz w:val="18"/>
+              </w:rPr>
+              <w:t>64.7%</w:t>
+            </w:r>
+          </w:p>
+        </w:tc>
+        <w:tc>
+          <w:tcPr>
+            <w:tcW w:type="dxa" w:w="1134"/>
+          </w:tcPr>
+          <w:p>
+            <w:r/>
+            <w:r>
+              <w:rPr>
+                <w:sz w:val="18"/>
+              </w:rPr>
+              <w:t>0.5822</w:t>
+            </w:r>
+          </w:p>
+        </w:tc>
+        <w:tc>
+          <w:tcPr>
+            <w:tcW w:type="dxa" w:w="1134"/>
+          </w:tcPr>
+          <w:p>
+            <w:r/>
+            <w:r>
+              <w:rPr>
+                <w:sz w:val="18"/>
+              </w:rPr>
+              <w:t>0.7757</w:t>
+            </w:r>
+          </w:p>
+        </w:tc>
+        <w:tc>
+          <w:tcPr>
+            <w:tcW w:type="dxa" w:w="1474"/>
+          </w:tcPr>
+          <w:p>
+            <w:r/>
+            <w:r>
+              <w:rPr>
+                <w:sz w:val="18"/>
+              </w:rPr>
+              <w:t>0.1269</w:t>
+            </w:r>
+          </w:p>
+        </w:tc>
+        <w:tc>
+          <w:tcPr>
+            <w:tcW w:type="dxa" w:w="1134"/>
+          </w:tcPr>
+          <w:p>
+            <w:r/>
+            <w:r>
+              <w:rPr>
+                <w:sz w:val="18"/>
+              </w:rPr>
+              <w:t>0.9064</w:t>
+            </w:r>
+          </w:p>
+        </w:tc>
+      </w:tr>
+    </w:tbl>
+    <w:p>
+      <w:pPr>
+        <w:spacing w:before="40"/>
+      </w:pPr>
+      <w:r>
+        <w:rPr>
+          <w:i/>
+          <w:color w:val="555555"/>
+          <w:sz w:val="17"/>
+        </w:rPr>
+        <w:t>Fable 5.1 出现能力分裂：整页转写保真度上略胜我方（数字召回 0.776 对 0.753、编辑距离 0.127 对 0.139），但在图表取数上输给我方（64.67% 对 66.0%）——与 P0 观察吻合：它擅长版面位置感知，不擅长从图表里取数。Astra 两项都最强，而它恰是唯一在 BFCL 上输给我们的顶级模型：强在「看」，弱在「调工具」。</w:t>
+      </w:r>
+    </w:p>
+    <w:p/>
     <w:p>
       <w:pPr>
         <w:pStyle w:val="Heading2"/>
